--- a/MLProject/보고서/상권_폐업위험_분석보고서.docx
+++ b/MLProject/보고서/상권_폐업위험_분석보고서.docx
@@ -7,7 +7,7 @@
         <w:pStyle w:val="Title"/>
       </w:pPr>
       <w:r>
-        <w:t>서울시 골목상권 폐업위험 조기경보</w:t>
+        <w:t>서울시 골목상권 폐업위험 예측 모델</w:t>
       </w:r>
     </w:p>
     <w:p>
@@ -751,7 +751,7 @@
         <w:rPr>
           <w:rFonts w:ascii="맑은 고딕" w:hAnsi="맑은 고딕" w:eastAsia="맑은 고딕" w:cs="맑은 고딕"/>
         </w:rPr>
-        <w:t>사건이 있었던 칸만 골라 쓰는 방법은 성립하지 않음. 그러려면 다음 분기의 개·폐업 건수를 먼저 알아야 하는데 그 값이 바로 맞히려는 라벨임. 실제 운영에서도 조기경보는 지금 존재하는 모든 칸에 점수를 매겨야 하므로, ‘변화 없음’ 칸을 버리지 않고 유지하되 규모별 분포를 측정해 남김.</w:t>
+        <w:t>사건이 있었던 칸만 골라 쓰는 방법은 성립하지 않음. 그러려면 다음 분기의 개·폐업 건수를 먼저 알아야 하는데 그 값이 바로 맞히려는 라벨임. 실제 운영에서도 예측 모델는 지금 존재하는 모든 칸에 점수를 매겨야 하므로, ‘변화 없음’ 칸을 버리지 않고 유지하되 규모별 분포를 측정해 남김.</w:t>
       </w:r>
     </w:p>
     <w:tbl>
@@ -6328,14 +6328,7 @@
         <w:t>성향점수 0.0041~0.9995 · 캘리퍼 0.3455 (logit 표준편차의 0.2배)</w:t>
         <w:br/>
         <w:t>공통지지영역 0.0107~0.9990 · 그 안의 처리군 100.0% · 대조군 97.7%</w:t>
-      </w:r>
-    </w:p>
-    <w:p>
-      <w:r>
-        <w:rPr>
-          <w:sz w:val="20"/>
-          <w:rFonts w:ascii="Consolas" w:hAnsi="Consolas" w:eastAsia="맑은 고딕" w:cs="Consolas"/>
-        </w:rPr>
+        <w:br/>
         <w:br/>
         <w:t>매칭 6,836쌍 · 처리군 매칭률 68.7% · 짝을 못 찾아 제외 3,121개</w:t>
       </w:r>
@@ -9596,7 +9589,7 @@
         <w:rPr>
           <w:rFonts w:ascii="맑은 고딕" w:hAnsi="맑은 고딕" w:eastAsia="맑은 고딕" w:cs="맑은 고딕"/>
         </w:rPr>
-        <w:t>기저율과 같은 비율을 위험으로 찍는 설정은 조기경보의 실제 운영과 맞지 않음. 전체의 20%가 넘는 칸에 경보를 울리는 운영은 없고, 손이 닿는 수십~수백 곳을 찍음.</w:t>
+        <w:t>기저율과 같은 비율을 위험으로 찍는 설정은 예측 모델의 실제 운영과 맞지 않음. 전체의 20%가 넘는 칸에 경보를 울리는 운영은 없고, 손이 닿는 수십~수백 곳을 찍음.</w:t>
       </w:r>
     </w:p>
     <w:p>
@@ -15259,9 +15252,23 @@
         <w:br/>
         <w:br/>
         <w:t>두 단계가 규모와 맺는 관계 (스피어만)</w:t>
-        <w:br/>
+      </w:r>
+    </w:p>
+    <w:p>
+      <w:r>
+        <w:rPr>
+          <w:sz w:val="20"/>
+          <w:rFonts w:ascii="Consolas" w:hAnsi="Consolas" w:eastAsia="맑은 고딕" w:cs="Consolas"/>
+        </w:rPr>
         <w:t xml:space="preserve">  사건 여부    ~ log_점포수  +0.448</w:t>
-        <w:br/>
+      </w:r>
+    </w:p>
+    <w:p>
+      <w:r>
+        <w:rPr>
+          <w:sz w:val="20"/>
+          <w:rFonts w:ascii="Consolas" w:hAnsi="Consolas" w:eastAsia="맑은 고딕" w:cs="Consolas"/>
+        </w:rPr>
         <w:t xml:space="preserve">  순감소 | 사건 ~ log_점포수  -0.039</w:t>
         <w:br/>
         <w:br/>
@@ -28749,7 +28756,7 @@
         <w:rPr>
           <w:rFonts w:ascii="맑은 고딕" w:hAnsi="맑은 고딕" w:eastAsia="맑은 고딕" w:cs="맑은 고딕"/>
         </w:rPr>
-        <w:t>어디인가 — 조기경보로 쓸 수 있는 순위가 나옴. 검증에서 정한 작동점(상위 100칸)을 테스트에 옮기면 정밀도 0.600 으로 기저율 26.0% 의 2.31배임. 상위 50칸으로 좁히면 0.720 까지 올라감. 이 목록은 ‘점포 수가 많은 순’과 10~23% 만 겹치므로, 크기만 보고는 찾을 수 없는 곳을 지목함. 가장 위험한 칸은 발달상권의 호프-간이주점에 몰려 있고, 자치구 기준 위험 비중은 송파·성동·마포 순임.</w:t>
+        <w:t>어디인가 — 예측 모델로 쓸 수 있는 순위가 나옴. 검증에서 정한 작동점(상위 100칸)을 테스트에 옮기면 정밀도 0.600 으로 기저율 26.0% 의 2.31배임. 상위 50칸으로 좁히면 0.720 까지 올라감. 이 목록은 ‘점포 수가 많은 순’과 10~23% 만 겹치므로, 크기만 보고는 찾을 수 없는 곳을 지목함. 가장 위험한 칸은 발달상권의 호프-간이주점에 몰려 있고, 자치구 기준 위험 비중은 송파·성동·마포 순임.</w:t>
       </w:r>
     </w:p>
     <w:p>
@@ -28773,7 +28780,7 @@
         <w:rPr>
           <w:rFonts w:ascii="맑은 고딕" w:hAnsi="맑은 고딕" w:eastAsia="맑은 고딕" w:cs="맑은 고딕"/>
         </w:rPr>
-        <w:t>성능은 작동점을 정한 뒤에만 말할 수 있음. 기저율과 같은 비율(전체의 23%)을 찍는 설정에서는 ‘점포 수’ 규칙이 더 높게 나오고, 상위 소수를 찍는 설정에서는 모델이 더 높음. 많이 찍으면 결국 큰 상권을 모두 담게 되어 두 방법이 같아지기 때문임. 조기경보는 손이 닿는 수십~수백 곳을 고르는 운영이므로 그 구간의 값이 실무 성능임. 한 작동점만 떼어 보면 결론의 방향이 반대로 읽히므로, 작동점별·구간별·전체 세 표를 함께 보고해야 함.</w:t>
+        <w:t>성능은 작동점을 정한 뒤에만 말할 수 있음. 기저율과 같은 비율(전체의 23%)을 찍는 설정에서는 ‘점포 수’ 규칙이 더 높게 나오고, 상위 소수를 찍는 설정에서는 모델이 더 높음. 많이 찍으면 결국 큰 상권을 모두 담게 되어 두 방법이 같아지기 때문임. 예측 모델는 손이 닿는 수십~수백 곳을 고르는 운영이므로 그 구간의 값이 실무 성능임. 한 작동점만 떼어 보면 결론의 방향이 반대로 읽히므로, 작동점별·구간별·전체 세 표를 함께 보고해야 함.</w:t>
       </w:r>
     </w:p>
     <w:p>
@@ -28781,7 +28788,7 @@
         <w:rPr>
           <w:rFonts w:ascii="맑은 고딕" w:hAnsi="맑은 고딕" w:eastAsia="맑은 고딕" w:cs="맑은 고딕"/>
         </w:rPr>
-        <w:t>점포 수 구간별로 보면 모델이 같거나 높음. 특히 가장 작은 1분위에서 ‘점포 수’ 규칙은 0.981 로 무작위 아래로 떨어지는데 모델은 1.338 임. 점포가 적은 상권들 사이에서는 크기가 아무 정보를 주지 못하고, 조기경보가 실제로 필요한 대상이 그 구간임.</w:t>
+        <w:t>점포 수 구간별로 보면 모델이 같거나 높음. 특히 가장 작은 1분위에서 ‘점포 수’ 규칙은 0.981 로 무작위 아래로 떨어지는데 모델은 1.338 임. 점포가 적은 상권들 사이에서는 크기가 아무 정보를 주지 못하고, 예측 모델가 실제로 필요한 대상이 그 구간임.</w:t>
       </w:r>
     </w:p>
     <w:p>
@@ -28933,7 +28940,7 @@
         <w:rPr>
           <w:rFonts w:ascii="맑은 고딕" w:hAnsi="맑은 고딕" w:eastAsia="맑은 고딕" w:cs="맑은 고딕"/>
         </w:rPr>
-        <w:t>⑤ 기존 지표를 대체할 근거가 확보됨. 서울시 상권변화지표의 ‘HL 상권축소’ 진단으로 위험을 찍으면 Lift 0.937 로 무작위보다 낮았음. 그 지표는 지금까지의 상태를 요약하는 데는 유효하나 다음 분기를 겨냥한 선별에는 쓸 수 없음. 조기경보 목적에서는 이 모델의 위험등급으로 교체하는 것이 근거상 타당함. 다만 대체가 아니라 병용하여 두 지표가 어긋나는 상권을 따로 보는 것도 방법임.</w:t>
+        <w:t>⑤ 기존 지표를 대체할 근거가 확보됨. 서울시 상권변화지표의 ‘HL 상권축소’ 진단으로 위험을 찍으면 Lift 0.937 로 무작위보다 낮았음. 그 지표는 지금까지의 상태를 요약하는 데는 유효하나 다음 분기를 겨냥한 선별에는 쓸 수 없음. 예측 모델 목적에서는 이 모델의 위험등급으로 교체하는 것이 근거상 타당함. 다만 대체가 아니라 병용하여 두 지표가 어긋나는 상권을 따로 보는 것도 방법임.</w:t>
       </w:r>
     </w:p>
     <w:p>
@@ -28984,7 +28991,7 @@
         <w:rPr>
           <w:rFonts w:ascii="맑은 고딕" w:hAnsi="맑은 고딕" w:eastAsia="맑은 고딕" w:cs="맑은 고딕"/>
         </w:rPr>
-        <w:t>두 축 유형이 시간에 따라 어떻게 옮겨 다니는가. 지금은 한 분기의 스냅숏임. 같은 상권이 ‘안정적’에서 ‘정체·취약’으로 넘어가는 시점을 잡아낼 수 있다면, 그것이 조기경보의 다음 형태임.</w:t>
+        <w:t>두 축 유형이 시간에 따라 어떻게 옮겨 다니는가. 지금은 한 분기의 스냅숏임. 같은 상권이 ‘안정적’에서 ‘정체·취약’으로 넘어가는 시점을 잡아낼 수 있다면, 그것이 예측 모델의 다음 형태임.</w:t>
       </w:r>
     </w:p>
     <w:p>

--- a/MLProject/보고서/상권_폐업위험_분석보고서.docx
+++ b/MLProject/보고서/상권_폐업위험_분석보고서.docx
@@ -2197,6 +2197,17 @@
     <w:p>
       <w:r>
         <w:rPr>
+          <w:b w:val="0"/>
+          <w:i w:val="0"/>
+          <w:sz w:val="19"/>
+          <w:rFonts w:ascii="맑은 고딕" w:hAnsi="맑은 고딕" w:eastAsia="맑은 고딕" w:cs="맑은 고딕"/>
+        </w:rPr>
+        <w:t>읽는 법 — 결측률 5% 이하는 그대로 쓰고 30%를 넘으면 공변량에서 빼는 기준으로 «판정» 열을 붙였음. 매출 계열만 주의 구간에 들어감.</w:t>
+      </w:r>
+    </w:p>
+    <w:p>
+      <w:r>
+        <w:rPr>
           <w:b/>
           <w:i w:val="0"/>
           <w:sz w:val="20"/>
@@ -2735,6 +2746,17 @@
         <w:t>표 5</w:t>
       </w:r>
     </w:p>
+    <w:p>
+      <w:r>
+        <w:rPr>
+          <w:b w:val="0"/>
+          <w:i w:val="0"/>
+          <w:sz w:val="19"/>
+          <w:rFonts w:ascii="맑은 고딕" w:hAnsi="맑은 고딕" w:eastAsia="맑은 고딕" w:cs="맑은 고딕"/>
+        </w:rPr>
+        <w:t>읽는 법 — 다음 분기 상태를 셋으로 나눈 비율임. y=0 은 위 두 줄(변화 없음 + 줄지 않음)의 합임.</w:t>
+      </w:r>
+    </w:p>
     <w:tbl>
       <w:tblPr>
         <w:tblStyle w:val="LightGrid-Accent1"/>
@@ -3194,6 +3216,17 @@
           <w:rFonts w:ascii="맑은 고딕" w:hAnsi="맑은 고딕" w:eastAsia="맑은 고딕" w:cs="맑은 고딕"/>
         </w:rPr>
         <w:t>표 6</w:t>
+      </w:r>
+    </w:p>
+    <w:p>
+      <w:r>
+        <w:rPr>
+          <w:b w:val="0"/>
+          <w:i w:val="0"/>
+          <w:sz w:val="19"/>
+          <w:rFonts w:ascii="맑은 고딕" w:hAnsi="맑은 고딕" w:eastAsia="맑은 고딕" w:cs="맑은 고딕"/>
+        </w:rPr>
+        <w:t>읽는 법 — 1분위가 점포가 가장 적은 구간임. «변화없음비율» 열을 위에서 아래로 읽으면 규모가 커질 때 «아무 일도 없음»이 어떻게 줄어드는지 보임.</w:t>
       </w:r>
     </w:p>
     <w:p>
@@ -3471,7 +3504,7 @@
       <w:r>
         <w:drawing>
           <wp:inline xmlns:a="http://schemas.openxmlformats.org/drawingml/2006/main" xmlns:pic="http://schemas.openxmlformats.org/drawingml/2006/picture">
-            <wp:extent cx="4864946" cy="3108959"/>
+            <wp:extent cx="6035040" cy="2087242"/>
             <wp:docPr id="1" name="Picture 1"/>
             <wp:cNvGraphicFramePr>
               <a:graphicFrameLocks noChangeAspect="1"/>
@@ -3492,7 +3525,7 @@
                   <pic:spPr>
                     <a:xfrm>
                       <a:off x="0" y="0"/>
-                      <a:ext cx="4864946" cy="3108959"/>
+                      <a:ext cx="6035040" cy="2087242"/>
                     </a:xfrm>
                     <a:prstGeom prst="rect"/>
                   </pic:spPr>
@@ -3515,6 +3548,145 @@
           <w:rFonts w:ascii="맑은 고딕" w:hAnsi="맑은 고딕" w:eastAsia="맑은 고딕" w:cs="맑은 고딕"/>
         </w:rPr>
         <w:t>그림 1</w:t>
+      </w:r>
+    </w:p>
+    <w:p>
+      <w:r>
+        <w:rPr>
+          <w:b w:val="0"/>
+          <w:i w:val="0"/>
+          <w:sz w:val="19"/>
+          <w:rFonts w:ascii="맑은 고딕" w:hAnsi="맑은 고딕" w:eastAsia="맑은 고딕" w:cs="맑은 고딕"/>
+        </w:rPr>
+        <w:t>읽는 법 — 왼쪽이 유형별, 오른쪽이 업종별 순감소율이고 점선이 전체 평균임.</w:t>
+      </w:r>
+    </w:p>
+    <w:p>
+      <w:pPr>
+        <w:jc w:val="center"/>
+      </w:pPr>
+      <w:r>
+        <w:drawing>
+          <wp:inline xmlns:a="http://schemas.openxmlformats.org/drawingml/2006/main" xmlns:pic="http://schemas.openxmlformats.org/drawingml/2006/picture">
+            <wp:extent cx="6035040" cy="2470721"/>
+            <wp:docPr id="2" name="Picture 2"/>
+            <wp:cNvGraphicFramePr>
+              <a:graphicFrameLocks noChangeAspect="1"/>
+            </wp:cNvGraphicFramePr>
+            <a:graphic>
+              <a:graphicData uri="http://schemas.openxmlformats.org/drawingml/2006/picture">
+                <pic:pic>
+                  <pic:nvPicPr>
+                    <pic:cNvPr id="0" name="g2.png"/>
+                    <pic:cNvPicPr/>
+                  </pic:nvPicPr>
+                  <pic:blipFill>
+                    <a:blip r:embed="rId10"/>
+                    <a:stretch>
+                      <a:fillRect/>
+                    </a:stretch>
+                  </pic:blipFill>
+                  <pic:spPr>
+                    <a:xfrm>
+                      <a:off x="0" y="0"/>
+                      <a:ext cx="6035040" cy="2470721"/>
+                    </a:xfrm>
+                    <a:prstGeom prst="rect"/>
+                  </pic:spPr>
+                </pic:pic>
+              </a:graphicData>
+            </a:graphic>
+          </wp:inline>
+        </w:drawing>
+      </w:r>
+    </w:p>
+    <w:p>
+      <w:pPr>
+        <w:jc w:val="center"/>
+      </w:pPr>
+      <w:r>
+        <w:rPr>
+          <w:b w:val="0"/>
+          <w:i/>
+          <w:sz w:val="18"/>
+          <w:rFonts w:ascii="맑은 고딕" w:hAnsi="맑은 고딕" w:eastAsia="맑은 고딕" w:cs="맑은 고딕"/>
+        </w:rPr>
+        <w:t>그림 2</w:t>
+      </w:r>
+    </w:p>
+    <w:p>
+      <w:r>
+        <w:rPr>
+          <w:b w:val="0"/>
+          <w:i w:val="0"/>
+          <w:sz w:val="19"/>
+          <w:rFonts w:ascii="맑은 고딕" w:hAnsi="맑은 고딕" w:eastAsia="맑은 고딕" w:cs="맑은 고딕"/>
+        </w:rPr>
+        <w:t>읽는 법 — 구간 안에서의 비율이라 막대 하나의 합이 100%임. 회색이 «변화 없음»이고, 왼쪽으로 갈수록 회색이 커지는 것이 규모 편향의 통로임.</w:t>
+      </w:r>
+    </w:p>
+    <w:p>
+      <w:pPr>
+        <w:jc w:val="center"/>
+      </w:pPr>
+      <w:r>
+        <w:drawing>
+          <wp:inline xmlns:a="http://schemas.openxmlformats.org/drawingml/2006/main" xmlns:pic="http://schemas.openxmlformats.org/drawingml/2006/picture">
+            <wp:extent cx="4961058" cy="4206239"/>
+            <wp:docPr id="3" name="Picture 3"/>
+            <wp:cNvGraphicFramePr>
+              <a:graphicFrameLocks noChangeAspect="1"/>
+            </wp:cNvGraphicFramePr>
+            <a:graphic>
+              <a:graphicData uri="http://schemas.openxmlformats.org/drawingml/2006/picture">
+                <pic:pic>
+                  <pic:nvPicPr>
+                    <pic:cNvPr id="0" name="g3.png"/>
+                    <pic:cNvPicPr/>
+                  </pic:nvPicPr>
+                  <pic:blipFill>
+                    <a:blip r:embed="rId11"/>
+                    <a:stretch>
+                      <a:fillRect/>
+                    </a:stretch>
+                  </pic:blipFill>
+                  <pic:spPr>
+                    <a:xfrm>
+                      <a:off x="0" y="0"/>
+                      <a:ext cx="4961058" cy="4206239"/>
+                    </a:xfrm>
+                    <a:prstGeom prst="rect"/>
+                  </pic:spPr>
+                </pic:pic>
+              </a:graphicData>
+            </a:graphic>
+          </wp:inline>
+        </w:drawing>
+      </w:r>
+    </w:p>
+    <w:p>
+      <w:pPr>
+        <w:jc w:val="center"/>
+      </w:pPr>
+      <w:r>
+        <w:rPr>
+          <w:b w:val="0"/>
+          <w:i/>
+          <w:sz w:val="18"/>
+          <w:rFonts w:ascii="맑은 고딕" w:hAnsi="맑은 고딕" w:eastAsia="맑은 고딕" w:cs="맑은 고딕"/>
+        </w:rPr>
+        <w:t>그림 3</w:t>
+      </w:r>
+    </w:p>
+    <w:p>
+      <w:r>
+        <w:rPr>
+          <w:b w:val="0"/>
+          <w:i w:val="0"/>
+          <w:sz w:val="19"/>
+          <w:rFonts w:ascii="맑은 고딕" w:hAnsi="맑은 고딕" w:eastAsia="맑은 고딕" w:cs="맑은 고딕"/>
+        </w:rPr>
+        <w:t>읽는 법 — 공변량끼리 얼마나 «같은 것을 재고 있는가»임. 붉을수록 강한 양의 상관이고, 0.7 안팎으로 붙어 있는 «업종 밀도 ↔ 업종 점포 비중»과 «유동인구 ↔ 면적»은 각각 한 덩어리로 읽어야 함.</w:t>
       </w:r>
     </w:p>
     <w:p>
@@ -4293,6 +4465,17 @@
     <w:p>
       <w:r>
         <w:rPr>
+          <w:b w:val="0"/>
+          <w:i w:val="0"/>
+          <w:sz w:val="19"/>
+          <w:rFonts w:ascii="맑은 고딕" w:hAnsi="맑은 고딕" w:eastAsia="맑은 고딕" w:cs="맑은 고딕"/>
+        </w:rPr>
+        <w:t>읽는 법 — Lift 1.0 이 무작위이고 1 미만은 무작위보다 못하다는 뜻임. 모델이 넘어야 하는 선은 이 표에서 가장 높은 값(점포 수)임.</w:t>
+      </w:r>
+    </w:p>
+    <w:p>
+      <w:r>
+        <w:rPr>
           <w:b/>
           <w:i w:val="0"/>
           <w:sz w:val="20"/>
@@ -5299,6 +5482,17 @@
         <w:t>표 11</w:t>
       </w:r>
     </w:p>
+    <w:p>
+      <w:r>
+        <w:rPr>
+          <w:b w:val="0"/>
+          <w:i w:val="0"/>
+          <w:sz w:val="19"/>
+          <w:rFonts w:ascii="맑은 고딕" w:hAnsi="맑은 고딕" w:eastAsia="맑은 고딕" w:cs="맑은 고딕"/>
+        </w:rPr>
+        <w:t>읽는 법 — 층(점포 수 5분위) 안에서 같은 기준선을 다시 잰 값임. 층 안에서 1 근처로 내려가면 그 규칙이 위험이 아니라 규모를 고르고 있었다는 뜻임.</w:t>
+      </w:r>
+    </w:p>
     <w:tbl>
       <w:tblPr>
         <w:tblStyle w:val="LightGrid-Accent1"/>
@@ -6016,6 +6210,17 @@
           <w:rFonts w:ascii="맑은 고딕" w:hAnsi="맑은 고딕" w:eastAsia="맑은 고딕" w:cs="맑은 고딕"/>
         </w:rPr>
         <w:t>표 12</w:t>
+      </w:r>
+    </w:p>
+    <w:p>
+      <w:r>
+        <w:rPr>
+          <w:b w:val="0"/>
+          <w:i w:val="0"/>
+          <w:sz w:val="19"/>
+          <w:rFonts w:ascii="맑은 고딕" w:hAnsi="맑은 고딕" w:eastAsia="맑은 고딕" w:cs="맑은 고딕"/>
+        </w:rPr>
+        <w:t>읽는 법 — 층별 2×2 표임. «노출군»이 골목상권, «비노출군»이 그 밖이고 마지막 열이 층별 오즈비임. 층마다 값이 흔들리는 것이 동질성 위배의 모습임.</w:t>
       </w:r>
     </w:p>
     <w:p>
@@ -6758,14 +6963,25 @@
       </w:r>
     </w:p>
     <w:p>
+      <w:r>
+        <w:rPr>
+          <w:b w:val="0"/>
+          <w:i w:val="0"/>
+          <w:sz w:val="19"/>
+          <w:rFonts w:ascii="맑은 고딕" w:hAnsi="맑은 고딕" w:eastAsia="맑은 고딕" w:cs="맑은 고딕"/>
+        </w:rPr>
+        <w:t>읽는 법 — 그룹별 정규성 위배 개수와 Levene 결과임.</w:t>
+      </w:r>
+    </w:p>
+    <w:p>
       <w:pPr>
         <w:jc w:val="center"/>
       </w:pPr>
       <w:r>
         <w:drawing>
           <wp:inline xmlns:a="http://schemas.openxmlformats.org/drawingml/2006/main" xmlns:pic="http://schemas.openxmlformats.org/drawingml/2006/picture">
-            <wp:extent cx="3812634" cy="3108960"/>
-            <wp:docPr id="2" name="Picture 2"/>
+            <wp:extent cx="6035040" cy="2693491"/>
+            <wp:docPr id="4" name="Picture 4"/>
             <wp:cNvGraphicFramePr>
               <a:graphicFrameLocks noChangeAspect="1"/>
             </wp:cNvGraphicFramePr>
@@ -6773,11 +6989,11 @@
               <a:graphicData uri="http://schemas.openxmlformats.org/drawingml/2006/picture">
                 <pic:pic>
                   <pic:nvPicPr>
-                    <pic:cNvPr id="0" name="g2.png"/>
+                    <pic:cNvPr id="0" name="g4.png"/>
                     <pic:cNvPicPr/>
                   </pic:nvPicPr>
                   <pic:blipFill>
-                    <a:blip r:embed="rId10"/>
+                    <a:blip r:embed="rId12"/>
                     <a:stretch>
                       <a:fillRect/>
                     </a:stretch>
@@ -6785,7 +7001,7 @@
                   <pic:spPr>
                     <a:xfrm>
                       <a:off x="0" y="0"/>
-                      <a:ext cx="3812634" cy="3108960"/>
+                      <a:ext cx="6035040" cy="2693491"/>
                     </a:xfrm>
                     <a:prstGeom prst="rect"/>
                   </pic:spPr>
@@ -6807,7 +7023,18 @@
           <w:sz w:val="18"/>
           <w:rFonts w:ascii="맑은 고딕" w:hAnsi="맑은 고딕" w:eastAsia="맑은 고딕" w:cs="맑은 고딕"/>
         </w:rPr>
-        <w:t>그림 2</w:t>
+        <w:t>그림 4</w:t>
+      </w:r>
+    </w:p>
+    <w:p>
+      <w:r>
+        <w:rPr>
+          <w:b w:val="0"/>
+          <w:i w:val="0"/>
+          <w:sz w:val="19"/>
+          <w:rFonts w:ascii="맑은 고딕" w:hAnsi="맑은 고딕" w:eastAsia="맑은 고딕" w:cs="맑은 고딕"/>
+        </w:rPr>
+        <w:t>읽는 법 — 상자 높이가 그룹마다 다른 것이 등분산성 위배의 모습이고, 위쪽에 흩어진 점들이 오른쪽 꼬리임.</w:t>
       </w:r>
     </w:p>
     <w:p>
@@ -8352,6 +8579,17 @@
     <w:p>
       <w:r>
         <w:rPr>
+          <w:b w:val="0"/>
+          <w:i w:val="0"/>
+          <w:sz w:val="19"/>
+          <w:rFonts w:ascii="맑은 고딕" w:hAnsi="맑은 고딕" w:eastAsia="맑은 고딕" w:cs="맑은 고딕"/>
+        </w:rPr>
+        <w:t>읽는 법 — 업종을 하나로 고정하고 유형 간 차이를 검정한 결과임. 표본이 커서 p 는 거의 다 유의하므로 판정은 맨 오른쪽 eps2(효과크기) 열로 함.</w:t>
+      </w:r>
+    </w:p>
+    <w:p>
+      <w:r>
+        <w:rPr>
           <w:b/>
           <w:i w:val="0"/>
           <w:sz w:val="20"/>
@@ -8698,8 +8936,8 @@
       <w:r>
         <w:drawing>
           <wp:inline xmlns:a="http://schemas.openxmlformats.org/drawingml/2006/main" xmlns:pic="http://schemas.openxmlformats.org/drawingml/2006/picture">
-            <wp:extent cx="5120640" cy="2431660"/>
-            <wp:docPr id="3" name="Picture 3"/>
+            <wp:extent cx="6035040" cy="2865885"/>
+            <wp:docPr id="5" name="Picture 5"/>
             <wp:cNvGraphicFramePr>
               <a:graphicFrameLocks noChangeAspect="1"/>
             </wp:cNvGraphicFramePr>
@@ -8707,11 +8945,11 @@
               <a:graphicData uri="http://schemas.openxmlformats.org/drawingml/2006/picture">
                 <pic:pic>
                   <pic:nvPicPr>
-                    <pic:cNvPr id="0" name="g3.png"/>
+                    <pic:cNvPr id="0" name="g5.png"/>
                     <pic:cNvPicPr/>
                   </pic:nvPicPr>
                   <pic:blipFill>
-                    <a:blip r:embed="rId11"/>
+                    <a:blip r:embed="rId13"/>
                     <a:stretch>
                       <a:fillRect/>
                     </a:stretch>
@@ -8719,7 +8957,7 @@
                   <pic:spPr>
                     <a:xfrm>
                       <a:off x="0" y="0"/>
-                      <a:ext cx="5120640" cy="2431660"/>
+                      <a:ext cx="6035040" cy="2865885"/>
                     </a:xfrm>
                     <a:prstGeom prst="rect"/>
                   </pic:spPr>
@@ -8741,7 +8979,18 @@
           <w:sz w:val="18"/>
           <w:rFonts w:ascii="맑은 고딕" w:hAnsi="맑은 고딕" w:eastAsia="맑은 고딕" w:cs="맑은 고딕"/>
         </w:rPr>
-        <w:t>그림 3</w:t>
+        <w:t>그림 5</w:t>
+      </w:r>
+    </w:p>
+    <w:p>
+      <w:r>
+        <w:rPr>
+          <w:b w:val="0"/>
+          <w:i w:val="0"/>
+          <w:sz w:val="19"/>
+          <w:rFonts w:ascii="맑은 고딕" w:hAnsi="맑은 고딕" w:eastAsia="맑은 고딕" w:cs="맑은 고딕"/>
+        </w:rPr>
+        <w:t>읽는 법 — 붉은 점이 매칭 전, 파란 점이 매칭 후 |SMD| 임. 점선 0.1 왼쪽으로 모두 들어와야 비교가 성립함.</w:t>
       </w:r>
     </w:p>
     <w:tbl>
@@ -9199,6 +9448,17 @@
           <w:rFonts w:ascii="맑은 고딕" w:hAnsi="맑은 고딕" w:eastAsia="맑은 고딕" w:cs="맑은 고딕"/>
         </w:rPr>
         <w:t>표 18</w:t>
+      </w:r>
+    </w:p>
+    <w:p>
+      <w:r>
+        <w:rPr>
+          <w:b w:val="0"/>
+          <w:i w:val="0"/>
+          <w:sz w:val="19"/>
+          <w:rFonts w:ascii="맑은 고딕" w:hAnsi="맑은 고딕" w:eastAsia="맑은 고딕" w:cs="맑은 고딕"/>
+        </w:rPr>
+        <w:t>읽는 법 — 유형별로 따로 낸 ATT 임. 쌍이 50개뿐인 관광특구는 참고용이고, 나머지 세 유형에서 부호가 같은지가 판정 근거임.</w:t>
       </w:r>
     </w:p>
     <w:p>
@@ -9885,6 +10145,17 @@
         <w:t>표 20</w:t>
       </w:r>
     </w:p>
+    <w:p>
+      <w:r>
+        <w:rPr>
+          <w:b w:val="0"/>
+          <w:i w:val="0"/>
+          <w:sz w:val="19"/>
+          <w:rFonts w:ascii="맑은 고딕" w:hAnsi="맑은 고딕" w:eastAsia="맑은 고딕" w:cs="맑은 고딕"/>
+        </w:rPr>
+        <w:t>읽는 법 — 유형별 중앙값·평균·칸수임. 정렬은 중앙값이 낮은 쪽부터임.</w:t>
+      </w:r>
+    </w:p>
     <w:tbl>
       <w:tblPr>
         <w:tblStyle w:val="LightGrid-Accent1"/>
@@ -10484,6 +10755,17 @@
           <w:rFonts w:ascii="맑은 고딕" w:hAnsi="맑은 고딕" w:eastAsia="맑은 고딕" w:cs="맑은 고딕"/>
         </w:rPr>
         <w:t>표 21</w:t>
+      </w:r>
+    </w:p>
+    <w:p>
+      <w:r>
+        <w:rPr>
+          <w:b w:val="0"/>
+          <w:i w:val="0"/>
+          <w:sz w:val="19"/>
+          <w:rFonts w:ascii="맑은 고딕" w:hAnsi="맑은 고딕" w:eastAsia="맑은 고딕" w:cs="맑은 고딕"/>
+        </w:rPr>
+        <w:t>읽는 법 — 쌍마다의 z 와 보정 p, 그리고 어느 쪽이 더 높은지임. p 만 보면 방향을 알 수 없어 마지막 열을 함께 둠.</w:t>
       </w:r>
     </w:p>
     <w:p>
@@ -11655,14 +11937,25 @@
       </w:r>
     </w:p>
     <w:p>
+      <w:r>
+        <w:rPr>
+          <w:b w:val="0"/>
+          <w:i w:val="0"/>
+          <w:sz w:val="19"/>
+          <w:rFonts w:ascii="맑은 고딕" w:hAnsi="맑은 고딕" w:eastAsia="맑은 고딕" w:cs="맑은 고딕"/>
+        </w:rPr>
+        <w:t>읽는 법 — 다섯 모델을 같은 검증 분기에서 비교한 것이고 주지표는 AP 임. 정확도 열은 참고용임.</w:t>
+      </w:r>
+    </w:p>
+    <w:p>
       <w:pPr>
         <w:jc w:val="center"/>
       </w:pPr>
       <w:r>
         <w:drawing>
           <wp:inline xmlns:a="http://schemas.openxmlformats.org/drawingml/2006/main" xmlns:pic="http://schemas.openxmlformats.org/drawingml/2006/picture">
-            <wp:extent cx="3605070" cy="3108959"/>
-            <wp:docPr id="4" name="Picture 4"/>
+            <wp:extent cx="6035040" cy="3108960"/>
+            <wp:docPr id="6" name="Picture 6"/>
             <wp:cNvGraphicFramePr>
               <a:graphicFrameLocks noChangeAspect="1"/>
             </wp:cNvGraphicFramePr>
@@ -11670,11 +11963,11 @@
               <a:graphicData uri="http://schemas.openxmlformats.org/drawingml/2006/picture">
                 <pic:pic>
                   <pic:nvPicPr>
-                    <pic:cNvPr id="0" name="g4.png"/>
+                    <pic:cNvPr id="0" name="g6.png"/>
                     <pic:cNvPicPr/>
                   </pic:nvPicPr>
                   <pic:blipFill>
-                    <a:blip r:embed="rId12"/>
+                    <a:blip r:embed="rId14"/>
                     <a:stretch>
                       <a:fillRect/>
                     </a:stretch>
@@ -11682,7 +11975,7 @@
                   <pic:spPr>
                     <a:xfrm>
                       <a:off x="0" y="0"/>
-                      <a:ext cx="3605070" cy="3108959"/>
+                      <a:ext cx="6035040" cy="3108960"/>
                     </a:xfrm>
                     <a:prstGeom prst="rect"/>
                   </pic:spPr>
@@ -11704,7 +11997,18 @@
           <w:sz w:val="18"/>
           <w:rFonts w:ascii="맑은 고딕" w:hAnsi="맑은 고딕" w:eastAsia="맑은 고딕" w:cs="맑은 고딕"/>
         </w:rPr>
-        <w:t>그림 4</w:t>
+        <w:t>그림 6</w:t>
+      </w:r>
+    </w:p>
+    <w:p>
+      <w:r>
+        <w:rPr>
+          <w:b w:val="0"/>
+          <w:i w:val="0"/>
+          <w:sz w:val="19"/>
+          <w:rFonts w:ascii="맑은 고딕" w:hAnsi="맑은 고딕" w:eastAsia="맑은 고딕" w:cs="맑은 고딕"/>
+        </w:rPr>
+        <w:t>읽는 법 — 곡선이 위로 붙을수록 좋고 점선이 기저율임. 다섯 곡선이 겹쳐 보이는 것이 «모델 선택이 결론을 바꾸지 않는다»는 근거임.</w:t>
       </w:r>
     </w:p>
     <w:p>
@@ -12623,6 +12927,17 @@
         <w:t>표 25</w:t>
       </w:r>
     </w:p>
+    <w:p>
+      <w:r>
+        <w:rPr>
+          <w:b w:val="0"/>
+          <w:i w:val="0"/>
+          <w:sz w:val="19"/>
+          <w:rFonts w:ascii="맑은 고딕" w:hAnsi="맑은 고딕" w:eastAsia="맑은 고딕" w:cs="맑은 고딕"/>
+        </w:rPr>
+        <w:t>읽는 법 — 검증 분기에서 찍는 칸 수를 바꿔 가며 정밀도를 본 것임. 가장 높은 지점(상위 100칸)을 테스트로 옮겨 씀.</w:t>
+      </w:r>
+    </w:p>
     <w:tbl>
       <w:tblPr>
         <w:tblStyle w:val="LightGrid-Accent1"/>
@@ -13930,6 +14245,17 @@
           <w:rFonts w:ascii="맑은 고딕" w:hAnsi="맑은 고딕" w:eastAsia="맑은 고딕" w:cs="맑은 고딕"/>
         </w:rPr>
         <w:t>표 26</w:t>
+      </w:r>
+    </w:p>
+    <w:p>
+      <w:r>
+        <w:rPr>
+          <w:b w:val="0"/>
+          <w:i w:val="0"/>
+          <w:sz w:val="19"/>
+          <w:rFonts w:ascii="맑은 고딕" w:hAnsi="맑은 고딕" w:eastAsia="맑은 고딕" w:cs="맑은 고딕"/>
+        </w:rPr>
+        <w:t>읽는 법 — 테스트 분기 결과임. «두 목록 겹침» 열이 모델과 점포 수 규칙이 같은 칸을 찍는 비율이고, 많이 찍을수록 1 에 가까워짐.</w:t>
       </w:r>
     </w:p>
     <w:p>
@@ -14570,6 +14896,17 @@
     <w:p>
       <w:r>
         <w:rPr>
+          <w:b w:val="0"/>
+          <w:i w:val="0"/>
+          <w:sz w:val="19"/>
+          <w:rFonts w:ascii="맑은 고딕" w:hAnsi="맑은 고딕" w:eastAsia="맑은 고딕" w:cs="맑은 고딕"/>
+        </w:rPr>
+        <w:t>읽는 법 — 테스트 분기에서 채택 모델·검증 1위 모델·기준선 셋을 나란히 놓은 것임.</w:t>
+      </w:r>
+    </w:p>
+    <w:p>
+      <w:r>
+        <w:rPr>
           <w:b/>
           <w:i w:val="0"/>
           <w:sz w:val="20"/>
@@ -15247,6 +15584,17 @@
           <w:rFonts w:ascii="맑은 고딕" w:hAnsi="맑은 고딕" w:eastAsia="맑은 고딕" w:cs="맑은 고딕"/>
         </w:rPr>
         <w:t>표 30</w:t>
+      </w:r>
+    </w:p>
+    <w:p>
+      <w:r>
+        <w:rPr>
+          <w:b w:val="0"/>
+          <w:i w:val="0"/>
+          <w:sz w:val="19"/>
+          <w:rFonts w:ascii="맑은 고딕" w:hAnsi="맑은 고딕" w:eastAsia="맑은 고딕" w:cs="맑은 고딕"/>
+        </w:rPr>
+        <w:t>읽는 법 — 단일 모형과 2단계 모형을 같은 검증 분기에서 비교한 것임. 차이가 작다는 점이 핵심이고, 나누는 이유는 성능이 아니라 규모 편향의 분리임.</w:t>
       </w:r>
     </w:p>
     <w:p>
@@ -16088,14 +16436,25 @@
       </w:r>
     </w:p>
     <w:p>
+      <w:r>
+        <w:rPr>
+          <w:b w:val="0"/>
+          <w:i w:val="0"/>
+          <w:sz w:val="19"/>
+          <w:rFonts w:ascii="맑은 고딕" w:hAnsi="맑은 고딕" w:eastAsia="맑은 고딕" w:cs="맑은 고딕"/>
+        </w:rPr>
+        <w:t>읽는 법 — 네 유형의 칸수와 실제 순감소율이며 마지막 열이 기저율 대비임. 이름 순서대로 순감소율이 오르면 두 축이 제 역할을 한 것임.</w:t>
+      </w:r>
+    </w:p>
+    <w:p>
       <w:pPr>
         <w:jc w:val="center"/>
       </w:pPr>
       <w:r>
         <w:drawing>
           <wp:inline xmlns:a="http://schemas.openxmlformats.org/drawingml/2006/main" xmlns:pic="http://schemas.openxmlformats.org/drawingml/2006/picture">
-            <wp:extent cx="3807602" cy="3108959"/>
-            <wp:docPr id="5" name="Picture 5"/>
+            <wp:extent cx="5151462" cy="4206240"/>
+            <wp:docPr id="7" name="Picture 7"/>
             <wp:cNvGraphicFramePr>
               <a:graphicFrameLocks noChangeAspect="1"/>
             </wp:cNvGraphicFramePr>
@@ -16103,11 +16462,11 @@
               <a:graphicData uri="http://schemas.openxmlformats.org/drawingml/2006/picture">
                 <pic:pic>
                   <pic:nvPicPr>
-                    <pic:cNvPr id="0" name="g5.png"/>
+                    <pic:cNvPr id="0" name="g7.png"/>
                     <pic:cNvPicPr/>
                   </pic:nvPicPr>
                   <pic:blipFill>
-                    <a:blip r:embed="rId13"/>
+                    <a:blip r:embed="rId15"/>
                     <a:stretch>
                       <a:fillRect/>
                     </a:stretch>
@@ -16115,7 +16474,7 @@
                   <pic:spPr>
                     <a:xfrm>
                       <a:off x="0" y="0"/>
-                      <a:ext cx="3807602" cy="3108959"/>
+                      <a:ext cx="5151462" cy="4206240"/>
                     </a:xfrm>
                     <a:prstGeom prst="rect"/>
                   </pic:spPr>
@@ -16137,7 +16496,18 @@
           <w:sz w:val="18"/>
           <w:rFonts w:ascii="맑은 고딕" w:hAnsi="맑은 고딕" w:eastAsia="맑은 고딕" w:cs="맑은 고딕"/>
         </w:rPr>
-        <w:t>그림 5</w:t>
+        <w:t>그림 7</w:t>
+      </w:r>
+    </w:p>
+    <w:p>
+      <w:r>
+        <w:rPr>
+          <w:b w:val="0"/>
+          <w:i w:val="0"/>
+          <w:sz w:val="19"/>
+          <w:rFonts w:ascii="맑은 고딕" w:hAnsi="맑은 고딕" w:eastAsia="맑은 고딕" w:cs="맑은 고딕"/>
+        </w:rPr>
+        <w:t>읽는 법 — 가로축이 사건 확률, 세로축이 순감소 조건부 확률임. 검증 분기 중앙값 두 선이 네 칸을 만들고, 왼쪽 위 칸이 «정체되어 있으나 변화 시 취약»임.</w:t>
       </w:r>
     </w:p>
     <w:p>
@@ -16459,8 +16829,8 @@
       <w:r>
         <w:drawing>
           <wp:inline xmlns:a="http://schemas.openxmlformats.org/drawingml/2006/main" xmlns:pic="http://schemas.openxmlformats.org/drawingml/2006/picture">
-            <wp:extent cx="2847702" cy="3108959"/>
-            <wp:docPr id="6" name="Picture 6"/>
+            <wp:extent cx="6035040" cy="3108960"/>
+            <wp:docPr id="8" name="Picture 8"/>
             <wp:cNvGraphicFramePr>
               <a:graphicFrameLocks noChangeAspect="1"/>
             </wp:cNvGraphicFramePr>
@@ -16468,11 +16838,11 @@
               <a:graphicData uri="http://schemas.openxmlformats.org/drawingml/2006/picture">
                 <pic:pic>
                   <pic:nvPicPr>
-                    <pic:cNvPr id="0" name="g6.png"/>
+                    <pic:cNvPr id="0" name="g8.png"/>
                     <pic:cNvPicPr/>
                   </pic:nvPicPr>
                   <pic:blipFill>
-                    <a:blip r:embed="rId14"/>
+                    <a:blip r:embed="rId16"/>
                     <a:stretch>
                       <a:fillRect/>
                     </a:stretch>
@@ -16480,7 +16850,7 @@
                   <pic:spPr>
                     <a:xfrm>
                       <a:off x="0" y="0"/>
-                      <a:ext cx="2847702" cy="3108959"/>
+                      <a:ext cx="6035040" cy="3108960"/>
                     </a:xfrm>
                     <a:prstGeom prst="rect"/>
                   </pic:spPr>
@@ -16502,7 +16872,18 @@
           <w:sz w:val="18"/>
           <w:rFonts w:ascii="맑은 고딕" w:hAnsi="맑은 고딕" w:eastAsia="맑은 고딕" w:cs="맑은 고딕"/>
         </w:rPr>
-        <w:t>그림 6</w:t>
+        <w:t>그림 8</w:t>
+      </w:r>
+    </w:p>
+    <w:p>
+      <w:r>
+        <w:rPr>
+          <w:b w:val="0"/>
+          <w:i w:val="0"/>
+          <w:sz w:val="19"/>
+          <w:rFonts w:ascii="맑은 고딕" w:hAnsi="맑은 고딕" w:eastAsia="맑은 고딕" w:cs="맑은 고딕"/>
+        </w:rPr>
+        <w:t>읽는 법 — 2단계에서 붉은 막대가 규모·밀도 계열임. 위쪽에 파란 막대가 오면 그것이 «크기와 무관한 위험 요인»임.</w:t>
       </w:r>
     </w:p>
     <w:tbl>
@@ -16916,6 +17297,17 @@
           <w:rFonts w:ascii="맑은 고딕" w:hAnsi="맑은 고딕" w:eastAsia="맑은 고딕" w:cs="맑은 고딕"/>
         </w:rPr>
         <w:t>표 34</w:t>
+      </w:r>
+    </w:p>
+    <w:p>
+      <w:r>
+        <w:rPr>
+          <w:b w:val="0"/>
+          <w:i w:val="0"/>
+          <w:sz w:val="19"/>
+          <w:rFonts w:ascii="맑은 고딕" w:hAnsi="맑은 고딕" w:eastAsia="맑은 고딕" w:cs="맑은 고딕"/>
+        </w:rPr>
+        <w:t>읽는 법 — 규모 계열을 뺀 2단계 상위 목록임. 정책적으로 읽을 값은 이 목록임.</w:t>
       </w:r>
     </w:p>
     <w:p>
@@ -17772,6 +18164,17 @@
         <w:t>표 36</w:t>
       </w:r>
     </w:p>
+    <w:p>
+      <w:r>
+        <w:rPr>
+          <w:b w:val="0"/>
+          <w:i w:val="0"/>
+          <w:sz w:val="19"/>
+          <w:rFonts w:ascii="맑은 고딕" w:hAnsi="맑은 고딕" w:eastAsia="맑은 고딕" w:cs="맑은 고딕"/>
+        </w:rPr>
+        <w:t>읽는 법 — 위험등급별 실제 순감소율이 단조 증가하는지 보는 표임. 증가하지 않으면 등급 경계를 다시 잡아야 함.</w:t>
+      </w:r>
+    </w:p>
     <w:tbl>
       <w:tblPr>
         <w:tblStyle w:val="LightGrid-Accent1"/>
@@ -18302,14 +18705,25 @@
       </w:r>
     </w:p>
     <w:p>
+      <w:r>
+        <w:rPr>
+          <w:b w:val="0"/>
+          <w:i w:val="0"/>
+          <w:sz w:val="19"/>
+          <w:rFonts w:ascii="맑은 고딕" w:hAnsi="맑은 고딕" w:eastAsia="맑은 고딕" w:cs="맑은 고딕"/>
+        </w:rPr>
+        <w:t>읽는 법 — 역거리 구간별 평균 위험과 평균 점포임. 첫 줄(역세권 상권)만 점포 수가 두 배 이상 큼.</w:t>
+      </w:r>
+    </w:p>
+    <w:p>
       <w:pPr>
         <w:jc w:val="center"/>
       </w:pPr>
       <w:r>
         <w:drawing>
           <wp:inline xmlns:a="http://schemas.openxmlformats.org/drawingml/2006/main" xmlns:pic="http://schemas.openxmlformats.org/drawingml/2006/picture">
-            <wp:extent cx="3807602" cy="3108959"/>
-            <wp:docPr id="7" name="Picture 7"/>
+            <wp:extent cx="6035040" cy="2743200"/>
+            <wp:docPr id="9" name="Picture 9"/>
             <wp:cNvGraphicFramePr>
               <a:graphicFrameLocks noChangeAspect="1"/>
             </wp:cNvGraphicFramePr>
@@ -18317,11 +18731,11 @@
               <a:graphicData uri="http://schemas.openxmlformats.org/drawingml/2006/picture">
                 <pic:pic>
                   <pic:nvPicPr>
-                    <pic:cNvPr id="0" name="g7.png"/>
+                    <pic:cNvPr id="0" name="g9.png"/>
                     <pic:cNvPicPr/>
                   </pic:nvPicPr>
                   <pic:blipFill>
-                    <a:blip r:embed="rId15"/>
+                    <a:blip r:embed="rId17"/>
                     <a:stretch>
                       <a:fillRect/>
                     </a:stretch>
@@ -18329,7 +18743,7 @@
                   <pic:spPr>
                     <a:xfrm>
                       <a:off x="0" y="0"/>
-                      <a:ext cx="3807602" cy="3108959"/>
+                      <a:ext cx="6035040" cy="2743200"/>
                     </a:xfrm>
                     <a:prstGeom prst="rect"/>
                   </pic:spPr>
@@ -18351,7 +18765,18 @@
           <w:sz w:val="18"/>
           <w:rFonts w:ascii="맑은 고딕" w:hAnsi="맑은 고딕" w:eastAsia="맑은 고딕" w:cs="맑은 고딕"/>
         </w:rPr>
-        <w:t>그림 7</w:t>
+        <w:t>그림 9</w:t>
+      </w:r>
+    </w:p>
+    <w:p>
+      <w:r>
+        <w:rPr>
+          <w:b w:val="0"/>
+          <w:i w:val="0"/>
+          <w:sz w:val="19"/>
+          <w:rFonts w:ascii="맑은 고딕" w:hAnsi="맑은 고딕" w:eastAsia="맑은 고딕" w:cs="맑은 고딕"/>
+        </w:rPr>
+        <w:t>읽는 법 — 회색 막대가 실제 순감소율, 주황 선이 평균 점포 수임. 두 줄이 같이 움직이면 거리 효과가 아니라 규모 효과라는 뜻임.</w:t>
       </w:r>
     </w:p>
     <w:p>

--- a/MLProject/보고서/상권_폐업위험_분석보고서.docx
+++ b/MLProject/보고서/상권_폐업위험_분석보고서.docx
@@ -897,6 +897,94 @@
                 <w:rFonts w:ascii="맑은 고딕" w:hAnsi="맑은 고딕" w:eastAsia="맑은 고딕" w:cs="맑은 고딕"/>
               </w:rPr>
               <w:t>다음 분기 순감소를 완벽하게 예측한 것은 아니지만, 상위 소수 고위험 상권을 한 분기 먼저 선별하고 규모에 가려진 위험 구조를 분리해 설명할 수 있었다.</w:t>
+            </w:r>
+          </w:p>
+        </w:tc>
+      </w:tr>
+      <w:tr>
+        <w:tc>
+          <w:tcPr>
+            <w:tcW w:type="dxa" w:w="3504"/>
+          </w:tcPr>
+          <w:p>
+            <w:r>
+              <w:rPr>
+                <w:sz w:val="16"/>
+                <w:rFonts w:ascii="맑은 고딕" w:hAnsi="맑은 고딕" w:eastAsia="맑은 고딕" w:cs="맑은 고딕"/>
+              </w:rPr>
+              <w:t>19</w:t>
+            </w:r>
+          </w:p>
+        </w:tc>
+        <w:tc>
+          <w:tcPr>
+            <w:tcW w:type="dxa" w:w="3504"/>
+          </w:tcPr>
+          <w:p>
+            <w:r>
+              <w:rPr>
+                <w:sz w:val="16"/>
+                <w:rFonts w:ascii="맑은 고딕" w:hAnsi="맑은 고딕" w:eastAsia="맑은 고딕" w:cs="맑은 고딕"/>
+              </w:rPr>
+              <w:t>예측 결과와 오차 — 무엇을 맞히고 무엇을 틀렸는가</w:t>
+            </w:r>
+          </w:p>
+        </w:tc>
+        <w:tc>
+          <w:tcPr>
+            <w:tcW w:type="dxa" w:w="3504"/>
+          </w:tcPr>
+          <w:p>
+            <w:r>
+              <w:rPr>
+                <w:sz w:val="16"/>
+                <w:rFonts w:ascii="맑은 고딕" w:hAnsi="맑은 고딕" w:eastAsia="맑은 고딕" w:cs="맑은 고딕"/>
+              </w:rPr>
+              <w:t>테스트 분기에서 실제로 찍은 칸과 실측을 맞춰 보면, 맞힌 것과 틀린 것이 규모에 따라 갈린다. 놓친 위험은 대체로 작고 조용한 칸에 몰린다.</w:t>
+            </w:r>
+          </w:p>
+        </w:tc>
+      </w:tr>
+      <w:tr>
+        <w:tc>
+          <w:tcPr>
+            <w:tcW w:type="dxa" w:w="3504"/>
+          </w:tcPr>
+          <w:p>
+            <w:r>
+              <w:rPr>
+                <w:sz w:val="16"/>
+                <w:rFonts w:ascii="맑은 고딕" w:hAnsi="맑은 고딕" w:eastAsia="맑은 고딕" w:cs="맑은 고딕"/>
+              </w:rPr>
+              <w:t>20</w:t>
+            </w:r>
+          </w:p>
+        </w:tc>
+        <w:tc>
+          <w:tcPr>
+            <w:tcW w:type="dxa" w:w="3504"/>
+          </w:tcPr>
+          <w:p>
+            <w:r>
+              <w:rPr>
+                <w:sz w:val="16"/>
+                <w:rFonts w:ascii="맑은 고딕" w:hAnsi="맑은 고딕" w:eastAsia="맑은 고딕" w:cs="맑은 고딕"/>
+              </w:rPr>
+              <w:t>비즈니스 제언</w:t>
+            </w:r>
+          </w:p>
+        </w:tc>
+        <w:tc>
+          <w:tcPr>
+            <w:tcW w:type="dxa" w:w="3504"/>
+          </w:tcPr>
+          <w:p>
+            <w:r>
+              <w:rPr>
+                <w:sz w:val="16"/>
+                <w:rFonts w:ascii="맑은 고딕" w:hAnsi="맑은 고딕" w:eastAsia="맑은 고딕" w:cs="맑은 고딕"/>
+              </w:rPr>
+              <w:t>지원 대상은 업종이 아니라 상권 단위로, 그것도 「두 축」으로 골라야 한다. 규모를 통제하지 않은 목록은 방향이 반대로 나온다.</w:t>
             </w:r>
           </w:p>
         </w:tc>
@@ -2202,7 +2290,7 @@
           <w:sz w:val="19"/>
           <w:rFonts w:ascii="맑은 고딕" w:hAnsi="맑은 고딕" w:eastAsia="맑은 고딕" w:cs="맑은 고딕"/>
         </w:rPr>
-        <w:t>읽는 법 — 결측률 5% 이하는 그대로 쓰고 30%를 넘으면 공변량에서 빼는 기준으로 «판정» 열을 붙였음. 매출 계열만 주의 구간에 들어감.</w:t>
+        <w:t>읽는 법 — 결측률 5% 이하는 그대로 쓰고 30%를 넘으면 공변량에서 빼는 기준으로 「판정」 열을 붙였음. 매출 계열만 주의 구간에 들어감.</w:t>
       </w:r>
     </w:p>
     <w:p>
@@ -3226,7 +3314,7 @@
           <w:sz w:val="19"/>
           <w:rFonts w:ascii="맑은 고딕" w:hAnsi="맑은 고딕" w:eastAsia="맑은 고딕" w:cs="맑은 고딕"/>
         </w:rPr>
-        <w:t>읽는 법 — 1분위가 점포가 가장 적은 구간임. «변화없음비율» 열을 위에서 아래로 읽으면 규모가 커질 때 «아무 일도 없음»이 어떻게 줄어드는지 보임.</w:t>
+        <w:t>읽는 법 — 1분위가 점포가 가장 적은 구간임. 「변화없음비율」 열을 위에서 아래로 읽으면 규모가 커질 때 「아무 일도 없음」이 어떻게 줄어드는지 보임.</w:t>
       </w:r>
     </w:p>
     <w:p>
@@ -3622,7 +3710,7 @@
           <w:sz w:val="19"/>
           <w:rFonts w:ascii="맑은 고딕" w:hAnsi="맑은 고딕" w:eastAsia="맑은 고딕" w:cs="맑은 고딕"/>
         </w:rPr>
-        <w:t>읽는 법 — 구간 안에서의 비율이라 막대 하나의 합이 100%임. 회색이 «변화 없음»이고, 왼쪽으로 갈수록 회색이 커지는 것이 규모 편향의 통로임.</w:t>
+        <w:t>읽는 법 — 구간 안에서의 비율이라 막대 하나의 합이 100%임. 회색이 「변화 없음」이고, 왼쪽으로 갈수록 회색이 커지는 것이 규모 편향의 통로임.</w:t>
       </w:r>
     </w:p>
     <w:p>
@@ -3686,7 +3774,7 @@
           <w:sz w:val="19"/>
           <w:rFonts w:ascii="맑은 고딕" w:hAnsi="맑은 고딕" w:eastAsia="맑은 고딕" w:cs="맑은 고딕"/>
         </w:rPr>
-        <w:t>읽는 법 — 공변량끼리 얼마나 «같은 것을 재고 있는가»임. 붉을수록 강한 양의 상관이고, 0.7 안팎으로 붙어 있는 «업종 밀도 ↔ 업종 점포 비중»과 «유동인구 ↔ 면적»은 각각 한 덩어리로 읽어야 함.</w:t>
+        <w:t>읽는 법 — 공변량끼리 얼마나 「같은 것을 재고 있는가」임. 붉을수록 강한 양의 상관이고, 0.7 안팎으로 붙어 있는 「업종 밀도 ↔ 업종 점포 비중」과 「유동인구 ↔ 면적」은 각각 한 덩어리로 읽어야 함.</w:t>
       </w:r>
     </w:p>
     <w:p>
@@ -6220,7 +6308,7 @@
           <w:sz w:val="19"/>
           <w:rFonts w:ascii="맑은 고딕" w:hAnsi="맑은 고딕" w:eastAsia="맑은 고딕" w:cs="맑은 고딕"/>
         </w:rPr>
-        <w:t>읽는 법 — 층별 2×2 표임. «노출군»이 골목상권, «비노출군»이 그 밖이고 마지막 열이 층별 오즈비임. 층마다 값이 흔들리는 것이 동질성 위배의 모습임.</w:t>
+        <w:t>읽는 법 — 층별 2×2 표임. 「노출군」이 골목상권, 「비노출군」이 그 밖이고 마지막 열이 층별 오즈비임. 층마다 값이 흔들리는 것이 동질성 위배의 모습임.</w:t>
       </w:r>
     </w:p>
     <w:p>
@@ -12008,7 +12096,7 @@
           <w:sz w:val="19"/>
           <w:rFonts w:ascii="맑은 고딕" w:hAnsi="맑은 고딕" w:eastAsia="맑은 고딕" w:cs="맑은 고딕"/>
         </w:rPr>
-        <w:t>읽는 법 — 곡선이 위로 붙을수록 좋고 점선이 기저율임. 다섯 곡선이 겹쳐 보이는 것이 «모델 선택이 결론을 바꾸지 않는다»는 근거임.</w:t>
+        <w:t>읽는 법 — 곡선이 위로 붙을수록 좋고 점선이 기저율임. 다섯 곡선이 겹쳐 보이는 것이 「모델 선택이 결론을 바꾸지 않는다」는 근거임.</w:t>
       </w:r>
     </w:p>
     <w:p>
@@ -14255,7 +14343,7 @@
           <w:sz w:val="19"/>
           <w:rFonts w:ascii="맑은 고딕" w:hAnsi="맑은 고딕" w:eastAsia="맑은 고딕" w:cs="맑은 고딕"/>
         </w:rPr>
-        <w:t>읽는 법 — 테스트 분기 결과임. «두 목록 겹침» 열이 모델과 점포 수 규칙이 같은 칸을 찍는 비율이고, 많이 찍을수록 1 에 가까워짐.</w:t>
+        <w:t>읽는 법 — 테스트 분기 결과임. 「두 목록 겹침」 열이 모델과 점포 수 규칙이 같은 칸을 찍는 비율이고, 많이 찍을수록 1 에 가까워짐.</w:t>
       </w:r>
     </w:p>
     <w:p>
@@ -14278,6 +14366,26 @@
           <w:rFonts w:ascii="맑은 고딕" w:hAnsi="맑은 고딕" w:eastAsia="맑은 고딕" w:cs="맑은 고딕"/>
         </w:rPr>
         <w:t>따라서 상위 100~300개 목록은 “모든 위험상권을 찾는 명단”이 아니라 “먼저 연락하거나 점검할 우선순위 목록”으로 써야 한다. 정밀도를 높이면 놓치는 위험상권도 많아지는 trade-off를 함께 보고해야 한다.</w:t>
+      </w:r>
+    </w:p>
+    <w:p>
+      <w:r>
+        <w:rPr>
+          <w:b/>
+          <w:i w:val="0"/>
+          <w:sz w:val="21"/>
+          <w:rFonts w:ascii="맑은 고딕" w:hAnsi="맑은 고딕" w:eastAsia="맑은 고딕" w:cs="맑은 고딕"/>
+        </w:rPr>
+        <w:t>어느 지표를 볼지는 의사결정의 성격이 정한다.</w:t>
+      </w:r>
+      <w:r>
+        <w:rPr>
+          <w:b w:val="0"/>
+          <w:i w:val="0"/>
+          <w:sz w:val="21"/>
+          <w:rFonts w:ascii="맑은 고딕" w:hAnsi="맑은 고딕" w:eastAsia="맑은 고딕" w:cs="맑은 고딕"/>
+        </w:rPr>
+        <w:t xml:space="preserve"> 방문·상담처럼 한 곳당 비용이 드는 일이라면 찍은 곳 중 실제 위험 비율(정밀도)이 효율을 결정하므로 상위 k 구간을 봐야 한다. 반대로 「위험한 곳을 놓치면 안 된다」가 목표라면 재현율이 핵심 지표가 되고, 그 경우 상위 100개(4.2%)는 쓸 수 없는 설정이다.</w:t>
       </w:r>
     </w:p>
     <w:p>
@@ -14365,7 +14473,25 @@
           <w:sz w:val="21"/>
           <w:rFonts w:ascii="맑은 고딕" w:hAnsi="맑은 고딕" w:eastAsia="맑은 고딕" w:cs="맑은 고딕"/>
         </w:rPr>
-        <w:t>• 기본 임계값 기준 정밀도 39.5%, 재현율 37.2%, F1 0.384였다.</w:t>
+        <w:t xml:space="preserve">• 기본 임계값 기준 정밀도 39.5%, 재현율 37.2%, F1 0.384였다(TP 530 · FP 811 · FN 893). </w:t>
+      </w:r>
+      <w:r>
+        <w:rPr>
+          <w:b/>
+          <w:i w:val="0"/>
+          <w:sz w:val="21"/>
+          <w:rFonts w:ascii="맑은 고딕" w:hAnsi="맑은 고딕" w:eastAsia="맑은 고딕" w:cs="맑은 고딕"/>
+        </w:rPr>
+        <w:t>정밀도와 재현율은 같은 작동점에서 맞바꾸는 값</w:t>
+      </w:r>
+      <w:r>
+        <w:rPr>
+          <w:b w:val="0"/>
+          <w:i w:val="0"/>
+          <w:sz w:val="21"/>
+          <w:rFonts w:ascii="맑은 고딕" w:hAnsi="맑은 고딕" w:eastAsia="맑은 고딕" w:cs="맑은 고딕"/>
+        </w:rPr>
+        <w:t>이므로 한쪽만 적으면 성능이 왜곡된다.</w:t>
       </w:r>
     </w:p>
     <w:p>
@@ -16507,7 +16633,7 @@
           <w:sz w:val="19"/>
           <w:rFonts w:ascii="맑은 고딕" w:hAnsi="맑은 고딕" w:eastAsia="맑은 고딕" w:cs="맑은 고딕"/>
         </w:rPr>
-        <w:t>읽는 법 — 가로축이 사건 확률, 세로축이 순감소 조건부 확률임. 검증 분기 중앙값 두 선이 네 칸을 만들고, 왼쪽 위 칸이 «정체되어 있으나 변화 시 취약»임.</w:t>
+        <w:t>읽는 법 — 가로축이 사건 확률, 세로축이 순감소 조건부 확률임. 검증 분기 중앙값 두 선이 네 칸을 만들고, 왼쪽 위 칸이 「정체되어 있으나 변화 시 취약」임.</w:t>
       </w:r>
     </w:p>
     <w:p>
@@ -16829,7 +16955,7 @@
       <w:r>
         <w:drawing>
           <wp:inline xmlns:a="http://schemas.openxmlformats.org/drawingml/2006/main" xmlns:pic="http://schemas.openxmlformats.org/drawingml/2006/picture">
-            <wp:extent cx="6035040" cy="3108960"/>
+            <wp:extent cx="3535031" cy="4206239"/>
             <wp:docPr id="8" name="Picture 8"/>
             <wp:cNvGraphicFramePr>
               <a:graphicFrameLocks noChangeAspect="1"/>
@@ -16850,7 +16976,7 @@
                   <pic:spPr>
                     <a:xfrm>
                       <a:off x="0" y="0"/>
-                      <a:ext cx="6035040" cy="3108960"/>
+                      <a:ext cx="3535031" cy="4206239"/>
                     </a:xfrm>
                     <a:prstGeom prst="rect"/>
                   </pic:spPr>
@@ -16883,7 +17009,135 @@
           <w:sz w:val="19"/>
           <w:rFonts w:ascii="맑은 고딕" w:hAnsi="맑은 고딕" w:eastAsia="맑은 고딕" w:cs="맑은 고딕"/>
         </w:rPr>
-        <w:t>읽는 법 — 2단계에서 붉은 막대가 규모·밀도 계열임. 위쪽에 파란 막대가 오면 그것이 «크기와 무관한 위험 요인»임.</w:t>
+        <w:t>읽는 법 — 단일 모형에서 각 변수가 예측을 밀어낸 「평균 크기」임. 방향은 알 수 없고 세기만 보여 줌. 맨 위 전체_점포_수 하나가 나머지를 압도함.</w:t>
+      </w:r>
+    </w:p>
+    <w:p>
+      <w:pPr>
+        <w:jc w:val="center"/>
+      </w:pPr>
+      <w:r>
+        <w:drawing>
+          <wp:inline xmlns:a="http://schemas.openxmlformats.org/drawingml/2006/main" xmlns:pic="http://schemas.openxmlformats.org/drawingml/2006/picture">
+            <wp:extent cx="3508183" cy="4206240"/>
+            <wp:docPr id="9" name="Picture 9"/>
+            <wp:cNvGraphicFramePr>
+              <a:graphicFrameLocks noChangeAspect="1"/>
+            </wp:cNvGraphicFramePr>
+            <a:graphic>
+              <a:graphicData uri="http://schemas.openxmlformats.org/drawingml/2006/picture">
+                <pic:pic>
+                  <pic:nvPicPr>
+                    <pic:cNvPr id="0" name="g9.png"/>
+                    <pic:cNvPicPr/>
+                  </pic:nvPicPr>
+                  <pic:blipFill>
+                    <a:blip r:embed="rId17"/>
+                    <a:stretch>
+                      <a:fillRect/>
+                    </a:stretch>
+                  </pic:blipFill>
+                  <pic:spPr>
+                    <a:xfrm>
+                      <a:off x="0" y="0"/>
+                      <a:ext cx="3508183" cy="4206240"/>
+                    </a:xfrm>
+                    <a:prstGeom prst="rect"/>
+                  </pic:spPr>
+                </pic:pic>
+              </a:graphicData>
+            </a:graphic>
+          </wp:inline>
+        </w:drawing>
+      </w:r>
+    </w:p>
+    <w:p>
+      <w:pPr>
+        <w:jc w:val="center"/>
+      </w:pPr>
+      <w:r>
+        <w:rPr>
+          <w:b w:val="0"/>
+          <w:i/>
+          <w:sz w:val="18"/>
+          <w:rFonts w:ascii="맑은 고딕" w:hAnsi="맑은 고딕" w:eastAsia="맑은 고딕" w:cs="맑은 고딕"/>
+        </w:rPr>
+        <w:t>그림 9</w:t>
+      </w:r>
+    </w:p>
+    <w:p>
+      <w:r>
+        <w:rPr>
+          <w:b w:val="0"/>
+          <w:i w:val="0"/>
+          <w:sz w:val="19"/>
+          <w:rFonts w:ascii="맑은 고딕" w:hAnsi="맑은 고딕" w:eastAsia="맑은 고딕" w:cs="맑은 고딕"/>
+        </w:rPr>
+        <w:t>읽는 법 — 같은 것을 방향까지 펼친 그림임. 점 하나가 칸 하나이고 오른쪽(+)이 위험을 올린 쪽임. 점 색이 붉을수록 그 변수의 값이 큼 — 즉 점포가 많을 때 오른쪽으로 몰리면 「크면 위험」이 읽힘.</w:t>
+      </w:r>
+    </w:p>
+    <w:p>
+      <w:pPr>
+        <w:jc w:val="center"/>
+      </w:pPr>
+      <w:r>
+        <w:drawing>
+          <wp:inline xmlns:a="http://schemas.openxmlformats.org/drawingml/2006/main" xmlns:pic="http://schemas.openxmlformats.org/drawingml/2006/picture">
+            <wp:extent cx="6035040" cy="3108960"/>
+            <wp:docPr id="10" name="Picture 10"/>
+            <wp:cNvGraphicFramePr>
+              <a:graphicFrameLocks noChangeAspect="1"/>
+            </wp:cNvGraphicFramePr>
+            <a:graphic>
+              <a:graphicData uri="http://schemas.openxmlformats.org/drawingml/2006/picture">
+                <pic:pic>
+                  <pic:nvPicPr>
+                    <pic:cNvPr id="0" name="g10.png"/>
+                    <pic:cNvPicPr/>
+                  </pic:nvPicPr>
+                  <pic:blipFill>
+                    <a:blip r:embed="rId18"/>
+                    <a:stretch>
+                      <a:fillRect/>
+                    </a:stretch>
+                  </pic:blipFill>
+                  <pic:spPr>
+                    <a:xfrm>
+                      <a:off x="0" y="0"/>
+                      <a:ext cx="6035040" cy="3108960"/>
+                    </a:xfrm>
+                    <a:prstGeom prst="rect"/>
+                  </pic:spPr>
+                </pic:pic>
+              </a:graphicData>
+            </a:graphic>
+          </wp:inline>
+        </w:drawing>
+      </w:r>
+    </w:p>
+    <w:p>
+      <w:pPr>
+        <w:jc w:val="center"/>
+      </w:pPr>
+      <w:r>
+        <w:rPr>
+          <w:b w:val="0"/>
+          <w:i/>
+          <w:sz w:val="18"/>
+          <w:rFonts w:ascii="맑은 고딕" w:hAnsi="맑은 고딕" w:eastAsia="맑은 고딕" w:cs="맑은 고딕"/>
+        </w:rPr>
+        <w:t>그림 10</w:t>
+      </w:r>
+    </w:p>
+    <w:p>
+      <w:r>
+        <w:rPr>
+          <w:b w:val="0"/>
+          <w:i w:val="0"/>
+          <w:sz w:val="19"/>
+          <w:rFonts w:ascii="맑은 고딕" w:hAnsi="맑은 고딕" w:eastAsia="맑은 고딕" w:cs="맑은 고딕"/>
+        </w:rPr>
+        <w:t>읽는 법 — 2단계(사건이 났을 때 방향)만 따로 열어 본 것임. 붉은 막대가 규모·밀도 계열이고, 위쪽에 파란 막대가 오면 그것이 「크기와 무관한 위험 요인」임.</w:t>
       </w:r>
     </w:p>
     <w:tbl>
@@ -18175,6 +18429,198 @@
         <w:t>읽는 법 — 위험등급별 실제 순감소율이 단조 증가하는지 보는 표임. 증가하지 않으면 등급 경계를 다시 잡아야 함.</w:t>
       </w:r>
     </w:p>
+    <w:p>
+      <w:pPr>
+        <w:jc w:val="center"/>
+      </w:pPr>
+      <w:r>
+        <w:drawing>
+          <wp:inline xmlns:a="http://schemas.openxmlformats.org/drawingml/2006/main" xmlns:pic="http://schemas.openxmlformats.org/drawingml/2006/picture">
+            <wp:extent cx="5497875" cy="4206239"/>
+            <wp:docPr id="11" name="Picture 11"/>
+            <wp:cNvGraphicFramePr>
+              <a:graphicFrameLocks noChangeAspect="1"/>
+            </wp:cNvGraphicFramePr>
+            <a:graphic>
+              <a:graphicData uri="http://schemas.openxmlformats.org/drawingml/2006/picture">
+                <pic:pic>
+                  <pic:nvPicPr>
+                    <pic:cNvPr id="0" name="g11.png"/>
+                    <pic:cNvPicPr/>
+                  </pic:nvPicPr>
+                  <pic:blipFill>
+                    <a:blip r:embed="rId19"/>
+                    <a:stretch>
+                      <a:fillRect/>
+                    </a:stretch>
+                  </pic:blipFill>
+                  <pic:spPr>
+                    <a:xfrm>
+                      <a:off x="0" y="0"/>
+                      <a:ext cx="5497875" cy="4206239"/>
+                    </a:xfrm>
+                    <a:prstGeom prst="rect"/>
+                  </pic:spPr>
+                </pic:pic>
+              </a:graphicData>
+            </a:graphic>
+          </wp:inline>
+        </w:drawing>
+      </w:r>
+    </w:p>
+    <w:p>
+      <w:pPr>
+        <w:jc w:val="center"/>
+      </w:pPr>
+      <w:r>
+        <w:rPr>
+          <w:b w:val="0"/>
+          <w:i/>
+          <w:sz w:val="18"/>
+          <w:rFonts w:ascii="맑은 고딕" w:hAnsi="맑은 고딕" w:eastAsia="맑은 고딕" w:cs="맑은 고딕"/>
+        </w:rPr>
+        <w:t>그림 11</w:t>
+      </w:r>
+    </w:p>
+    <w:p>
+      <w:r>
+        <w:rPr>
+          <w:b w:val="0"/>
+          <w:i w:val="0"/>
+          <w:sz w:val="19"/>
+          <w:rFonts w:ascii="맑은 고딕" w:hAnsi="맑은 고딕" w:eastAsia="맑은 고딕" w:cs="맑은 고딕"/>
+        </w:rPr>
+        <w:t>읽는 법 — 상권마다 그 안에서 가장 위험한 업종을 골라 찍은 지도임. 원 크기가 점포 수, 색이 위험점수이고 상위 18곳에 상권명을 붙였음. 큰 원이 붉은 곳이 「크고 위험한 상권」임.</w:t>
+      </w:r>
+    </w:p>
+    <w:p>
+      <w:pPr>
+        <w:jc w:val="center"/>
+      </w:pPr>
+      <w:r>
+        <w:drawing>
+          <wp:inline xmlns:a="http://schemas.openxmlformats.org/drawingml/2006/main" xmlns:pic="http://schemas.openxmlformats.org/drawingml/2006/picture">
+            <wp:extent cx="4770371" cy="4206240"/>
+            <wp:docPr id="12" name="Picture 12"/>
+            <wp:cNvGraphicFramePr>
+              <a:graphicFrameLocks noChangeAspect="1"/>
+            </wp:cNvGraphicFramePr>
+            <a:graphic>
+              <a:graphicData uri="http://schemas.openxmlformats.org/drawingml/2006/picture">
+                <pic:pic>
+                  <pic:nvPicPr>
+                    <pic:cNvPr id="0" name="g12.png"/>
+                    <pic:cNvPicPr/>
+                  </pic:nvPicPr>
+                  <pic:blipFill>
+                    <a:blip r:embed="rId20"/>
+                    <a:stretch>
+                      <a:fillRect/>
+                    </a:stretch>
+                  </pic:blipFill>
+                  <pic:spPr>
+                    <a:xfrm>
+                      <a:off x="0" y="0"/>
+                      <a:ext cx="4770371" cy="4206240"/>
+                    </a:xfrm>
+                    <a:prstGeom prst="rect"/>
+                  </pic:spPr>
+                </pic:pic>
+              </a:graphicData>
+            </a:graphic>
+          </wp:inline>
+        </w:drawing>
+      </w:r>
+    </w:p>
+    <w:p>
+      <w:pPr>
+        <w:jc w:val="center"/>
+      </w:pPr>
+      <w:r>
+        <w:rPr>
+          <w:b w:val="0"/>
+          <w:i/>
+          <w:sz w:val="18"/>
+          <w:rFonts w:ascii="맑은 고딕" w:hAnsi="맑은 고딕" w:eastAsia="맑은 고딕" w:cs="맑은 고딕"/>
+        </w:rPr>
+        <w:t>그림 12</w:t>
+      </w:r>
+    </w:p>
+    <w:p>
+      <w:r>
+        <w:rPr>
+          <w:b w:val="0"/>
+          <w:i w:val="0"/>
+          <w:sz w:val="19"/>
+          <w:rFonts w:ascii="맑은 고딕" w:hAnsi="맑은 고딕" w:eastAsia="맑은 고딕" w:cs="맑은 고딕"/>
+        </w:rPr>
+        <w:t>읽는 법 — 같은 지도를 위험점수 4분위로 색만 바꾼 것임. 붉은 점(위험)이 도심·강남축에 몰리고, 같은 자치구 안에서도 색이 갈리는 것이 「대응 단위는 상권」이라는 근거임.</w:t>
+      </w:r>
+    </w:p>
+    <w:p>
+      <w:pPr>
+        <w:jc w:val="center"/>
+      </w:pPr>
+      <w:r>
+        <w:drawing>
+          <wp:inline xmlns:a="http://schemas.openxmlformats.org/drawingml/2006/main" xmlns:pic="http://schemas.openxmlformats.org/drawingml/2006/picture">
+            <wp:extent cx="5548418" cy="4206240"/>
+            <wp:docPr id="13" name="Picture 13"/>
+            <wp:cNvGraphicFramePr>
+              <a:graphicFrameLocks noChangeAspect="1"/>
+            </wp:cNvGraphicFramePr>
+            <a:graphic>
+              <a:graphicData uri="http://schemas.openxmlformats.org/drawingml/2006/picture">
+                <pic:pic>
+                  <pic:nvPicPr>
+                    <pic:cNvPr id="0" name="g13.png"/>
+                    <pic:cNvPicPr/>
+                  </pic:nvPicPr>
+                  <pic:blipFill>
+                    <a:blip r:embed="rId21"/>
+                    <a:stretch>
+                      <a:fillRect/>
+                    </a:stretch>
+                  </pic:blipFill>
+                  <pic:spPr>
+                    <a:xfrm>
+                      <a:off x="0" y="0"/>
+                      <a:ext cx="5548418" cy="4206240"/>
+                    </a:xfrm>
+                    <a:prstGeom prst="rect"/>
+                  </pic:spPr>
+                </pic:pic>
+              </a:graphicData>
+            </a:graphic>
+          </wp:inline>
+        </w:drawing>
+      </w:r>
+    </w:p>
+    <w:p>
+      <w:pPr>
+        <w:jc w:val="center"/>
+      </w:pPr>
+      <w:r>
+        <w:rPr>
+          <w:b w:val="0"/>
+          <w:i/>
+          <w:sz w:val="18"/>
+          <w:rFonts w:ascii="맑은 고딕" w:hAnsi="맑은 고딕" w:eastAsia="맑은 고딕" w:cs="맑은 고딕"/>
+        </w:rPr>
+        <w:t>그림 13</w:t>
+      </w:r>
+    </w:p>
+    <w:p>
+      <w:r>
+        <w:rPr>
+          <w:b w:val="0"/>
+          <w:i w:val="0"/>
+          <w:sz w:val="19"/>
+          <w:rFonts w:ascii="맑은 고딕" w:hAnsi="맑은 고딕" w:eastAsia="맑은 고딕" w:cs="맑은 고딕"/>
+        </w:rPr>
+        <w:t>읽는 법 — 점을 지우고 위험점수를 공간으로 평활한 지도임. 상권이 없는 곳은 비워 두었으므로 빈 곳은 「안전」이 아니라 「관측이 없음」임.</w:t>
+      </w:r>
+    </w:p>
     <w:tbl>
       <w:tblPr>
         <w:tblStyle w:val="LightGrid-Accent1"/>
@@ -18723,7 +19169,7 @@
         <w:drawing>
           <wp:inline xmlns:a="http://schemas.openxmlformats.org/drawingml/2006/main" xmlns:pic="http://schemas.openxmlformats.org/drawingml/2006/picture">
             <wp:extent cx="6035040" cy="2743200"/>
-            <wp:docPr id="9" name="Picture 9"/>
+            <wp:docPr id="14" name="Picture 14"/>
             <wp:cNvGraphicFramePr>
               <a:graphicFrameLocks noChangeAspect="1"/>
             </wp:cNvGraphicFramePr>
@@ -18731,11 +19177,11 @@
               <a:graphicData uri="http://schemas.openxmlformats.org/drawingml/2006/picture">
                 <pic:pic>
                   <pic:nvPicPr>
-                    <pic:cNvPr id="0" name="g9.png"/>
+                    <pic:cNvPr id="0" name="g14.png"/>
                     <pic:cNvPicPr/>
                   </pic:nvPicPr>
                   <pic:blipFill>
-                    <a:blip r:embed="rId17"/>
+                    <a:blip r:embed="rId22"/>
                     <a:stretch>
                       <a:fillRect/>
                     </a:stretch>
@@ -18765,7 +19211,7 @@
           <w:sz w:val="18"/>
           <w:rFonts w:ascii="맑은 고딕" w:hAnsi="맑은 고딕" w:eastAsia="맑은 고딕" w:cs="맑은 고딕"/>
         </w:rPr>
-        <w:t>그림 9</w:t>
+        <w:t>그림 14</w:t>
       </w:r>
     </w:p>
     <w:p>
@@ -18872,7 +19318,61 @@
           <w:sz w:val="21"/>
           <w:rFonts w:ascii="맑은 고딕" w:hAnsi="맑은 고딕" w:eastAsia="맑은 고딕" w:cs="맑은 고딕"/>
         </w:rPr>
-        <w:t>• Q1 예측 가능성: 상위 100개 정밀도 60.0%로 전체 평균 26.0%의 2.31배였다. 다만 넓게 선정하면 점포 수 기준과 차이가 줄어든다.</w:t>
+        <w:t xml:space="preserve">• </w:t>
+      </w:r>
+      <w:r>
+        <w:rPr>
+          <w:b/>
+          <w:i w:val="0"/>
+          <w:sz w:val="21"/>
+          <w:rFonts w:ascii="맑은 고딕" w:hAnsi="맑은 고딕" w:eastAsia="맑은 고딕" w:cs="맑은 고딕"/>
+        </w:rPr>
+        <w:t>Q1 예측 가능성</w:t>
+      </w:r>
+      <w:r>
+        <w:rPr>
+          <w:b w:val="0"/>
+          <w:i w:val="0"/>
+          <w:sz w:val="21"/>
+          <w:rFonts w:ascii="맑은 고딕" w:hAnsi="맑은 고딕" w:eastAsia="맑은 고딕" w:cs="맑은 고딕"/>
+        </w:rPr>
+        <w:t xml:space="preserve">: 상위 100개 정밀도 60.0%로 전체 평균 26.0%의 2.31배였다. 다만 같은 100개는 </w:t>
+      </w:r>
+      <w:r>
+        <w:rPr>
+          <w:b/>
+          <w:i w:val="0"/>
+          <w:sz w:val="21"/>
+          <w:rFonts w:ascii="맑은 고딕" w:hAnsi="맑은 고딕" w:eastAsia="맑은 고딕" w:cs="맑은 고딕"/>
+        </w:rPr>
+        <w:t>실제 순감소 1,423곳 중 60곳(재현율 4.2%)</w:t>
+      </w:r>
+      <w:r>
+        <w:rPr>
+          <w:b w:val="0"/>
+          <w:i w:val="0"/>
+          <w:sz w:val="21"/>
+          <w:rFonts w:ascii="맑은 고딕" w:hAnsi="맑은 고딕" w:eastAsia="맑은 고딕" w:cs="맑은 고딕"/>
+        </w:rPr>
+        <w:t xml:space="preserve"> 만 포착한다. 곡선 전체를 요약한 AP 는 0.399 로 기저율 0.260 의 1.53배이고, 넓게 선정하면 점포 수 기준과 차이가 줄어든다. 따라서 「예측 가능하다」는 </w:t>
+      </w:r>
+      <w:r>
+        <w:rPr>
+          <w:b/>
+          <w:i w:val="0"/>
+          <w:sz w:val="21"/>
+          <w:rFonts w:ascii="맑은 고딕" w:hAnsi="맑은 고딕" w:eastAsia="맑은 고딕" w:cs="맑은 고딕"/>
+        </w:rPr>
+        <w:t>누락을 감수하고 소수를 우선 선별하는 조건에서만</w:t>
+      </w:r>
+      <w:r>
+        <w:rPr>
+          <w:b w:val="0"/>
+          <w:i w:val="0"/>
+          <w:sz w:val="21"/>
+          <w:rFonts w:ascii="맑은 고딕" w:hAnsi="맑은 고딕" w:eastAsia="맑은 고딕" w:cs="맑은 고딕"/>
+        </w:rPr>
+        <w:t xml:space="preserve"> 성립한다.</w:t>
       </w:r>
     </w:p>
     <w:p>
@@ -18900,7 +19400,25 @@
           <w:sz w:val="21"/>
           <w:rFonts w:ascii="맑은 고딕" w:hAnsi="맑은 고딕" w:eastAsia="맑은 고딕" w:cs="맑은 고딕"/>
         </w:rPr>
-        <w:t>• 업종 효과: 한식음식점은 단순 비교 +2.38%p에서 PSM 후 ATT −5.46%p로 바뀌었다. “업종 자체의 위험”처럼 보였던 상당 부분이 규모·입지 차이였다.</w:t>
+        <w:t xml:space="preserve">• </w:t>
+      </w:r>
+      <w:r>
+        <w:rPr>
+          <w:b/>
+          <w:i w:val="0"/>
+          <w:sz w:val="21"/>
+          <w:rFonts w:ascii="맑은 고딕" w:hAnsi="맑은 고딕" w:eastAsia="맑은 고딕" w:cs="맑은 고딕"/>
+        </w:rPr>
+        <w:t>업종 효과</w:t>
+      </w:r>
+      <w:r>
+        <w:rPr>
+          <w:b w:val="0"/>
+          <w:i w:val="0"/>
+          <w:sz w:val="21"/>
+          <w:rFonts w:ascii="맑은 고딕" w:hAnsi="맑은 고딕" w:eastAsia="맑은 고딕" w:cs="맑은 고딕"/>
+        </w:rPr>
+        <w:t>: 한식음식점은 단순 비교 +1.85%p에서 PSM 후 ATT −6.53%p로 부호가 뒤집혔다. 네 상권유형에서 모두 음수(골목 −5.39 · 전통시장 −8.51 · 발달 −9.30%p)이므로 한 유형의 산물이 아니다. “업종 자체의 위험”처럼 보였던 상당 부분이 규모 차이였다.</w:t>
       </w:r>
     </w:p>
     <w:p>
@@ -19138,7 +19656,4420 @@
           <w:sz w:val="21"/>
           <w:rFonts w:ascii="맑은 고딕" w:hAnsi="맑은 고딕" w:eastAsia="맑은 고딕" w:cs="맑은 고딕"/>
         </w:rPr>
-        <w:t>최종적으로 이 모델은 “전수 판정기”보다 “다음 분기에 먼저 확인할 상권을 좁혀 주는 조기경보 도구”로 보는 것이 맞다. 다음 단계는 새로운 분기가 들어올 때마다 성능을 재검증하고, 상권별 임대료·온라인 관심도처럼 같은 분기 안에서도 지역별로 달라지는 변수를 추가하는 것이다.</w:t>
+        <w:t xml:space="preserve">최종적으로 이 모델은 “전수 판정기”보다 “다음 분기에 먼저 확인할 상권을 좁혀 주는 우선순위 선별 도구”로 보는 것이 맞다. 반대로 </w:t>
+      </w:r>
+      <w:r>
+        <w:rPr>
+          <w:b/>
+          <w:i w:val="0"/>
+          <w:sz w:val="21"/>
+          <w:rFonts w:ascii="맑은 고딕" w:hAnsi="맑은 고딕" w:eastAsia="맑은 고딕" w:cs="맑은 고딕"/>
+        </w:rPr>
+        <w:t>누락을 줄이는 것이 목표라면 이 모델을 근거로 쓸 수 없다</w:t>
+      </w:r>
+      <w:r>
+        <w:rPr>
+          <w:b w:val="0"/>
+          <w:i w:val="0"/>
+          <w:sz w:val="21"/>
+          <w:rFonts w:ascii="맑은 고딕" w:hAnsi="맑은 고딕" w:eastAsia="맑은 고딕" w:cs="맑은 고딕"/>
+        </w:rPr>
+        <w:t xml:space="preserve"> — 재현율을 올리려면 넓게 찍어야 하고, 그 구간에서는 점포 수 순서와 결과가 수렴한다.</w:t>
+      </w:r>
+    </w:p>
+    <w:p>
+      <w:r>
+        <w:br w:type="page"/>
+      </w:r>
+    </w:p>
+    <w:p>
+      <w:pPr>
+        <w:pStyle w:val="Heading1"/>
+      </w:pPr>
+      <w:r>
+        <w:rPr>
+          <w:rFonts w:ascii="맑은 고딕" w:hAnsi="맑은 고딕" w:eastAsia="맑은 고딕" w:cs="맑은 고딕"/>
+        </w:rPr>
+        <w:t>19  예측 결과와 오차 — 무엇을 맞히고 무엇을 틀렸는가</w:t>
+      </w:r>
+    </w:p>
+    <w:p>
+      <w:r>
+        <w:rPr>
+          <w:b/>
+          <w:i w:val="0"/>
+          <w:sz w:val="22"/>
+          <w:rFonts w:ascii="맑은 고딕" w:hAnsi="맑은 고딕" w:eastAsia="맑은 고딕" w:cs="맑은 고딕"/>
+        </w:rPr>
+        <w:t>핵심 한 줄 — 테스트 분기에서 실제로 찍은 칸과 실측을 맞춰 보면, 맞힌 것과 틀린 것이 규모에 따라 갈린다. 놓친 위험은 대체로 작고 조용한 칸에 몰린다.</w:t>
+      </w:r>
+    </w:p>
+    <w:p>
+      <w:r>
+        <w:rPr>
+          <w:b/>
+          <w:i w:val="0"/>
+          <w:sz w:val="20"/>
+          <w:rFonts w:ascii="맑은 고딕" w:hAnsi="맑은 고딕" w:eastAsia="맑은 고딕" w:cs="맑은 고딕"/>
+        </w:rPr>
+        <w:t>왜 이 분석을 했나</w:t>
+      </w:r>
+    </w:p>
+    <w:p>
+      <w:r>
+        <w:rPr>
+          <w:b w:val="0"/>
+          <w:i w:val="0"/>
+          <w:sz w:val="21"/>
+          <w:rFonts w:ascii="맑은 고딕" w:hAnsi="맑은 고딕" w:eastAsia="맑은 고딕" w:cs="맑은 고딕"/>
+        </w:rPr>
+        <w:t>성능 지표만 적으면 「어디서 틀리는가」를 감출 수 있다. 예측을 네 갈래로 나누어 적중(TP)·헛경보(FP)·놓침(FN)·정상 제외(TN)를 그대로 보고한다.</w:t>
+      </w:r>
+    </w:p>
+    <w:p>
+      <w:r>
+        <w:rPr>
+          <w:b w:val="0"/>
+          <w:i w:val="0"/>
+          <w:sz w:val="21"/>
+          <w:rFonts w:ascii="맑은 고딕" w:hAnsi="맑은 고딕" w:eastAsia="맑은 고딕" w:cs="맑은 고딕"/>
+        </w:rPr>
+        <w:t>작동점은 두 개를 함께 본다. 검증에서 정한 임계값(찍는 칸 수가 기저율과 같은 설정)과 실제 운영에 가까운 상위 100칸이다.</w:t>
+      </w:r>
+    </w:p>
+    <w:p>
+      <w:r>
+        <w:rPr>
+          <w:b/>
+          <w:i w:val="0"/>
+          <w:sz w:val="20"/>
+          <w:rFonts w:ascii="맑은 고딕" w:hAnsi="맑은 고딕" w:eastAsia="맑은 고딕" w:cs="맑은 고딕"/>
+        </w:rPr>
+        <w:t>핵심 결과</w:t>
+      </w:r>
+    </w:p>
+    <w:p>
+      <w:pPr>
+        <w:ind w:left="173"/>
+      </w:pPr>
+      <w:r>
+        <w:rPr>
+          <w:b w:val="0"/>
+          <w:i w:val="0"/>
+          <w:sz w:val="21"/>
+          <w:rFonts w:ascii="맑은 고딕" w:hAnsi="맑은 고딕" w:eastAsia="맑은 고딕" w:cs="맑은 고딕"/>
+        </w:rPr>
+        <w:t xml:space="preserve">• </w:t>
+      </w:r>
+      <w:r>
+        <w:rPr>
+          <w:b/>
+          <w:i w:val="0"/>
+          <w:sz w:val="21"/>
+          <w:rFonts w:ascii="맑은 고딕" w:hAnsi="맑은 고딕" w:eastAsia="맑은 고딕" w:cs="맑은 고딕"/>
+        </w:rPr>
+        <w:t>검증 임계값 기준</w:t>
+      </w:r>
+      <w:r>
+        <w:rPr>
+          <w:b w:val="0"/>
+          <w:i w:val="0"/>
+          <w:sz w:val="21"/>
+          <w:rFonts w:ascii="맑은 고딕" w:hAnsi="맑은 고딕" w:eastAsia="맑은 고딕" w:cs="맑은 고딕"/>
+        </w:rPr>
+        <w:t xml:space="preserve"> — 위험으로 찍은 1,341칸 중 530칸이 실제 순감소였다(정밀도 39.5%). 실제 순감소 1,423칸 중 530칸을 잡았다(재현율 37.2%). 헛경보 811칸, 놓침 893칸이다.</w:t>
+      </w:r>
+    </w:p>
+    <w:p>
+      <w:pPr>
+        <w:ind w:left="173"/>
+      </w:pPr>
+      <w:r>
+        <w:rPr>
+          <w:b w:val="0"/>
+          <w:i w:val="0"/>
+          <w:sz w:val="21"/>
+          <w:rFonts w:ascii="맑은 고딕" w:hAnsi="맑은 고딕" w:eastAsia="맑은 고딕" w:cs="맑은 고딕"/>
+        </w:rPr>
+        <w:t xml:space="preserve">• </w:t>
+      </w:r>
+      <w:r>
+        <w:rPr>
+          <w:b/>
+          <w:i w:val="0"/>
+          <w:sz w:val="21"/>
+          <w:rFonts w:ascii="맑은 고딕" w:hAnsi="맑은 고딕" w:eastAsia="맑은 고딕" w:cs="맑은 고딕"/>
+        </w:rPr>
+        <w:t>상위 100칸 기준</w:t>
+      </w:r>
+      <w:r>
+        <w:rPr>
+          <w:b w:val="0"/>
+          <w:i w:val="0"/>
+          <w:sz w:val="21"/>
+          <w:rFonts w:ascii="맑은 고딕" w:hAnsi="맑은 고딕" w:eastAsia="맑은 고딕" w:cs="맑은 고딕"/>
+        </w:rPr>
+        <w:t xml:space="preserve"> — 적중 60 · 헛경보 40 으로 정밀도가 60.0%까지 오르지만, 재현율은 4.2%로 떨어진다. 같은 모델에서 작동점만 바꾼 값이다.</w:t>
+      </w:r>
+    </w:p>
+    <w:p>
+      <w:pPr>
+        <w:ind w:left="173"/>
+      </w:pPr>
+      <w:r>
+        <w:rPr>
+          <w:b w:val="0"/>
+          <w:i w:val="0"/>
+          <w:sz w:val="21"/>
+          <w:rFonts w:ascii="맑은 고딕" w:hAnsi="맑은 고딕" w:eastAsia="맑은 고딕" w:cs="맑은 고딕"/>
+        </w:rPr>
+        <w:t xml:space="preserve">• </w:t>
+      </w:r>
+      <w:r>
+        <w:rPr>
+          <w:b/>
+          <w:i w:val="0"/>
+          <w:sz w:val="21"/>
+          <w:rFonts w:ascii="맑은 고딕" w:hAnsi="맑은 고딕" w:eastAsia="맑은 고딕" w:cs="맑은 고딕"/>
+        </w:rPr>
+        <w:t>상위 20칸 중 15칸(75%)이 실제로 순감소했다.</w:t>
+      </w:r>
+      <w:r>
+        <w:rPr>
+          <w:b w:val="0"/>
+          <w:i w:val="0"/>
+          <w:sz w:val="21"/>
+          <w:rFonts w:ascii="맑은 고딕" w:hAnsi="맑은 고딕" w:eastAsia="맑은 고딕" w:cs="맑은 고딕"/>
+        </w:rPr>
+        <w:t xml:space="preserve"> 틀린 5칸을 지우지 않고 X 로 표기했다.</w:t>
+      </w:r>
+    </w:p>
+    <w:p>
+      <w:pPr>
+        <w:ind w:left="173"/>
+      </w:pPr>
+      <w:r>
+        <w:rPr>
+          <w:b w:val="0"/>
+          <w:i w:val="0"/>
+          <w:sz w:val="21"/>
+          <w:rFonts w:ascii="맑은 고딕" w:hAnsi="맑은 고딕" w:eastAsia="맑은 고딕" w:cs="맑은 고딕"/>
+        </w:rPr>
+        <w:t xml:space="preserve">• </w:t>
+      </w:r>
+      <w:r>
+        <w:rPr>
+          <w:b/>
+          <w:i w:val="0"/>
+          <w:sz w:val="21"/>
+          <w:rFonts w:ascii="맑은 고딕" w:hAnsi="맑은 고딕" w:eastAsia="맑은 고딕" w:cs="맑은 고딕"/>
+        </w:rPr>
+        <w:t>오차는 규모에 따라 갈린다.</w:t>
+      </w:r>
+      <w:r>
+        <w:rPr>
+          <w:b w:val="0"/>
+          <w:i w:val="0"/>
+          <w:sz w:val="21"/>
+          <w:rFonts w:ascii="맑은 고딕" w:hAnsi="맑은 고딕" w:eastAsia="맑은 고딕" w:cs="맑은 고딕"/>
+        </w:rPr>
+        <w:t xml:space="preserve"> 점포가 적은 구간에서는 놓침이, 많은 구간에서는 헛경보가 늘어난다. 구간별 구성비를 그림으로 함께 둔다.</w:t>
+      </w:r>
+    </w:p>
+    <w:p>
+      <w:pPr>
+        <w:ind w:left="173"/>
+      </w:pPr>
+      <w:r>
+        <w:rPr>
+          <w:b w:val="0"/>
+          <w:i w:val="0"/>
+          <w:sz w:val="21"/>
+          <w:rFonts w:ascii="맑은 고딕" w:hAnsi="맑은 고딕" w:eastAsia="맑은 고딕" w:cs="맑은 고딕"/>
+        </w:rPr>
+        <w:t xml:space="preserve">• </w:t>
+      </w:r>
+      <w:r>
+        <w:rPr>
+          <w:b/>
+          <w:i w:val="0"/>
+          <w:sz w:val="21"/>
+          <w:rFonts w:ascii="맑은 고딕" w:hAnsi="맑은 고딕" w:eastAsia="맑은 고딕" w:cs="맑은 고딕"/>
+        </w:rPr>
+        <w:t>놓친 칸은 작고 조용한 칸이다.</w:t>
+      </w:r>
+      <w:r>
+        <w:rPr>
+          <w:b w:val="0"/>
+          <w:i w:val="0"/>
+          <w:sz w:val="21"/>
+          <w:rFonts w:ascii="맑은 고딕" w:hAnsi="맑은 고딕" w:eastAsia="맑은 고딕" w:cs="맑은 고딕"/>
+        </w:rPr>
+        <w:t xml:space="preserve"> 점포 수 중앙값이 적중 칸보다 뚜렷하게 작고, 위험점수도 낮게 나온다. 규모가 작아 사건 자체가 드물기 때문이다.</w:t>
+      </w:r>
+    </w:p>
+    <w:tbl>
+      <w:tblPr>
+        <w:tblStyle w:val="LightGrid-Accent1"/>
+        <w:tblW w:type="auto" w:w="0"/>
+        <w:tblLook w:firstColumn="1" w:firstRow="1" w:lastColumn="0" w:lastRow="0" w:noHBand="0" w:noVBand="1" w:val="04A0"/>
+      </w:tblPr>
+      <w:tblGrid>
+        <w:gridCol w:w="3504"/>
+        <w:gridCol w:w="3504"/>
+        <w:gridCol w:w="3504"/>
+      </w:tblGrid>
+      <w:tr>
+        <w:tc>
+          <w:tcPr>
+            <w:tcW w:type="dxa" w:w="3504"/>
+          </w:tcPr>
+          <w:p>
+            <w:r>
+              <w:rPr>
+                <w:b/>
+                <w:sz w:val="17"/>
+                <w:rFonts w:ascii="맑은 고딕" w:hAnsi="맑은 고딕" w:eastAsia="맑은 고딕" w:cs="맑은 고딕"/>
+              </w:rPr>
+              <w:t>갈래</w:t>
+            </w:r>
+          </w:p>
+        </w:tc>
+        <w:tc>
+          <w:tcPr>
+            <w:tcW w:type="dxa" w:w="3504"/>
+          </w:tcPr>
+          <w:p>
+            <w:r>
+              <w:rPr>
+                <w:b/>
+                <w:sz w:val="17"/>
+                <w:rFonts w:ascii="맑은 고딕" w:hAnsi="맑은 고딕" w:eastAsia="맑은 고딕" w:cs="맑은 고딕"/>
+              </w:rPr>
+              <w:t>뜻</w:t>
+            </w:r>
+          </w:p>
+        </w:tc>
+        <w:tc>
+          <w:tcPr>
+            <w:tcW w:type="dxa" w:w="3504"/>
+          </w:tcPr>
+          <w:p>
+            <w:r>
+              <w:rPr>
+                <w:b/>
+                <w:sz w:val="17"/>
+                <w:rFonts w:ascii="맑은 고딕" w:hAnsi="맑은 고딕" w:eastAsia="맑은 고딕" w:cs="맑은 고딕"/>
+              </w:rPr>
+              <w:t>칸수(검증 임계값 기준)</w:t>
+            </w:r>
+          </w:p>
+        </w:tc>
+      </w:tr>
+      <w:tr>
+        <w:tc>
+          <w:tcPr>
+            <w:tcW w:type="dxa" w:w="3504"/>
+          </w:tcPr>
+          <w:p>
+            <w:r>
+              <w:rPr>
+                <w:sz w:val="17"/>
+                <w:rFonts w:ascii="맑은 고딕" w:hAnsi="맑은 고딕" w:eastAsia="맑은 고딕" w:cs="맑은 고딕"/>
+              </w:rPr>
+              <w:t>적중 (TP)</w:t>
+            </w:r>
+          </w:p>
+        </w:tc>
+        <w:tc>
+          <w:tcPr>
+            <w:tcW w:type="dxa" w:w="3504"/>
+          </w:tcPr>
+          <w:p>
+            <w:r>
+              <w:rPr>
+                <w:sz w:val="17"/>
+                <w:rFonts w:ascii="맑은 고딕" w:hAnsi="맑은 고딕" w:eastAsia="맑은 고딕" w:cs="맑은 고딕"/>
+              </w:rPr>
+              <w:t>위험으로 찍었고 실제로 순감소</w:t>
+            </w:r>
+          </w:p>
+        </w:tc>
+        <w:tc>
+          <w:tcPr>
+            <w:tcW w:type="dxa" w:w="3504"/>
+          </w:tcPr>
+          <w:p>
+            <w:r>
+              <w:rPr>
+                <w:sz w:val="17"/>
+                <w:rFonts w:ascii="맑은 고딕" w:hAnsi="맑은 고딕" w:eastAsia="맑은 고딕" w:cs="맑은 고딕"/>
+              </w:rPr>
+              <w:t>530</w:t>
+            </w:r>
+          </w:p>
+        </w:tc>
+      </w:tr>
+      <w:tr>
+        <w:tc>
+          <w:tcPr>
+            <w:tcW w:type="dxa" w:w="3504"/>
+          </w:tcPr>
+          <w:p>
+            <w:r>
+              <w:rPr>
+                <w:sz w:val="17"/>
+                <w:rFonts w:ascii="맑은 고딕" w:hAnsi="맑은 고딕" w:eastAsia="맑은 고딕" w:cs="맑은 고딕"/>
+              </w:rPr>
+              <w:t>헛경보 (FP)</w:t>
+            </w:r>
+          </w:p>
+        </w:tc>
+        <w:tc>
+          <w:tcPr>
+            <w:tcW w:type="dxa" w:w="3504"/>
+          </w:tcPr>
+          <w:p>
+            <w:r>
+              <w:rPr>
+                <w:sz w:val="17"/>
+                <w:rFonts w:ascii="맑은 고딕" w:hAnsi="맑은 고딕" w:eastAsia="맑은 고딕" w:cs="맑은 고딕"/>
+              </w:rPr>
+              <w:t>위험으로 찍었으나 유지·증가</w:t>
+            </w:r>
+          </w:p>
+        </w:tc>
+        <w:tc>
+          <w:tcPr>
+            <w:tcW w:type="dxa" w:w="3504"/>
+          </w:tcPr>
+          <w:p>
+            <w:r>
+              <w:rPr>
+                <w:sz w:val="17"/>
+                <w:rFonts w:ascii="맑은 고딕" w:hAnsi="맑은 고딕" w:eastAsia="맑은 고딕" w:cs="맑은 고딕"/>
+              </w:rPr>
+              <w:t>811</w:t>
+            </w:r>
+          </w:p>
+        </w:tc>
+      </w:tr>
+      <w:tr>
+        <w:tc>
+          <w:tcPr>
+            <w:tcW w:type="dxa" w:w="3504"/>
+          </w:tcPr>
+          <w:p>
+            <w:r>
+              <w:rPr>
+                <w:sz w:val="17"/>
+                <w:rFonts w:ascii="맑은 고딕" w:hAnsi="맑은 고딕" w:eastAsia="맑은 고딕" w:cs="맑은 고딕"/>
+              </w:rPr>
+              <w:t>놓침 (FN)</w:t>
+            </w:r>
+          </w:p>
+        </w:tc>
+        <w:tc>
+          <w:tcPr>
+            <w:tcW w:type="dxa" w:w="3504"/>
+          </w:tcPr>
+          <w:p>
+            <w:r>
+              <w:rPr>
+                <w:sz w:val="17"/>
+                <w:rFonts w:ascii="맑은 고딕" w:hAnsi="맑은 고딕" w:eastAsia="맑은 고딕" w:cs="맑은 고딕"/>
+              </w:rPr>
+              <w:t>안전으로 두었으나 실제로 순감소</w:t>
+            </w:r>
+          </w:p>
+        </w:tc>
+        <w:tc>
+          <w:tcPr>
+            <w:tcW w:type="dxa" w:w="3504"/>
+          </w:tcPr>
+          <w:p>
+            <w:r>
+              <w:rPr>
+                <w:sz w:val="17"/>
+                <w:rFonts w:ascii="맑은 고딕" w:hAnsi="맑은 고딕" w:eastAsia="맑은 고딕" w:cs="맑은 고딕"/>
+              </w:rPr>
+              <w:t>893</w:t>
+            </w:r>
+          </w:p>
+        </w:tc>
+      </w:tr>
+      <w:tr>
+        <w:tc>
+          <w:tcPr>
+            <w:tcW w:type="dxa" w:w="3504"/>
+          </w:tcPr>
+          <w:p>
+            <w:r>
+              <w:rPr>
+                <w:sz w:val="17"/>
+                <w:rFonts w:ascii="맑은 고딕" w:hAnsi="맑은 고딕" w:eastAsia="맑은 고딕" w:cs="맑은 고딕"/>
+              </w:rPr>
+              <w:t>정상 제외 (TN)</w:t>
+            </w:r>
+          </w:p>
+        </w:tc>
+        <w:tc>
+          <w:tcPr>
+            <w:tcW w:type="dxa" w:w="3504"/>
+          </w:tcPr>
+          <w:p>
+            <w:r>
+              <w:rPr>
+                <w:sz w:val="17"/>
+                <w:rFonts w:ascii="맑은 고딕" w:hAnsi="맑은 고딕" w:eastAsia="맑은 고딕" w:cs="맑은 고딕"/>
+              </w:rPr>
+              <w:t>안전으로 두었고 실제로 유지·증가</w:t>
+            </w:r>
+          </w:p>
+        </w:tc>
+        <w:tc>
+          <w:tcPr>
+            <w:tcW w:type="dxa" w:w="3504"/>
+          </w:tcPr>
+          <w:p>
+            <w:r>
+              <w:rPr>
+                <w:sz w:val="17"/>
+                <w:rFonts w:ascii="맑은 고딕" w:hAnsi="맑은 고딕" w:eastAsia="맑은 고딕" w:cs="맑은 고딕"/>
+              </w:rPr>
+              <w:t>3,245</w:t>
+            </w:r>
+          </w:p>
+        </w:tc>
+      </w:tr>
+    </w:tbl>
+    <w:p>
+      <w:r>
+        <w:rPr>
+          <w:b w:val="0"/>
+          <w:i/>
+          <w:sz w:val="18"/>
+          <w:rFonts w:ascii="맑은 고딕" w:hAnsi="맑은 고딕" w:eastAsia="맑은 고딕" w:cs="맑은 고딕"/>
+        </w:rPr>
+        <w:t>표 39</w:t>
+      </w:r>
+    </w:p>
+    <w:tbl>
+      <w:tblPr>
+        <w:tblStyle w:val="LightGrid-Accent1"/>
+        <w:tblW w:type="auto" w:w="0"/>
+        <w:tblLook w:firstColumn="1" w:firstRow="1" w:lastColumn="0" w:lastRow="0" w:noHBand="0" w:noVBand="1" w:val="04A0"/>
+      </w:tblPr>
+      <w:tblGrid>
+        <w:gridCol w:w="3504"/>
+        <w:gridCol w:w="3504"/>
+        <w:gridCol w:w="3504"/>
+      </w:tblGrid>
+      <w:tr>
+        <w:tc>
+          <w:tcPr>
+            <w:tcW w:type="dxa" w:w="3504"/>
+          </w:tcPr>
+          <w:p>
+            <w:r>
+              <w:rPr>
+                <w:b/>
+                <w:sz w:val="17"/>
+                <w:rFonts w:ascii="맑은 고딕" w:hAnsi="맑은 고딕" w:eastAsia="맑은 고딕" w:cs="맑은 고딕"/>
+              </w:rPr>
+            </w:r>
+          </w:p>
+        </w:tc>
+        <w:tc>
+          <w:tcPr>
+            <w:tcW w:type="dxa" w:w="3504"/>
+          </w:tcPr>
+          <w:p>
+            <w:r>
+              <w:rPr>
+                <w:b/>
+                <w:sz w:val="17"/>
+                <w:rFonts w:ascii="맑은 고딕" w:hAnsi="맑은 고딕" w:eastAsia="맑은 고딕" w:cs="맑은 고딕"/>
+              </w:rPr>
+              <w:t>예측 안전</w:t>
+            </w:r>
+          </w:p>
+        </w:tc>
+        <w:tc>
+          <w:tcPr>
+            <w:tcW w:type="dxa" w:w="3504"/>
+          </w:tcPr>
+          <w:p>
+            <w:r>
+              <w:rPr>
+                <w:b/>
+                <w:sz w:val="17"/>
+                <w:rFonts w:ascii="맑은 고딕" w:hAnsi="맑은 고딕" w:eastAsia="맑은 고딕" w:cs="맑은 고딕"/>
+              </w:rPr>
+              <w:t>예측 위험</w:t>
+            </w:r>
+          </w:p>
+        </w:tc>
+      </w:tr>
+      <w:tr>
+        <w:tc>
+          <w:tcPr>
+            <w:tcW w:type="dxa" w:w="3504"/>
+          </w:tcPr>
+          <w:p>
+            <w:r>
+              <w:rPr>
+                <w:sz w:val="17"/>
+                <w:rFonts w:ascii="맑은 고딕" w:hAnsi="맑은 고딕" w:eastAsia="맑은 고딕" w:cs="맑은 고딕"/>
+              </w:rPr>
+              <w:t>실제 유지·증가</w:t>
+            </w:r>
+          </w:p>
+        </w:tc>
+        <w:tc>
+          <w:tcPr>
+            <w:tcW w:type="dxa" w:w="3504"/>
+          </w:tcPr>
+          <w:p>
+            <w:r>
+              <w:rPr>
+                <w:sz w:val="17"/>
+                <w:rFonts w:ascii="맑은 고딕" w:hAnsi="맑은 고딕" w:eastAsia="맑은 고딕" w:cs="맑은 고딕"/>
+              </w:rPr>
+              <w:t>3245</w:t>
+            </w:r>
+          </w:p>
+        </w:tc>
+        <w:tc>
+          <w:tcPr>
+            <w:tcW w:type="dxa" w:w="3504"/>
+          </w:tcPr>
+          <w:p>
+            <w:r>
+              <w:rPr>
+                <w:sz w:val="17"/>
+                <w:rFonts w:ascii="맑은 고딕" w:hAnsi="맑은 고딕" w:eastAsia="맑은 고딕" w:cs="맑은 고딕"/>
+              </w:rPr>
+              <w:t>811</w:t>
+            </w:r>
+          </w:p>
+        </w:tc>
+      </w:tr>
+      <w:tr>
+        <w:tc>
+          <w:tcPr>
+            <w:tcW w:type="dxa" w:w="3504"/>
+          </w:tcPr>
+          <w:p>
+            <w:r>
+              <w:rPr>
+                <w:sz w:val="17"/>
+                <w:rFonts w:ascii="맑은 고딕" w:hAnsi="맑은 고딕" w:eastAsia="맑은 고딕" w:cs="맑은 고딕"/>
+              </w:rPr>
+              <w:t>실제 순감소</w:t>
+            </w:r>
+          </w:p>
+        </w:tc>
+        <w:tc>
+          <w:tcPr>
+            <w:tcW w:type="dxa" w:w="3504"/>
+          </w:tcPr>
+          <w:p>
+            <w:r>
+              <w:rPr>
+                <w:sz w:val="17"/>
+                <w:rFonts w:ascii="맑은 고딕" w:hAnsi="맑은 고딕" w:eastAsia="맑은 고딕" w:cs="맑은 고딕"/>
+              </w:rPr>
+              <w:t>893</w:t>
+            </w:r>
+          </w:p>
+        </w:tc>
+        <w:tc>
+          <w:tcPr>
+            <w:tcW w:type="dxa" w:w="3504"/>
+          </w:tcPr>
+          <w:p>
+            <w:r>
+              <w:rPr>
+                <w:sz w:val="17"/>
+                <w:rFonts w:ascii="맑은 고딕" w:hAnsi="맑은 고딕" w:eastAsia="맑은 고딕" w:cs="맑은 고딕"/>
+              </w:rPr>
+              <w:t>530</w:t>
+            </w:r>
+          </w:p>
+        </w:tc>
+      </w:tr>
+    </w:tbl>
+    <w:p>
+      <w:r>
+        <w:rPr>
+          <w:b w:val="0"/>
+          <w:i/>
+          <w:sz w:val="18"/>
+          <w:rFonts w:ascii="맑은 고딕" w:hAnsi="맑은 고딕" w:eastAsia="맑은 고딕" w:cs="맑은 고딕"/>
+        </w:rPr>
+        <w:t>표 40</w:t>
+      </w:r>
+    </w:p>
+    <w:p>
+      <w:r>
+        <w:rPr>
+          <w:b w:val="0"/>
+          <w:i w:val="0"/>
+          <w:sz w:val="19"/>
+          <w:rFonts w:ascii="맑은 고딕" w:hAnsi="맑은 고딕" w:eastAsia="맑은 고딕" w:cs="맑은 고딕"/>
+        </w:rPr>
+        <w:t>읽는 법 — 행이 실제, 열이 예측임. 오른쪽 아래가 적중, 오른쪽 위가 헛경보, 왼쪽 아래가 놓침임.</w:t>
+      </w:r>
+    </w:p>
+    <w:tbl>
+      <w:tblPr>
+        <w:tblStyle w:val="LightGrid-Accent1"/>
+        <w:tblW w:type="auto" w:w="0"/>
+        <w:tblLook w:firstColumn="1" w:firstRow="1" w:lastColumn="0" w:lastRow="0" w:noHBand="0" w:noVBand="1" w:val="04A0"/>
+      </w:tblPr>
+      <w:tblGrid>
+        <w:gridCol w:w="1502"/>
+        <w:gridCol w:w="1502"/>
+        <w:gridCol w:w="1502"/>
+        <w:gridCol w:w="1502"/>
+        <w:gridCol w:w="1502"/>
+        <w:gridCol w:w="1502"/>
+        <w:gridCol w:w="1502"/>
+      </w:tblGrid>
+      <w:tr>
+        <w:tc>
+          <w:tcPr>
+            <w:tcW w:type="dxa" w:w="1502"/>
+          </w:tcPr>
+          <w:p>
+            <w:r>
+              <w:rPr>
+                <w:b/>
+                <w:sz w:val="17"/>
+                <w:rFonts w:ascii="맑은 고딕" w:hAnsi="맑은 고딕" w:eastAsia="맑은 고딕" w:cs="맑은 고딕"/>
+              </w:rPr>
+            </w:r>
+          </w:p>
+        </w:tc>
+        <w:tc>
+          <w:tcPr>
+            <w:tcW w:type="dxa" w:w="1502"/>
+          </w:tcPr>
+          <w:p>
+            <w:r>
+              <w:rPr>
+                <w:b/>
+                <w:sz w:val="17"/>
+                <w:rFonts w:ascii="맑은 고딕" w:hAnsi="맑은 고딕" w:eastAsia="맑은 고딕" w:cs="맑은 고딕"/>
+              </w:rPr>
+              <w:t>상권_코드_명</w:t>
+            </w:r>
+          </w:p>
+        </w:tc>
+        <w:tc>
+          <w:tcPr>
+            <w:tcW w:type="dxa" w:w="1502"/>
+          </w:tcPr>
+          <w:p>
+            <w:r>
+              <w:rPr>
+                <w:b/>
+                <w:sz w:val="17"/>
+                <w:rFonts w:ascii="맑은 고딕" w:hAnsi="맑은 고딕" w:eastAsia="맑은 고딕" w:cs="맑은 고딕"/>
+              </w:rPr>
+              <w:t>상권유형</w:t>
+            </w:r>
+          </w:p>
+        </w:tc>
+        <w:tc>
+          <w:tcPr>
+            <w:tcW w:type="dxa" w:w="1502"/>
+          </w:tcPr>
+          <w:p>
+            <w:r>
+              <w:rPr>
+                <w:b/>
+                <w:sz w:val="17"/>
+                <w:rFonts w:ascii="맑은 고딕" w:hAnsi="맑은 고딕" w:eastAsia="맑은 고딕" w:cs="맑은 고딕"/>
+              </w:rPr>
+              <w:t>서비스_업종_코드_명</w:t>
+            </w:r>
+          </w:p>
+        </w:tc>
+        <w:tc>
+          <w:tcPr>
+            <w:tcW w:type="dxa" w:w="1502"/>
+          </w:tcPr>
+          <w:p>
+            <w:r>
+              <w:rPr>
+                <w:b/>
+                <w:sz w:val="17"/>
+                <w:rFonts w:ascii="맑은 고딕" w:hAnsi="맑은 고딕" w:eastAsia="맑은 고딕" w:cs="맑은 고딕"/>
+              </w:rPr>
+              <w:t>전체_점포_수</w:t>
+            </w:r>
+          </w:p>
+        </w:tc>
+        <w:tc>
+          <w:tcPr>
+            <w:tcW w:type="dxa" w:w="1502"/>
+          </w:tcPr>
+          <w:p>
+            <w:r>
+              <w:rPr>
+                <w:b/>
+                <w:sz w:val="17"/>
+                <w:rFonts w:ascii="맑은 고딕" w:hAnsi="맑은 고딕" w:eastAsia="맑은 고딕" w:cs="맑은 고딕"/>
+              </w:rPr>
+              <w:t>위험점수</w:t>
+            </w:r>
+          </w:p>
+        </w:tc>
+        <w:tc>
+          <w:tcPr>
+            <w:tcW w:type="dxa" w:w="1502"/>
+          </w:tcPr>
+          <w:p>
+            <w:r>
+              <w:rPr>
+                <w:b/>
+                <w:sz w:val="17"/>
+                <w:rFonts w:ascii="맑은 고딕" w:hAnsi="맑은 고딕" w:eastAsia="맑은 고딕" w:cs="맑은 고딕"/>
+              </w:rPr>
+              <w:t>실측</w:t>
+            </w:r>
+          </w:p>
+        </w:tc>
+      </w:tr>
+      <w:tr>
+        <w:tc>
+          <w:tcPr>
+            <w:tcW w:type="dxa" w:w="1502"/>
+          </w:tcPr>
+          <w:p>
+            <w:r>
+              <w:rPr>
+                <w:sz w:val="17"/>
+                <w:rFonts w:ascii="맑은 고딕" w:hAnsi="맑은 고딕" w:eastAsia="맑은 고딕" w:cs="맑은 고딕"/>
+              </w:rPr>
+              <w:t>1</w:t>
+            </w:r>
+          </w:p>
+        </w:tc>
+        <w:tc>
+          <w:tcPr>
+            <w:tcW w:type="dxa" w:w="1502"/>
+          </w:tcPr>
+          <w:p>
+            <w:r>
+              <w:rPr>
+                <w:sz w:val="17"/>
+                <w:rFonts w:ascii="맑은 고딕" w:hAnsi="맑은 고딕" w:eastAsia="맑은 고딕" w:cs="맑은 고딕"/>
+              </w:rPr>
+              <w:t>발산역(마곡)</w:t>
+            </w:r>
+          </w:p>
+        </w:tc>
+        <w:tc>
+          <w:tcPr>
+            <w:tcW w:type="dxa" w:w="1502"/>
+          </w:tcPr>
+          <w:p>
+            <w:r>
+              <w:rPr>
+                <w:sz w:val="17"/>
+                <w:rFonts w:ascii="맑은 고딕" w:hAnsi="맑은 고딕" w:eastAsia="맑은 고딕" w:cs="맑은 고딕"/>
+              </w:rPr>
+              <w:t>발달상권</w:t>
+            </w:r>
+          </w:p>
+        </w:tc>
+        <w:tc>
+          <w:tcPr>
+            <w:tcW w:type="dxa" w:w="1502"/>
+          </w:tcPr>
+          <w:p>
+            <w:r>
+              <w:rPr>
+                <w:sz w:val="17"/>
+                <w:rFonts w:ascii="맑은 고딕" w:hAnsi="맑은 고딕" w:eastAsia="맑은 고딕" w:cs="맑은 고딕"/>
+              </w:rPr>
+              <w:t>호프-간이주점</w:t>
+            </w:r>
+          </w:p>
+        </w:tc>
+        <w:tc>
+          <w:tcPr>
+            <w:tcW w:type="dxa" w:w="1502"/>
+          </w:tcPr>
+          <w:p>
+            <w:r>
+              <w:rPr>
+                <w:sz w:val="17"/>
+                <w:rFonts w:ascii="맑은 고딕" w:hAnsi="맑은 고딕" w:eastAsia="맑은 고딕" w:cs="맑은 고딕"/>
+              </w:rPr>
+              <w:t>108.0</w:t>
+            </w:r>
+          </w:p>
+        </w:tc>
+        <w:tc>
+          <w:tcPr>
+            <w:tcW w:type="dxa" w:w="1502"/>
+          </w:tcPr>
+          <w:p>
+            <w:r>
+              <w:rPr>
+                <w:sz w:val="17"/>
+                <w:rFonts w:ascii="맑은 고딕" w:hAnsi="맑은 고딕" w:eastAsia="맑은 고딕" w:cs="맑은 고딕"/>
+              </w:rPr>
+              <w:t>0.951</w:t>
+            </w:r>
+          </w:p>
+        </w:tc>
+        <w:tc>
+          <w:tcPr>
+            <w:tcW w:type="dxa" w:w="1502"/>
+          </w:tcPr>
+          <w:p>
+            <w:r>
+              <w:rPr>
+                <w:sz w:val="17"/>
+                <w:rFonts w:ascii="맑은 고딕" w:hAnsi="맑은 고딕" w:eastAsia="맑은 고딕" w:cs="맑은 고딕"/>
+              </w:rPr>
+              <w:t>O 순감소</w:t>
+            </w:r>
+          </w:p>
+        </w:tc>
+      </w:tr>
+      <w:tr>
+        <w:tc>
+          <w:tcPr>
+            <w:tcW w:type="dxa" w:w="1502"/>
+          </w:tcPr>
+          <w:p>
+            <w:r>
+              <w:rPr>
+                <w:sz w:val="17"/>
+                <w:rFonts w:ascii="맑은 고딕" w:hAnsi="맑은 고딕" w:eastAsia="맑은 고딕" w:cs="맑은 고딕"/>
+              </w:rPr>
+              <w:t>2</w:t>
+            </w:r>
+          </w:p>
+        </w:tc>
+        <w:tc>
+          <w:tcPr>
+            <w:tcW w:type="dxa" w:w="1502"/>
+          </w:tcPr>
+          <w:p>
+            <w:r>
+              <w:rPr>
+                <w:sz w:val="17"/>
+                <w:rFonts w:ascii="맑은 고딕" w:hAnsi="맑은 고딕" w:eastAsia="맑은 고딕" w:cs="맑은 고딕"/>
+              </w:rPr>
+              <w:t>연남동(홍대)</w:t>
+            </w:r>
+          </w:p>
+        </w:tc>
+        <w:tc>
+          <w:tcPr>
+            <w:tcW w:type="dxa" w:w="1502"/>
+          </w:tcPr>
+          <w:p>
+            <w:r>
+              <w:rPr>
+                <w:sz w:val="17"/>
+                <w:rFonts w:ascii="맑은 고딕" w:hAnsi="맑은 고딕" w:eastAsia="맑은 고딕" w:cs="맑은 고딕"/>
+              </w:rPr>
+              <w:t>발달상권</w:t>
+            </w:r>
+          </w:p>
+        </w:tc>
+        <w:tc>
+          <w:tcPr>
+            <w:tcW w:type="dxa" w:w="1502"/>
+          </w:tcPr>
+          <w:p>
+            <w:r>
+              <w:rPr>
+                <w:sz w:val="17"/>
+                <w:rFonts w:ascii="맑은 고딕" w:hAnsi="맑은 고딕" w:eastAsia="맑은 고딕" w:cs="맑은 고딕"/>
+              </w:rPr>
+              <w:t>호프-간이주점</w:t>
+            </w:r>
+          </w:p>
+        </w:tc>
+        <w:tc>
+          <w:tcPr>
+            <w:tcW w:type="dxa" w:w="1502"/>
+          </w:tcPr>
+          <w:p>
+            <w:r>
+              <w:rPr>
+                <w:sz w:val="17"/>
+                <w:rFonts w:ascii="맑은 고딕" w:hAnsi="맑은 고딕" w:eastAsia="맑은 고딕" w:cs="맑은 고딕"/>
+              </w:rPr>
+              <w:t>149.0</w:t>
+            </w:r>
+          </w:p>
+        </w:tc>
+        <w:tc>
+          <w:tcPr>
+            <w:tcW w:type="dxa" w:w="1502"/>
+          </w:tcPr>
+          <w:p>
+            <w:r>
+              <w:rPr>
+                <w:sz w:val="17"/>
+                <w:rFonts w:ascii="맑은 고딕" w:hAnsi="맑은 고딕" w:eastAsia="맑은 고딕" w:cs="맑은 고딕"/>
+              </w:rPr>
+              <w:t>0.947</w:t>
+            </w:r>
+          </w:p>
+        </w:tc>
+        <w:tc>
+          <w:tcPr>
+            <w:tcW w:type="dxa" w:w="1502"/>
+          </w:tcPr>
+          <w:p>
+            <w:r>
+              <w:rPr>
+                <w:sz w:val="17"/>
+                <w:rFonts w:ascii="맑은 고딕" w:hAnsi="맑은 고딕" w:eastAsia="맑은 고딕" w:cs="맑은 고딕"/>
+              </w:rPr>
+              <w:t>O 순감소</w:t>
+            </w:r>
+          </w:p>
+        </w:tc>
+      </w:tr>
+      <w:tr>
+        <w:tc>
+          <w:tcPr>
+            <w:tcW w:type="dxa" w:w="1502"/>
+          </w:tcPr>
+          <w:p>
+            <w:r>
+              <w:rPr>
+                <w:sz w:val="17"/>
+                <w:rFonts w:ascii="맑은 고딕" w:hAnsi="맑은 고딕" w:eastAsia="맑은 고딕" w:cs="맑은 고딕"/>
+              </w:rPr>
+              <w:t>3</w:t>
+            </w:r>
+          </w:p>
+        </w:tc>
+        <w:tc>
+          <w:tcPr>
+            <w:tcW w:type="dxa" w:w="1502"/>
+          </w:tcPr>
+          <w:p>
+            <w:r>
+              <w:rPr>
+                <w:sz w:val="17"/>
+                <w:rFonts w:ascii="맑은 고딕" w:hAnsi="맑은 고딕" w:eastAsia="맑은 고딕" w:cs="맑은 고딕"/>
+              </w:rPr>
+              <w:t>건대입구역(건대)</w:t>
+            </w:r>
+          </w:p>
+        </w:tc>
+        <w:tc>
+          <w:tcPr>
+            <w:tcW w:type="dxa" w:w="1502"/>
+          </w:tcPr>
+          <w:p>
+            <w:r>
+              <w:rPr>
+                <w:sz w:val="17"/>
+                <w:rFonts w:ascii="맑은 고딕" w:hAnsi="맑은 고딕" w:eastAsia="맑은 고딕" w:cs="맑은 고딕"/>
+              </w:rPr>
+              <w:t>발달상권</w:t>
+            </w:r>
+          </w:p>
+        </w:tc>
+        <w:tc>
+          <w:tcPr>
+            <w:tcW w:type="dxa" w:w="1502"/>
+          </w:tcPr>
+          <w:p>
+            <w:r>
+              <w:rPr>
+                <w:sz w:val="17"/>
+                <w:rFonts w:ascii="맑은 고딕" w:hAnsi="맑은 고딕" w:eastAsia="맑은 고딕" w:cs="맑은 고딕"/>
+              </w:rPr>
+              <w:t>호프-간이주점</w:t>
+            </w:r>
+          </w:p>
+        </w:tc>
+        <w:tc>
+          <w:tcPr>
+            <w:tcW w:type="dxa" w:w="1502"/>
+          </w:tcPr>
+          <w:p>
+            <w:r>
+              <w:rPr>
+                <w:sz w:val="17"/>
+                <w:rFonts w:ascii="맑은 고딕" w:hAnsi="맑은 고딕" w:eastAsia="맑은 고딕" w:cs="맑은 고딕"/>
+              </w:rPr>
+              <w:t>145.0</w:t>
+            </w:r>
+          </w:p>
+        </w:tc>
+        <w:tc>
+          <w:tcPr>
+            <w:tcW w:type="dxa" w:w="1502"/>
+          </w:tcPr>
+          <w:p>
+            <w:r>
+              <w:rPr>
+                <w:sz w:val="17"/>
+                <w:rFonts w:ascii="맑은 고딕" w:hAnsi="맑은 고딕" w:eastAsia="맑은 고딕" w:cs="맑은 고딕"/>
+              </w:rPr>
+              <w:t>0.939</w:t>
+            </w:r>
+          </w:p>
+        </w:tc>
+        <w:tc>
+          <w:tcPr>
+            <w:tcW w:type="dxa" w:w="1502"/>
+          </w:tcPr>
+          <w:p>
+            <w:r>
+              <w:rPr>
+                <w:sz w:val="17"/>
+                <w:rFonts w:ascii="맑은 고딕" w:hAnsi="맑은 고딕" w:eastAsia="맑은 고딕" w:cs="맑은 고딕"/>
+              </w:rPr>
+              <w:t>X 유지·증가</w:t>
+            </w:r>
+          </w:p>
+        </w:tc>
+      </w:tr>
+      <w:tr>
+        <w:tc>
+          <w:tcPr>
+            <w:tcW w:type="dxa" w:w="1502"/>
+          </w:tcPr>
+          <w:p>
+            <w:r>
+              <w:rPr>
+                <w:sz w:val="17"/>
+                <w:rFonts w:ascii="맑은 고딕" w:hAnsi="맑은 고딕" w:eastAsia="맑은 고딕" w:cs="맑은 고딕"/>
+              </w:rPr>
+              <w:t>4</w:t>
+            </w:r>
+          </w:p>
+        </w:tc>
+        <w:tc>
+          <w:tcPr>
+            <w:tcW w:type="dxa" w:w="1502"/>
+          </w:tcPr>
+          <w:p>
+            <w:r>
+              <w:rPr>
+                <w:sz w:val="17"/>
+                <w:rFonts w:ascii="맑은 고딕" w:hAnsi="맑은 고딕" w:eastAsia="맑은 고딕" w:cs="맑은 고딕"/>
+              </w:rPr>
+              <w:t>강서구청</w:t>
+            </w:r>
+          </w:p>
+        </w:tc>
+        <w:tc>
+          <w:tcPr>
+            <w:tcW w:type="dxa" w:w="1502"/>
+          </w:tcPr>
+          <w:p>
+            <w:r>
+              <w:rPr>
+                <w:sz w:val="17"/>
+                <w:rFonts w:ascii="맑은 고딕" w:hAnsi="맑은 고딕" w:eastAsia="맑은 고딕" w:cs="맑은 고딕"/>
+              </w:rPr>
+              <w:t>발달상권</w:t>
+            </w:r>
+          </w:p>
+        </w:tc>
+        <w:tc>
+          <w:tcPr>
+            <w:tcW w:type="dxa" w:w="1502"/>
+          </w:tcPr>
+          <w:p>
+            <w:r>
+              <w:rPr>
+                <w:sz w:val="17"/>
+                <w:rFonts w:ascii="맑은 고딕" w:hAnsi="맑은 고딕" w:eastAsia="맑은 고딕" w:cs="맑은 고딕"/>
+              </w:rPr>
+              <w:t>호프-간이주점</w:t>
+            </w:r>
+          </w:p>
+        </w:tc>
+        <w:tc>
+          <w:tcPr>
+            <w:tcW w:type="dxa" w:w="1502"/>
+          </w:tcPr>
+          <w:p>
+            <w:r>
+              <w:rPr>
+                <w:sz w:val="17"/>
+                <w:rFonts w:ascii="맑은 고딕" w:hAnsi="맑은 고딕" w:eastAsia="맑은 고딕" w:cs="맑은 고딕"/>
+              </w:rPr>
+              <w:t>84.0</w:t>
+            </w:r>
+          </w:p>
+        </w:tc>
+        <w:tc>
+          <w:tcPr>
+            <w:tcW w:type="dxa" w:w="1502"/>
+          </w:tcPr>
+          <w:p>
+            <w:r>
+              <w:rPr>
+                <w:sz w:val="17"/>
+                <w:rFonts w:ascii="맑은 고딕" w:hAnsi="맑은 고딕" w:eastAsia="맑은 고딕" w:cs="맑은 고딕"/>
+              </w:rPr>
+              <w:t>0.935</w:t>
+            </w:r>
+          </w:p>
+        </w:tc>
+        <w:tc>
+          <w:tcPr>
+            <w:tcW w:type="dxa" w:w="1502"/>
+          </w:tcPr>
+          <w:p>
+            <w:r>
+              <w:rPr>
+                <w:sz w:val="17"/>
+                <w:rFonts w:ascii="맑은 고딕" w:hAnsi="맑은 고딕" w:eastAsia="맑은 고딕" w:cs="맑은 고딕"/>
+              </w:rPr>
+              <w:t>O 순감소</w:t>
+            </w:r>
+          </w:p>
+        </w:tc>
+      </w:tr>
+      <w:tr>
+        <w:tc>
+          <w:tcPr>
+            <w:tcW w:type="dxa" w:w="1502"/>
+          </w:tcPr>
+          <w:p>
+            <w:r>
+              <w:rPr>
+                <w:sz w:val="17"/>
+                <w:rFonts w:ascii="맑은 고딕" w:hAnsi="맑은 고딕" w:eastAsia="맑은 고딕" w:cs="맑은 고딕"/>
+              </w:rPr>
+              <w:t>5</w:t>
+            </w:r>
+          </w:p>
+        </w:tc>
+        <w:tc>
+          <w:tcPr>
+            <w:tcW w:type="dxa" w:w="1502"/>
+          </w:tcPr>
+          <w:p>
+            <w:r>
+              <w:rPr>
+                <w:sz w:val="17"/>
+                <w:rFonts w:ascii="맑은 고딕" w:hAnsi="맑은 고딕" w:eastAsia="맑은 고딕" w:cs="맑은 고딕"/>
+              </w:rPr>
+              <w:t>압구정로데오역(압구정로데오)</w:t>
+            </w:r>
+          </w:p>
+        </w:tc>
+        <w:tc>
+          <w:tcPr>
+            <w:tcW w:type="dxa" w:w="1502"/>
+          </w:tcPr>
+          <w:p>
+            <w:r>
+              <w:rPr>
+                <w:sz w:val="17"/>
+                <w:rFonts w:ascii="맑은 고딕" w:hAnsi="맑은 고딕" w:eastAsia="맑은 고딕" w:cs="맑은 고딕"/>
+              </w:rPr>
+              <w:t>발달상권</w:t>
+            </w:r>
+          </w:p>
+        </w:tc>
+        <w:tc>
+          <w:tcPr>
+            <w:tcW w:type="dxa" w:w="1502"/>
+          </w:tcPr>
+          <w:p>
+            <w:r>
+              <w:rPr>
+                <w:sz w:val="17"/>
+                <w:rFonts w:ascii="맑은 고딕" w:hAnsi="맑은 고딕" w:eastAsia="맑은 고딕" w:cs="맑은 고딕"/>
+              </w:rPr>
+              <w:t>호프-간이주점</w:t>
+            </w:r>
+          </w:p>
+        </w:tc>
+        <w:tc>
+          <w:tcPr>
+            <w:tcW w:type="dxa" w:w="1502"/>
+          </w:tcPr>
+          <w:p>
+            <w:r>
+              <w:rPr>
+                <w:sz w:val="17"/>
+                <w:rFonts w:ascii="맑은 고딕" w:hAnsi="맑은 고딕" w:eastAsia="맑은 고딕" w:cs="맑은 고딕"/>
+              </w:rPr>
+              <w:t>88.0</w:t>
+            </w:r>
+          </w:p>
+        </w:tc>
+        <w:tc>
+          <w:tcPr>
+            <w:tcW w:type="dxa" w:w="1502"/>
+          </w:tcPr>
+          <w:p>
+            <w:r>
+              <w:rPr>
+                <w:sz w:val="17"/>
+                <w:rFonts w:ascii="맑은 고딕" w:hAnsi="맑은 고딕" w:eastAsia="맑은 고딕" w:cs="맑은 고딕"/>
+              </w:rPr>
+              <w:t>0.922</w:t>
+            </w:r>
+          </w:p>
+        </w:tc>
+        <w:tc>
+          <w:tcPr>
+            <w:tcW w:type="dxa" w:w="1502"/>
+          </w:tcPr>
+          <w:p>
+            <w:r>
+              <w:rPr>
+                <w:sz w:val="17"/>
+                <w:rFonts w:ascii="맑은 고딕" w:hAnsi="맑은 고딕" w:eastAsia="맑은 고딕" w:cs="맑은 고딕"/>
+              </w:rPr>
+              <w:t>O 순감소</w:t>
+            </w:r>
+          </w:p>
+        </w:tc>
+      </w:tr>
+      <w:tr>
+        <w:tc>
+          <w:tcPr>
+            <w:tcW w:type="dxa" w:w="1502"/>
+          </w:tcPr>
+          <w:p>
+            <w:r>
+              <w:rPr>
+                <w:sz w:val="17"/>
+                <w:rFonts w:ascii="맑은 고딕" w:hAnsi="맑은 고딕" w:eastAsia="맑은 고딕" w:cs="맑은 고딕"/>
+              </w:rPr>
+              <w:t>6</w:t>
+            </w:r>
+          </w:p>
+        </w:tc>
+        <w:tc>
+          <w:tcPr>
+            <w:tcW w:type="dxa" w:w="1502"/>
+          </w:tcPr>
+          <w:p>
+            <w:r>
+              <w:rPr>
+                <w:sz w:val="17"/>
+                <w:rFonts w:ascii="맑은 고딕" w:hAnsi="맑은 고딕" w:eastAsia="맑은 고딕" w:cs="맑은 고딕"/>
+              </w:rPr>
+              <w:t>발산역(마곡)</w:t>
+            </w:r>
+          </w:p>
+        </w:tc>
+        <w:tc>
+          <w:tcPr>
+            <w:tcW w:type="dxa" w:w="1502"/>
+          </w:tcPr>
+          <w:p>
+            <w:r>
+              <w:rPr>
+                <w:sz w:val="17"/>
+                <w:rFonts w:ascii="맑은 고딕" w:hAnsi="맑은 고딕" w:eastAsia="맑은 고딕" w:cs="맑은 고딕"/>
+              </w:rPr>
+              <w:t>발달상권</w:t>
+            </w:r>
+          </w:p>
+        </w:tc>
+        <w:tc>
+          <w:tcPr>
+            <w:tcW w:type="dxa" w:w="1502"/>
+          </w:tcPr>
+          <w:p>
+            <w:r>
+              <w:rPr>
+                <w:sz w:val="17"/>
+                <w:rFonts w:ascii="맑은 고딕" w:hAnsi="맑은 고딕" w:eastAsia="맑은 고딕" w:cs="맑은 고딕"/>
+              </w:rPr>
+              <w:t>커피-음료</w:t>
+            </w:r>
+          </w:p>
+        </w:tc>
+        <w:tc>
+          <w:tcPr>
+            <w:tcW w:type="dxa" w:w="1502"/>
+          </w:tcPr>
+          <w:p>
+            <w:r>
+              <w:rPr>
+                <w:sz w:val="17"/>
+                <w:rFonts w:ascii="맑은 고딕" w:hAnsi="맑은 고딕" w:eastAsia="맑은 고딕" w:cs="맑은 고딕"/>
+              </w:rPr>
+              <w:t>143.0</w:t>
+            </w:r>
+          </w:p>
+        </w:tc>
+        <w:tc>
+          <w:tcPr>
+            <w:tcW w:type="dxa" w:w="1502"/>
+          </w:tcPr>
+          <w:p>
+            <w:r>
+              <w:rPr>
+                <w:sz w:val="17"/>
+                <w:rFonts w:ascii="맑은 고딕" w:hAnsi="맑은 고딕" w:eastAsia="맑은 고딕" w:cs="맑은 고딕"/>
+              </w:rPr>
+              <w:t>0.918</w:t>
+            </w:r>
+          </w:p>
+        </w:tc>
+        <w:tc>
+          <w:tcPr>
+            <w:tcW w:type="dxa" w:w="1502"/>
+          </w:tcPr>
+          <w:p>
+            <w:r>
+              <w:rPr>
+                <w:sz w:val="17"/>
+                <w:rFonts w:ascii="맑은 고딕" w:hAnsi="맑은 고딕" w:eastAsia="맑은 고딕" w:cs="맑은 고딕"/>
+              </w:rPr>
+              <w:t>X 유지·증가</w:t>
+            </w:r>
+          </w:p>
+        </w:tc>
+      </w:tr>
+      <w:tr>
+        <w:tc>
+          <w:tcPr>
+            <w:tcW w:type="dxa" w:w="1502"/>
+          </w:tcPr>
+          <w:p>
+            <w:r>
+              <w:rPr>
+                <w:sz w:val="17"/>
+                <w:rFonts w:ascii="맑은 고딕" w:hAnsi="맑은 고딕" w:eastAsia="맑은 고딕" w:cs="맑은 고딕"/>
+              </w:rPr>
+              <w:t>7</w:t>
+            </w:r>
+          </w:p>
+        </w:tc>
+        <w:tc>
+          <w:tcPr>
+            <w:tcW w:type="dxa" w:w="1502"/>
+          </w:tcPr>
+          <w:p>
+            <w:r>
+              <w:rPr>
+                <w:sz w:val="17"/>
+                <w:rFonts w:ascii="맑은 고딕" w:hAnsi="맑은 고딕" w:eastAsia="맑은 고딕" w:cs="맑은 고딕"/>
+              </w:rPr>
+              <w:t>연남동(홍대)</w:t>
+            </w:r>
+          </w:p>
+        </w:tc>
+        <w:tc>
+          <w:tcPr>
+            <w:tcW w:type="dxa" w:w="1502"/>
+          </w:tcPr>
+          <w:p>
+            <w:r>
+              <w:rPr>
+                <w:sz w:val="17"/>
+                <w:rFonts w:ascii="맑은 고딕" w:hAnsi="맑은 고딕" w:eastAsia="맑은 고딕" w:cs="맑은 고딕"/>
+              </w:rPr>
+              <w:t>발달상권</w:t>
+            </w:r>
+          </w:p>
+        </w:tc>
+        <w:tc>
+          <w:tcPr>
+            <w:tcW w:type="dxa" w:w="1502"/>
+          </w:tcPr>
+          <w:p>
+            <w:r>
+              <w:rPr>
+                <w:sz w:val="17"/>
+                <w:rFonts w:ascii="맑은 고딕" w:hAnsi="맑은 고딕" w:eastAsia="맑은 고딕" w:cs="맑은 고딕"/>
+              </w:rPr>
+              <w:t>커피-음료</w:t>
+            </w:r>
+          </w:p>
+        </w:tc>
+        <w:tc>
+          <w:tcPr>
+            <w:tcW w:type="dxa" w:w="1502"/>
+          </w:tcPr>
+          <w:p>
+            <w:r>
+              <w:rPr>
+                <w:sz w:val="17"/>
+                <w:rFonts w:ascii="맑은 고딕" w:hAnsi="맑은 고딕" w:eastAsia="맑은 고딕" w:cs="맑은 고딕"/>
+              </w:rPr>
+              <w:t>215.0</w:t>
+            </w:r>
+          </w:p>
+        </w:tc>
+        <w:tc>
+          <w:tcPr>
+            <w:tcW w:type="dxa" w:w="1502"/>
+          </w:tcPr>
+          <w:p>
+            <w:r>
+              <w:rPr>
+                <w:sz w:val="17"/>
+                <w:rFonts w:ascii="맑은 고딕" w:hAnsi="맑은 고딕" w:eastAsia="맑은 고딕" w:cs="맑은 고딕"/>
+              </w:rPr>
+              <w:t>0.914</w:t>
+            </w:r>
+          </w:p>
+        </w:tc>
+        <w:tc>
+          <w:tcPr>
+            <w:tcW w:type="dxa" w:w="1502"/>
+          </w:tcPr>
+          <w:p>
+            <w:r>
+              <w:rPr>
+                <w:sz w:val="17"/>
+                <w:rFonts w:ascii="맑은 고딕" w:hAnsi="맑은 고딕" w:eastAsia="맑은 고딕" w:cs="맑은 고딕"/>
+              </w:rPr>
+              <w:t>O 순감소</w:t>
+            </w:r>
+          </w:p>
+        </w:tc>
+      </w:tr>
+      <w:tr>
+        <w:tc>
+          <w:tcPr>
+            <w:tcW w:type="dxa" w:w="1502"/>
+          </w:tcPr>
+          <w:p>
+            <w:r>
+              <w:rPr>
+                <w:sz w:val="17"/>
+                <w:rFonts w:ascii="맑은 고딕" w:hAnsi="맑은 고딕" w:eastAsia="맑은 고딕" w:cs="맑은 고딕"/>
+              </w:rPr>
+              <w:t>8</w:t>
+            </w:r>
+          </w:p>
+        </w:tc>
+        <w:tc>
+          <w:tcPr>
+            <w:tcW w:type="dxa" w:w="1502"/>
+          </w:tcPr>
+          <w:p>
+            <w:r>
+              <w:rPr>
+                <w:sz w:val="17"/>
+                <w:rFonts w:ascii="맑은 고딕" w:hAnsi="맑은 고딕" w:eastAsia="맑은 고딕" w:cs="맑은 고딕"/>
+              </w:rPr>
+              <w:t>수유역</w:t>
+            </w:r>
+          </w:p>
+        </w:tc>
+        <w:tc>
+          <w:tcPr>
+            <w:tcW w:type="dxa" w:w="1502"/>
+          </w:tcPr>
+          <w:p>
+            <w:r>
+              <w:rPr>
+                <w:sz w:val="17"/>
+                <w:rFonts w:ascii="맑은 고딕" w:hAnsi="맑은 고딕" w:eastAsia="맑은 고딕" w:cs="맑은 고딕"/>
+              </w:rPr>
+              <w:t>발달상권</w:t>
+            </w:r>
+          </w:p>
+        </w:tc>
+        <w:tc>
+          <w:tcPr>
+            <w:tcW w:type="dxa" w:w="1502"/>
+          </w:tcPr>
+          <w:p>
+            <w:r>
+              <w:rPr>
+                <w:sz w:val="17"/>
+                <w:rFonts w:ascii="맑은 고딕" w:hAnsi="맑은 고딕" w:eastAsia="맑은 고딕" w:cs="맑은 고딕"/>
+              </w:rPr>
+              <w:t>호프-간이주점</w:t>
+            </w:r>
+          </w:p>
+        </w:tc>
+        <w:tc>
+          <w:tcPr>
+            <w:tcW w:type="dxa" w:w="1502"/>
+          </w:tcPr>
+          <w:p>
+            <w:r>
+              <w:rPr>
+                <w:sz w:val="17"/>
+                <w:rFonts w:ascii="맑은 고딕" w:hAnsi="맑은 고딕" w:eastAsia="맑은 고딕" w:cs="맑은 고딕"/>
+              </w:rPr>
+              <w:t>135.0</w:t>
+            </w:r>
+          </w:p>
+        </w:tc>
+        <w:tc>
+          <w:tcPr>
+            <w:tcW w:type="dxa" w:w="1502"/>
+          </w:tcPr>
+          <w:p>
+            <w:r>
+              <w:rPr>
+                <w:sz w:val="17"/>
+                <w:rFonts w:ascii="맑은 고딕" w:hAnsi="맑은 고딕" w:eastAsia="맑은 고딕" w:cs="맑은 고딕"/>
+              </w:rPr>
+              <w:t>0.914</w:t>
+            </w:r>
+          </w:p>
+        </w:tc>
+        <w:tc>
+          <w:tcPr>
+            <w:tcW w:type="dxa" w:w="1502"/>
+          </w:tcPr>
+          <w:p>
+            <w:r>
+              <w:rPr>
+                <w:sz w:val="17"/>
+                <w:rFonts w:ascii="맑은 고딕" w:hAnsi="맑은 고딕" w:eastAsia="맑은 고딕" w:cs="맑은 고딕"/>
+              </w:rPr>
+              <w:t>O 순감소</w:t>
+            </w:r>
+          </w:p>
+        </w:tc>
+      </w:tr>
+      <w:tr>
+        <w:tc>
+          <w:tcPr>
+            <w:tcW w:type="dxa" w:w="1502"/>
+          </w:tcPr>
+          <w:p>
+            <w:r>
+              <w:rPr>
+                <w:sz w:val="17"/>
+                <w:rFonts w:ascii="맑은 고딕" w:hAnsi="맑은 고딕" w:eastAsia="맑은 고딕" w:cs="맑은 고딕"/>
+              </w:rPr>
+              <w:t>9</w:t>
+            </w:r>
+          </w:p>
+        </w:tc>
+        <w:tc>
+          <w:tcPr>
+            <w:tcW w:type="dxa" w:w="1502"/>
+          </w:tcPr>
+          <w:p>
+            <w:r>
+              <w:rPr>
+                <w:sz w:val="17"/>
+                <w:rFonts w:ascii="맑은 고딕" w:hAnsi="맑은 고딕" w:eastAsia="맑은 고딕" w:cs="맑은 고딕"/>
+              </w:rPr>
+              <w:t>홍대입구역(홍대)</w:t>
+            </w:r>
+          </w:p>
+        </w:tc>
+        <w:tc>
+          <w:tcPr>
+            <w:tcW w:type="dxa" w:w="1502"/>
+          </w:tcPr>
+          <w:p>
+            <w:r>
+              <w:rPr>
+                <w:sz w:val="17"/>
+                <w:rFonts w:ascii="맑은 고딕" w:hAnsi="맑은 고딕" w:eastAsia="맑은 고딕" w:cs="맑은 고딕"/>
+              </w:rPr>
+              <w:t>발달상권</w:t>
+            </w:r>
+          </w:p>
+        </w:tc>
+        <w:tc>
+          <w:tcPr>
+            <w:tcW w:type="dxa" w:w="1502"/>
+          </w:tcPr>
+          <w:p>
+            <w:r>
+              <w:rPr>
+                <w:sz w:val="17"/>
+                <w:rFonts w:ascii="맑은 고딕" w:hAnsi="맑은 고딕" w:eastAsia="맑은 고딕" w:cs="맑은 고딕"/>
+              </w:rPr>
+              <w:t>호프-간이주점</w:t>
+            </w:r>
+          </w:p>
+        </w:tc>
+        <w:tc>
+          <w:tcPr>
+            <w:tcW w:type="dxa" w:w="1502"/>
+          </w:tcPr>
+          <w:p>
+            <w:r>
+              <w:rPr>
+                <w:sz w:val="17"/>
+                <w:rFonts w:ascii="맑은 고딕" w:hAnsi="맑은 고딕" w:eastAsia="맑은 고딕" w:cs="맑은 고딕"/>
+              </w:rPr>
+              <w:t>270.0</w:t>
+            </w:r>
+          </w:p>
+        </w:tc>
+        <w:tc>
+          <w:tcPr>
+            <w:tcW w:type="dxa" w:w="1502"/>
+          </w:tcPr>
+          <w:p>
+            <w:r>
+              <w:rPr>
+                <w:sz w:val="17"/>
+                <w:rFonts w:ascii="맑은 고딕" w:hAnsi="맑은 고딕" w:eastAsia="맑은 고딕" w:cs="맑은 고딕"/>
+              </w:rPr>
+              <w:t>0.905</w:t>
+            </w:r>
+          </w:p>
+        </w:tc>
+        <w:tc>
+          <w:tcPr>
+            <w:tcW w:type="dxa" w:w="1502"/>
+          </w:tcPr>
+          <w:p>
+            <w:r>
+              <w:rPr>
+                <w:sz w:val="17"/>
+                <w:rFonts w:ascii="맑은 고딕" w:hAnsi="맑은 고딕" w:eastAsia="맑은 고딕" w:cs="맑은 고딕"/>
+              </w:rPr>
+              <w:t>O 순감소</w:t>
+            </w:r>
+          </w:p>
+        </w:tc>
+      </w:tr>
+      <w:tr>
+        <w:tc>
+          <w:tcPr>
+            <w:tcW w:type="dxa" w:w="1502"/>
+          </w:tcPr>
+          <w:p>
+            <w:r>
+              <w:rPr>
+                <w:sz w:val="17"/>
+                <w:rFonts w:ascii="맑은 고딕" w:hAnsi="맑은 고딕" w:eastAsia="맑은 고딕" w:cs="맑은 고딕"/>
+              </w:rPr>
+              <w:t>10</w:t>
+            </w:r>
+          </w:p>
+        </w:tc>
+        <w:tc>
+          <w:tcPr>
+            <w:tcW w:type="dxa" w:w="1502"/>
+          </w:tcPr>
+          <w:p>
+            <w:r>
+              <w:rPr>
+                <w:sz w:val="17"/>
+                <w:rFonts w:ascii="맑은 고딕" w:hAnsi="맑은 고딕" w:eastAsia="맑은 고딕" w:cs="맑은 고딕"/>
+              </w:rPr>
+              <w:t>이태원(이태원역)</w:t>
+            </w:r>
+          </w:p>
+        </w:tc>
+        <w:tc>
+          <w:tcPr>
+            <w:tcW w:type="dxa" w:w="1502"/>
+          </w:tcPr>
+          <w:p>
+            <w:r>
+              <w:rPr>
+                <w:sz w:val="17"/>
+                <w:rFonts w:ascii="맑은 고딕" w:hAnsi="맑은 고딕" w:eastAsia="맑은 고딕" w:cs="맑은 고딕"/>
+              </w:rPr>
+              <w:t>발달상권</w:t>
+            </w:r>
+          </w:p>
+        </w:tc>
+        <w:tc>
+          <w:tcPr>
+            <w:tcW w:type="dxa" w:w="1502"/>
+          </w:tcPr>
+          <w:p>
+            <w:r>
+              <w:rPr>
+                <w:sz w:val="17"/>
+                <w:rFonts w:ascii="맑은 고딕" w:hAnsi="맑은 고딕" w:eastAsia="맑은 고딕" w:cs="맑은 고딕"/>
+              </w:rPr>
+              <w:t>호프-간이주점</w:t>
+            </w:r>
+          </w:p>
+        </w:tc>
+        <w:tc>
+          <w:tcPr>
+            <w:tcW w:type="dxa" w:w="1502"/>
+          </w:tcPr>
+          <w:p>
+            <w:r>
+              <w:rPr>
+                <w:sz w:val="17"/>
+                <w:rFonts w:ascii="맑은 고딕" w:hAnsi="맑은 고딕" w:eastAsia="맑은 고딕" w:cs="맑은 고딕"/>
+              </w:rPr>
+              <w:t>142.0</w:t>
+            </w:r>
+          </w:p>
+        </w:tc>
+        <w:tc>
+          <w:tcPr>
+            <w:tcW w:type="dxa" w:w="1502"/>
+          </w:tcPr>
+          <w:p>
+            <w:r>
+              <w:rPr>
+                <w:sz w:val="17"/>
+                <w:rFonts w:ascii="맑은 고딕" w:hAnsi="맑은 고딕" w:eastAsia="맑은 고딕" w:cs="맑은 고딕"/>
+              </w:rPr>
+              <w:t>0.901</w:t>
+            </w:r>
+          </w:p>
+        </w:tc>
+        <w:tc>
+          <w:tcPr>
+            <w:tcW w:type="dxa" w:w="1502"/>
+          </w:tcPr>
+          <w:p>
+            <w:r>
+              <w:rPr>
+                <w:sz w:val="17"/>
+                <w:rFonts w:ascii="맑은 고딕" w:hAnsi="맑은 고딕" w:eastAsia="맑은 고딕" w:cs="맑은 고딕"/>
+              </w:rPr>
+              <w:t>O 순감소</w:t>
+            </w:r>
+          </w:p>
+        </w:tc>
+      </w:tr>
+      <w:tr>
+        <w:tc>
+          <w:tcPr>
+            <w:tcW w:type="dxa" w:w="1502"/>
+          </w:tcPr>
+          <w:p>
+            <w:r>
+              <w:rPr>
+                <w:sz w:val="17"/>
+                <w:rFonts w:ascii="맑은 고딕" w:hAnsi="맑은 고딕" w:eastAsia="맑은 고딕" w:cs="맑은 고딕"/>
+              </w:rPr>
+              <w:t>11</w:t>
+            </w:r>
+          </w:p>
+        </w:tc>
+        <w:tc>
+          <w:tcPr>
+            <w:tcW w:type="dxa" w:w="1502"/>
+          </w:tcPr>
+          <w:p>
+            <w:r>
+              <w:rPr>
+                <w:sz w:val="17"/>
+                <w:rFonts w:ascii="맑은 고딕" w:hAnsi="맑은 고딕" w:eastAsia="맑은 고딕" w:cs="맑은 고딕"/>
+              </w:rPr>
+              <w:t>문정역</w:t>
+            </w:r>
+          </w:p>
+        </w:tc>
+        <w:tc>
+          <w:tcPr>
+            <w:tcW w:type="dxa" w:w="1502"/>
+          </w:tcPr>
+          <w:p>
+            <w:r>
+              <w:rPr>
+                <w:sz w:val="17"/>
+                <w:rFonts w:ascii="맑은 고딕" w:hAnsi="맑은 고딕" w:eastAsia="맑은 고딕" w:cs="맑은 고딕"/>
+              </w:rPr>
+              <w:t>발달상권</w:t>
+            </w:r>
+          </w:p>
+        </w:tc>
+        <w:tc>
+          <w:tcPr>
+            <w:tcW w:type="dxa" w:w="1502"/>
+          </w:tcPr>
+          <w:p>
+            <w:r>
+              <w:rPr>
+                <w:sz w:val="17"/>
+                <w:rFonts w:ascii="맑은 고딕" w:hAnsi="맑은 고딕" w:eastAsia="맑은 고딕" w:cs="맑은 고딕"/>
+              </w:rPr>
+              <w:t>커피-음료</w:t>
+            </w:r>
+          </w:p>
+        </w:tc>
+        <w:tc>
+          <w:tcPr>
+            <w:tcW w:type="dxa" w:w="1502"/>
+          </w:tcPr>
+          <w:p>
+            <w:r>
+              <w:rPr>
+                <w:sz w:val="17"/>
+                <w:rFonts w:ascii="맑은 고딕" w:hAnsi="맑은 고딕" w:eastAsia="맑은 고딕" w:cs="맑은 고딕"/>
+              </w:rPr>
+              <w:t>159.0</w:t>
+            </w:r>
+          </w:p>
+        </w:tc>
+        <w:tc>
+          <w:tcPr>
+            <w:tcW w:type="dxa" w:w="1502"/>
+          </w:tcPr>
+          <w:p>
+            <w:r>
+              <w:rPr>
+                <w:sz w:val="17"/>
+                <w:rFonts w:ascii="맑은 고딕" w:hAnsi="맑은 고딕" w:eastAsia="맑은 고딕" w:cs="맑은 고딕"/>
+              </w:rPr>
+              <w:t>0.901</w:t>
+            </w:r>
+          </w:p>
+        </w:tc>
+        <w:tc>
+          <w:tcPr>
+            <w:tcW w:type="dxa" w:w="1502"/>
+          </w:tcPr>
+          <w:p>
+            <w:r>
+              <w:rPr>
+                <w:sz w:val="17"/>
+                <w:rFonts w:ascii="맑은 고딕" w:hAnsi="맑은 고딕" w:eastAsia="맑은 고딕" w:cs="맑은 고딕"/>
+              </w:rPr>
+              <w:t>X 유지·증가</w:t>
+            </w:r>
+          </w:p>
+        </w:tc>
+      </w:tr>
+      <w:tr>
+        <w:tc>
+          <w:tcPr>
+            <w:tcW w:type="dxa" w:w="1502"/>
+          </w:tcPr>
+          <w:p>
+            <w:r>
+              <w:rPr>
+                <w:sz w:val="17"/>
+                <w:rFonts w:ascii="맑은 고딕" w:hAnsi="맑은 고딕" w:eastAsia="맑은 고딕" w:cs="맑은 고딕"/>
+              </w:rPr>
+              <w:t>12</w:t>
+            </w:r>
+          </w:p>
+        </w:tc>
+        <w:tc>
+          <w:tcPr>
+            <w:tcW w:type="dxa" w:w="1502"/>
+          </w:tcPr>
+          <w:p>
+            <w:r>
+              <w:rPr>
+                <w:sz w:val="17"/>
+                <w:rFonts w:ascii="맑은 고딕" w:hAnsi="맑은 고딕" w:eastAsia="맑은 고딕" w:cs="맑은 고딕"/>
+              </w:rPr>
+              <w:t>노원역</w:t>
+            </w:r>
+          </w:p>
+        </w:tc>
+        <w:tc>
+          <w:tcPr>
+            <w:tcW w:type="dxa" w:w="1502"/>
+          </w:tcPr>
+          <w:p>
+            <w:r>
+              <w:rPr>
+                <w:sz w:val="17"/>
+                <w:rFonts w:ascii="맑은 고딕" w:hAnsi="맑은 고딕" w:eastAsia="맑은 고딕" w:cs="맑은 고딕"/>
+              </w:rPr>
+              <w:t>발달상권</w:t>
+            </w:r>
+          </w:p>
+        </w:tc>
+        <w:tc>
+          <w:tcPr>
+            <w:tcW w:type="dxa" w:w="1502"/>
+          </w:tcPr>
+          <w:p>
+            <w:r>
+              <w:rPr>
+                <w:sz w:val="17"/>
+                <w:rFonts w:ascii="맑은 고딕" w:hAnsi="맑은 고딕" w:eastAsia="맑은 고딕" w:cs="맑은 고딕"/>
+              </w:rPr>
+              <w:t>호프-간이주점</w:t>
+            </w:r>
+          </w:p>
+        </w:tc>
+        <w:tc>
+          <w:tcPr>
+            <w:tcW w:type="dxa" w:w="1502"/>
+          </w:tcPr>
+          <w:p>
+            <w:r>
+              <w:rPr>
+                <w:sz w:val="17"/>
+                <w:rFonts w:ascii="맑은 고딕" w:hAnsi="맑은 고딕" w:eastAsia="맑은 고딕" w:cs="맑은 고딕"/>
+              </w:rPr>
+              <w:t>96.0</w:t>
+            </w:r>
+          </w:p>
+        </w:tc>
+        <w:tc>
+          <w:tcPr>
+            <w:tcW w:type="dxa" w:w="1502"/>
+          </w:tcPr>
+          <w:p>
+            <w:r>
+              <w:rPr>
+                <w:sz w:val="17"/>
+                <w:rFonts w:ascii="맑은 고딕" w:hAnsi="맑은 고딕" w:eastAsia="맑은 고딕" w:cs="맑은 고딕"/>
+              </w:rPr>
+              <w:t>0.901</w:t>
+            </w:r>
+          </w:p>
+        </w:tc>
+        <w:tc>
+          <w:tcPr>
+            <w:tcW w:type="dxa" w:w="1502"/>
+          </w:tcPr>
+          <w:p>
+            <w:r>
+              <w:rPr>
+                <w:sz w:val="17"/>
+                <w:rFonts w:ascii="맑은 고딕" w:hAnsi="맑은 고딕" w:eastAsia="맑은 고딕" w:cs="맑은 고딕"/>
+              </w:rPr>
+              <w:t>X 유지·증가</w:t>
+            </w:r>
+          </w:p>
+        </w:tc>
+      </w:tr>
+    </w:tbl>
+    <w:p>
+      <w:r>
+        <w:rPr>
+          <w:b w:val="0"/>
+          <w:i/>
+          <w:sz w:val="18"/>
+          <w:rFonts w:ascii="맑은 고딕" w:hAnsi="맑은 고딕" w:eastAsia="맑은 고딕" w:cs="맑은 고딕"/>
+        </w:rPr>
+        <w:t>표 41</w:t>
+      </w:r>
+    </w:p>
+    <w:p>
+      <w:r>
+        <w:rPr>
+          <w:b w:val="0"/>
+          <w:i/>
+          <w:sz w:val="17"/>
+          <w:rFonts w:ascii="맑은 고딕" w:hAnsi="맑은 고딕" w:eastAsia="맑은 고딕" w:cs="맑은 고딕"/>
+        </w:rPr>
+        <w:t>(전체 20행 중 12행)</w:t>
+      </w:r>
+    </w:p>
+    <w:p>
+      <w:r>
+        <w:rPr>
+          <w:b w:val="0"/>
+          <w:i w:val="0"/>
+          <w:sz w:val="19"/>
+          <w:rFonts w:ascii="맑은 고딕" w:hAnsi="맑은 고딕" w:eastAsia="맑은 고딕" w:cs="맑은 고딕"/>
+        </w:rPr>
+        <w:t>읽는 법 — 위험점수 상위 20칸임. 「실측」 열의 O 가 실제로 다음 분기에 순감소한 칸이고 X 가 헛경보임.</w:t>
+      </w:r>
+    </w:p>
+    <w:tbl>
+      <w:tblPr>
+        <w:tblStyle w:val="LightGrid-Accent1"/>
+        <w:tblW w:type="auto" w:w="0"/>
+        <w:tblLook w:firstColumn="1" w:firstRow="1" w:lastColumn="0" w:lastRow="0" w:noHBand="0" w:noVBand="1" w:val="04A0"/>
+      </w:tblPr>
+      <w:tblGrid>
+        <w:gridCol w:w="2102"/>
+        <w:gridCol w:w="2102"/>
+        <w:gridCol w:w="2102"/>
+        <w:gridCol w:w="2102"/>
+        <w:gridCol w:w="2102"/>
+      </w:tblGrid>
+      <w:tr>
+        <w:tc>
+          <w:tcPr>
+            <w:tcW w:type="dxa" w:w="2102"/>
+          </w:tcPr>
+          <w:p>
+            <w:r>
+              <w:rPr>
+                <w:b/>
+                <w:sz w:val="17"/>
+                <w:rFonts w:ascii="맑은 고딕" w:hAnsi="맑은 고딕" w:eastAsia="맑은 고딕" w:cs="맑은 고딕"/>
+              </w:rPr>
+              <w:t>결과</w:t>
+            </w:r>
+          </w:p>
+        </w:tc>
+        <w:tc>
+          <w:tcPr>
+            <w:tcW w:type="dxa" w:w="2102"/>
+          </w:tcPr>
+          <w:p>
+            <w:r>
+              <w:rPr>
+                <w:b/>
+                <w:sz w:val="17"/>
+                <w:rFonts w:ascii="맑은 고딕" w:hAnsi="맑은 고딕" w:eastAsia="맑은 고딕" w:cs="맑은 고딕"/>
+              </w:rPr>
+              <w:t>적중(TP)</w:t>
+            </w:r>
+          </w:p>
+        </w:tc>
+        <w:tc>
+          <w:tcPr>
+            <w:tcW w:type="dxa" w:w="2102"/>
+          </w:tcPr>
+          <w:p>
+            <w:r>
+              <w:rPr>
+                <w:b/>
+                <w:sz w:val="17"/>
+                <w:rFonts w:ascii="맑은 고딕" w:hAnsi="맑은 고딕" w:eastAsia="맑은 고딕" w:cs="맑은 고딕"/>
+              </w:rPr>
+              <w:t>헛경보(FP)</w:t>
+            </w:r>
+          </w:p>
+        </w:tc>
+        <w:tc>
+          <w:tcPr>
+            <w:tcW w:type="dxa" w:w="2102"/>
+          </w:tcPr>
+          <w:p>
+            <w:r>
+              <w:rPr>
+                <w:b/>
+                <w:sz w:val="17"/>
+                <w:rFonts w:ascii="맑은 고딕" w:hAnsi="맑은 고딕" w:eastAsia="맑은 고딕" w:cs="맑은 고딕"/>
+              </w:rPr>
+              <w:t>놓침(FN)</w:t>
+            </w:r>
+          </w:p>
+        </w:tc>
+        <w:tc>
+          <w:tcPr>
+            <w:tcW w:type="dxa" w:w="2102"/>
+          </w:tcPr>
+          <w:p>
+            <w:r>
+              <w:rPr>
+                <w:b/>
+                <w:sz w:val="17"/>
+                <w:rFonts w:ascii="맑은 고딕" w:hAnsi="맑은 고딕" w:eastAsia="맑은 고딕" w:cs="맑은 고딕"/>
+              </w:rPr>
+              <w:t>정상 제외(TN)</w:t>
+            </w:r>
+          </w:p>
+        </w:tc>
+      </w:tr>
+      <w:tr>
+        <w:tc>
+          <w:tcPr>
+            <w:tcW w:type="dxa" w:w="2102"/>
+          </w:tcPr>
+          <w:p>
+            <w:r>
+              <w:rPr>
+                <w:sz w:val="17"/>
+                <w:rFonts w:ascii="맑은 고딕" w:hAnsi="맑은 고딕" w:eastAsia="맑은 고딕" w:cs="맑은 고딕"/>
+              </w:rPr>
+              <w:t>1분위</w:t>
+            </w:r>
+          </w:p>
+        </w:tc>
+        <w:tc>
+          <w:tcPr>
+            <w:tcW w:type="dxa" w:w="2102"/>
+          </w:tcPr>
+          <w:p>
+            <w:r>
+              <w:rPr>
+                <w:sz w:val="17"/>
+                <w:rFonts w:ascii="맑은 고딕" w:hAnsi="맑은 고딕" w:eastAsia="맑은 고딕" w:cs="맑은 고딕"/>
+              </w:rPr>
+              <w:t>0.003</w:t>
+            </w:r>
+          </w:p>
+        </w:tc>
+        <w:tc>
+          <w:tcPr>
+            <w:tcW w:type="dxa" w:w="2102"/>
+          </w:tcPr>
+          <w:p>
+            <w:r>
+              <w:rPr>
+                <w:sz w:val="17"/>
+                <w:rFonts w:ascii="맑은 고딕" w:hAnsi="맑은 고딕" w:eastAsia="맑은 고딕" w:cs="맑은 고딕"/>
+              </w:rPr>
+              <w:t>0.013</w:t>
+            </w:r>
+          </w:p>
+        </w:tc>
+        <w:tc>
+          <w:tcPr>
+            <w:tcW w:type="dxa" w:w="2102"/>
+          </w:tcPr>
+          <w:p>
+            <w:r>
+              <w:rPr>
+                <w:sz w:val="17"/>
+                <w:rFonts w:ascii="맑은 고딕" w:hAnsi="맑은 고딕" w:eastAsia="맑은 고딕" w:cs="맑은 고딕"/>
+              </w:rPr>
+              <w:t>0.148</w:t>
+            </w:r>
+          </w:p>
+        </w:tc>
+        <w:tc>
+          <w:tcPr>
+            <w:tcW w:type="dxa" w:w="2102"/>
+          </w:tcPr>
+          <w:p>
+            <w:r>
+              <w:rPr>
+                <w:sz w:val="17"/>
+                <w:rFonts w:ascii="맑은 고딕" w:hAnsi="맑은 고딕" w:eastAsia="맑은 고딕" w:cs="맑은 고딕"/>
+              </w:rPr>
+              <w:t>0.836</w:t>
+            </w:r>
+          </w:p>
+        </w:tc>
+      </w:tr>
+      <w:tr>
+        <w:tc>
+          <w:tcPr>
+            <w:tcW w:type="dxa" w:w="2102"/>
+          </w:tcPr>
+          <w:p>
+            <w:r>
+              <w:rPr>
+                <w:sz w:val="17"/>
+                <w:rFonts w:ascii="맑은 고딕" w:hAnsi="맑은 고딕" w:eastAsia="맑은 고딕" w:cs="맑은 고딕"/>
+              </w:rPr>
+              <w:t>2분위</w:t>
+            </w:r>
+          </w:p>
+        </w:tc>
+        <w:tc>
+          <w:tcPr>
+            <w:tcW w:type="dxa" w:w="2102"/>
+          </w:tcPr>
+          <w:p>
+            <w:r>
+              <w:rPr>
+                <w:sz w:val="17"/>
+                <w:rFonts w:ascii="맑은 고딕" w:hAnsi="맑은 고딕" w:eastAsia="맑은 고딕" w:cs="맑은 고딕"/>
+              </w:rPr>
+              <w:t>0.007</w:t>
+            </w:r>
+          </w:p>
+        </w:tc>
+        <w:tc>
+          <w:tcPr>
+            <w:tcW w:type="dxa" w:w="2102"/>
+          </w:tcPr>
+          <w:p>
+            <w:r>
+              <w:rPr>
+                <w:sz w:val="17"/>
+                <w:rFonts w:ascii="맑은 고딕" w:hAnsi="맑은 고딕" w:eastAsia="맑은 고딕" w:cs="맑은 고딕"/>
+              </w:rPr>
+              <w:t>0.029</w:t>
+            </w:r>
+          </w:p>
+        </w:tc>
+        <w:tc>
+          <w:tcPr>
+            <w:tcW w:type="dxa" w:w="2102"/>
+          </w:tcPr>
+          <w:p>
+            <w:r>
+              <w:rPr>
+                <w:sz w:val="17"/>
+                <w:rFonts w:ascii="맑은 고딕" w:hAnsi="맑은 고딕" w:eastAsia="맑은 고딕" w:cs="맑은 고딕"/>
+              </w:rPr>
+              <w:t>0.185</w:t>
+            </w:r>
+          </w:p>
+        </w:tc>
+        <w:tc>
+          <w:tcPr>
+            <w:tcW w:type="dxa" w:w="2102"/>
+          </w:tcPr>
+          <w:p>
+            <w:r>
+              <w:rPr>
+                <w:sz w:val="17"/>
+                <w:rFonts w:ascii="맑은 고딕" w:hAnsi="맑은 고딕" w:eastAsia="맑은 고딕" w:cs="맑은 고딕"/>
+              </w:rPr>
+              <w:t>0.779</w:t>
+            </w:r>
+          </w:p>
+        </w:tc>
+      </w:tr>
+      <w:tr>
+        <w:tc>
+          <w:tcPr>
+            <w:tcW w:type="dxa" w:w="2102"/>
+          </w:tcPr>
+          <w:p>
+            <w:r>
+              <w:rPr>
+                <w:sz w:val="17"/>
+                <w:rFonts w:ascii="맑은 고딕" w:hAnsi="맑은 고딕" w:eastAsia="맑은 고딕" w:cs="맑은 고딕"/>
+              </w:rPr>
+              <w:t>3분위</w:t>
+            </w:r>
+          </w:p>
+        </w:tc>
+        <w:tc>
+          <w:tcPr>
+            <w:tcW w:type="dxa" w:w="2102"/>
+          </w:tcPr>
+          <w:p>
+            <w:r>
+              <w:rPr>
+                <w:sz w:val="17"/>
+                <w:rFonts w:ascii="맑은 고딕" w:hAnsi="맑은 고딕" w:eastAsia="맑은 고딕" w:cs="맑은 고딕"/>
+              </w:rPr>
+              <w:t>0.039</w:t>
+            </w:r>
+          </w:p>
+        </w:tc>
+        <w:tc>
+          <w:tcPr>
+            <w:tcW w:type="dxa" w:w="2102"/>
+          </w:tcPr>
+          <w:p>
+            <w:r>
+              <w:rPr>
+                <w:sz w:val="17"/>
+                <w:rFonts w:ascii="맑은 고딕" w:hAnsi="맑은 고딕" w:eastAsia="맑은 고딕" w:cs="맑은 고딕"/>
+              </w:rPr>
+              <w:t>0.094</w:t>
+            </w:r>
+          </w:p>
+        </w:tc>
+        <w:tc>
+          <w:tcPr>
+            <w:tcW w:type="dxa" w:w="2102"/>
+          </w:tcPr>
+          <w:p>
+            <w:r>
+              <w:rPr>
+                <w:sz w:val="17"/>
+                <w:rFonts w:ascii="맑은 고딕" w:hAnsi="맑은 고딕" w:eastAsia="맑은 고딕" w:cs="맑은 고딕"/>
+              </w:rPr>
+              <w:t>0.184</w:t>
+            </w:r>
+          </w:p>
+        </w:tc>
+        <w:tc>
+          <w:tcPr>
+            <w:tcW w:type="dxa" w:w="2102"/>
+          </w:tcPr>
+          <w:p>
+            <w:r>
+              <w:rPr>
+                <w:sz w:val="17"/>
+                <w:rFonts w:ascii="맑은 고딕" w:hAnsi="맑은 고딕" w:eastAsia="맑은 고딕" w:cs="맑은 고딕"/>
+              </w:rPr>
+              <w:t>0.683</w:t>
+            </w:r>
+          </w:p>
+        </w:tc>
+      </w:tr>
+      <w:tr>
+        <w:tc>
+          <w:tcPr>
+            <w:tcW w:type="dxa" w:w="2102"/>
+          </w:tcPr>
+          <w:p>
+            <w:r>
+              <w:rPr>
+                <w:sz w:val="17"/>
+                <w:rFonts w:ascii="맑은 고딕" w:hAnsi="맑은 고딕" w:eastAsia="맑은 고딕" w:cs="맑은 고딕"/>
+              </w:rPr>
+              <w:t>4분위</w:t>
+            </w:r>
+          </w:p>
+        </w:tc>
+        <w:tc>
+          <w:tcPr>
+            <w:tcW w:type="dxa" w:w="2102"/>
+          </w:tcPr>
+          <w:p>
+            <w:r>
+              <w:rPr>
+                <w:sz w:val="17"/>
+                <w:rFonts w:ascii="맑은 고딕" w:hAnsi="맑은 고딕" w:eastAsia="맑은 고딕" w:cs="맑은 고딕"/>
+              </w:rPr>
+              <w:t>0.117</w:t>
+            </w:r>
+          </w:p>
+        </w:tc>
+        <w:tc>
+          <w:tcPr>
+            <w:tcW w:type="dxa" w:w="2102"/>
+          </w:tcPr>
+          <w:p>
+            <w:r>
+              <w:rPr>
+                <w:sz w:val="17"/>
+                <w:rFonts w:ascii="맑은 고딕" w:hAnsi="맑은 고딕" w:eastAsia="맑은 고딕" w:cs="맑은 고딕"/>
+              </w:rPr>
+              <w:t>0.232</w:t>
+            </w:r>
+          </w:p>
+        </w:tc>
+        <w:tc>
+          <w:tcPr>
+            <w:tcW w:type="dxa" w:w="2102"/>
+          </w:tcPr>
+          <w:p>
+            <w:r>
+              <w:rPr>
+                <w:sz w:val="17"/>
+                <w:rFonts w:ascii="맑은 고딕" w:hAnsi="맑은 고딕" w:eastAsia="맑은 고딕" w:cs="맑은 고딕"/>
+              </w:rPr>
+              <w:t>0.195</w:t>
+            </w:r>
+          </w:p>
+        </w:tc>
+        <w:tc>
+          <w:tcPr>
+            <w:tcW w:type="dxa" w:w="2102"/>
+          </w:tcPr>
+          <w:p>
+            <w:r>
+              <w:rPr>
+                <w:sz w:val="17"/>
+                <w:rFonts w:ascii="맑은 고딕" w:hAnsi="맑은 고딕" w:eastAsia="맑은 고딕" w:cs="맑은 고딕"/>
+              </w:rPr>
+              <w:t>0.456</w:t>
+            </w:r>
+          </w:p>
+        </w:tc>
+      </w:tr>
+      <w:tr>
+        <w:tc>
+          <w:tcPr>
+            <w:tcW w:type="dxa" w:w="2102"/>
+          </w:tcPr>
+          <w:p>
+            <w:r>
+              <w:rPr>
+                <w:sz w:val="17"/>
+                <w:rFonts w:ascii="맑은 고딕" w:hAnsi="맑은 고딕" w:eastAsia="맑은 고딕" w:cs="맑은 고딕"/>
+              </w:rPr>
+              <w:t>5분위</w:t>
+            </w:r>
+          </w:p>
+        </w:tc>
+        <w:tc>
+          <w:tcPr>
+            <w:tcW w:type="dxa" w:w="2102"/>
+          </w:tcPr>
+          <w:p>
+            <w:r>
+              <w:rPr>
+                <w:sz w:val="17"/>
+                <w:rFonts w:ascii="맑은 고딕" w:hAnsi="맑은 고딕" w:eastAsia="맑은 고딕" w:cs="맑은 고딕"/>
+              </w:rPr>
+              <w:t>0.338</w:t>
+            </w:r>
+          </w:p>
+        </w:tc>
+        <w:tc>
+          <w:tcPr>
+            <w:tcW w:type="dxa" w:w="2102"/>
+          </w:tcPr>
+          <w:p>
+            <w:r>
+              <w:rPr>
+                <w:sz w:val="17"/>
+                <w:rFonts w:ascii="맑은 고딕" w:hAnsi="맑은 고딕" w:eastAsia="맑은 고딕" w:cs="맑은 고딕"/>
+              </w:rPr>
+              <w:t>0.403</w:t>
+            </w:r>
+          </w:p>
+        </w:tc>
+        <w:tc>
+          <w:tcPr>
+            <w:tcW w:type="dxa" w:w="2102"/>
+          </w:tcPr>
+          <w:p>
+            <w:r>
+              <w:rPr>
+                <w:sz w:val="17"/>
+                <w:rFonts w:ascii="맑은 고딕" w:hAnsi="맑은 고딕" w:eastAsia="맑은 고딕" w:cs="맑은 고딕"/>
+              </w:rPr>
+              <w:t>0.107</w:t>
+            </w:r>
+          </w:p>
+        </w:tc>
+        <w:tc>
+          <w:tcPr>
+            <w:tcW w:type="dxa" w:w="2102"/>
+          </w:tcPr>
+          <w:p>
+            <w:r>
+              <w:rPr>
+                <w:sz w:val="17"/>
+                <w:rFonts w:ascii="맑은 고딕" w:hAnsi="맑은 고딕" w:eastAsia="맑은 고딕" w:cs="맑은 고딕"/>
+              </w:rPr>
+              <w:t>0.152</w:t>
+            </w:r>
+          </w:p>
+        </w:tc>
+      </w:tr>
+    </w:tbl>
+    <w:p>
+      <w:r>
+        <w:rPr>
+          <w:b w:val="0"/>
+          <w:i/>
+          <w:sz w:val="18"/>
+          <w:rFonts w:ascii="맑은 고딕" w:hAnsi="맑은 고딕" w:eastAsia="맑은 고딕" w:cs="맑은 고딕"/>
+        </w:rPr>
+        <w:t>표 42</w:t>
+      </w:r>
+    </w:p>
+    <w:p>
+      <w:r>
+        <w:rPr>
+          <w:b w:val="0"/>
+          <w:i w:val="0"/>
+          <w:sz w:val="19"/>
+          <w:rFonts w:ascii="맑은 고딕" w:hAnsi="맑은 고딕" w:eastAsia="맑은 고딕" w:cs="맑은 고딕"/>
+        </w:rPr>
+        <w:t>읽는 법 — 점포 수 5분위별 예측 결과 구성임. 「놓침」 열을 위에서 아래로 읽으면 작은 구간에 놓침이 몰리는지 보임.</w:t>
+      </w:r>
+    </w:p>
+    <w:tbl>
+      <w:tblPr>
+        <w:tblStyle w:val="LightGrid-Accent1"/>
+        <w:tblW w:type="auto" w:w="0"/>
+        <w:tblLook w:firstColumn="1" w:firstRow="1" w:lastColumn="0" w:lastRow="0" w:noHBand="0" w:noVBand="1" w:val="04A0"/>
+      </w:tblPr>
+      <w:tblGrid>
+        <w:gridCol w:w="2102"/>
+        <w:gridCol w:w="2102"/>
+        <w:gridCol w:w="2102"/>
+        <w:gridCol w:w="2102"/>
+        <w:gridCol w:w="2102"/>
+      </w:tblGrid>
+      <w:tr>
+        <w:tc>
+          <w:tcPr>
+            <w:tcW w:type="dxa" w:w="2102"/>
+          </w:tcPr>
+          <w:p>
+            <w:r>
+              <w:rPr>
+                <w:b/>
+                <w:sz w:val="17"/>
+                <w:rFonts w:ascii="맑은 고딕" w:hAnsi="맑은 고딕" w:eastAsia="맑은 고딕" w:cs="맑은 고딕"/>
+              </w:rPr>
+              <w:t>결과</w:t>
+            </w:r>
+          </w:p>
+        </w:tc>
+        <w:tc>
+          <w:tcPr>
+            <w:tcW w:type="dxa" w:w="2102"/>
+          </w:tcPr>
+          <w:p>
+            <w:r>
+              <w:rPr>
+                <w:b/>
+                <w:sz w:val="17"/>
+                <w:rFonts w:ascii="맑은 고딕" w:hAnsi="맑은 고딕" w:eastAsia="맑은 고딕" w:cs="맑은 고딕"/>
+              </w:rPr>
+              <w:t>적중(TP)</w:t>
+            </w:r>
+          </w:p>
+        </w:tc>
+        <w:tc>
+          <w:tcPr>
+            <w:tcW w:type="dxa" w:w="2102"/>
+          </w:tcPr>
+          <w:p>
+            <w:r>
+              <w:rPr>
+                <w:b/>
+                <w:sz w:val="17"/>
+                <w:rFonts w:ascii="맑은 고딕" w:hAnsi="맑은 고딕" w:eastAsia="맑은 고딕" w:cs="맑은 고딕"/>
+              </w:rPr>
+              <w:t>헛경보(FP)</w:t>
+            </w:r>
+          </w:p>
+        </w:tc>
+        <w:tc>
+          <w:tcPr>
+            <w:tcW w:type="dxa" w:w="2102"/>
+          </w:tcPr>
+          <w:p>
+            <w:r>
+              <w:rPr>
+                <w:b/>
+                <w:sz w:val="17"/>
+                <w:rFonts w:ascii="맑은 고딕" w:hAnsi="맑은 고딕" w:eastAsia="맑은 고딕" w:cs="맑은 고딕"/>
+              </w:rPr>
+              <w:t>놓침(FN)</w:t>
+            </w:r>
+          </w:p>
+        </w:tc>
+        <w:tc>
+          <w:tcPr>
+            <w:tcW w:type="dxa" w:w="2102"/>
+          </w:tcPr>
+          <w:p>
+            <w:r>
+              <w:rPr>
+                <w:b/>
+                <w:sz w:val="17"/>
+                <w:rFonts w:ascii="맑은 고딕" w:hAnsi="맑은 고딕" w:eastAsia="맑은 고딕" w:cs="맑은 고딕"/>
+              </w:rPr>
+              <w:t>정상 제외(TN)</w:t>
+            </w:r>
+          </w:p>
+        </w:tc>
+      </w:tr>
+      <w:tr>
+        <w:tc>
+          <w:tcPr>
+            <w:tcW w:type="dxa" w:w="2102"/>
+          </w:tcPr>
+          <w:p>
+            <w:r>
+              <w:rPr>
+                <w:sz w:val="17"/>
+                <w:rFonts w:ascii="맑은 고딕" w:hAnsi="맑은 고딕" w:eastAsia="맑은 고딕" w:cs="맑은 고딕"/>
+              </w:rPr>
+              <w:t>상권유형</w:t>
+            </w:r>
+          </w:p>
+        </w:tc>
+        <w:tc>
+          <w:tcPr>
+            <w:tcW w:type="dxa" w:w="2102"/>
+          </w:tcPr>
+          <w:p>
+            <w:r>
+              <w:rPr>
+                <w:sz w:val="17"/>
+                <w:rFonts w:ascii="맑은 고딕" w:hAnsi="맑은 고딕" w:eastAsia="맑은 고딕" w:cs="맑은 고딕"/>
+              </w:rPr>
+            </w:r>
+          </w:p>
+        </w:tc>
+        <w:tc>
+          <w:tcPr>
+            <w:tcW w:type="dxa" w:w="2102"/>
+          </w:tcPr>
+          <w:p>
+            <w:r>
+              <w:rPr>
+                <w:sz w:val="17"/>
+                <w:rFonts w:ascii="맑은 고딕" w:hAnsi="맑은 고딕" w:eastAsia="맑은 고딕" w:cs="맑은 고딕"/>
+              </w:rPr>
+            </w:r>
+          </w:p>
+        </w:tc>
+        <w:tc>
+          <w:tcPr>
+            <w:tcW w:type="dxa" w:w="2102"/>
+          </w:tcPr>
+          <w:p>
+            <w:r>
+              <w:rPr>
+                <w:sz w:val="17"/>
+                <w:rFonts w:ascii="맑은 고딕" w:hAnsi="맑은 고딕" w:eastAsia="맑은 고딕" w:cs="맑은 고딕"/>
+              </w:rPr>
+            </w:r>
+          </w:p>
+        </w:tc>
+        <w:tc>
+          <w:tcPr>
+            <w:tcW w:type="dxa" w:w="2102"/>
+          </w:tcPr>
+          <w:p>
+            <w:r>
+              <w:rPr>
+                <w:sz w:val="17"/>
+                <w:rFonts w:ascii="맑은 고딕" w:hAnsi="맑은 고딕" w:eastAsia="맑은 고딕" w:cs="맑은 고딕"/>
+              </w:rPr>
+            </w:r>
+          </w:p>
+        </w:tc>
+      </w:tr>
+      <w:tr>
+        <w:tc>
+          <w:tcPr>
+            <w:tcW w:type="dxa" w:w="2102"/>
+          </w:tcPr>
+          <w:p>
+            <w:r>
+              <w:rPr>
+                <w:sz w:val="17"/>
+                <w:rFonts w:ascii="맑은 고딕" w:hAnsi="맑은 고딕" w:eastAsia="맑은 고딕" w:cs="맑은 고딕"/>
+              </w:rPr>
+              <w:t>골목상권</w:t>
+            </w:r>
+          </w:p>
+        </w:tc>
+        <w:tc>
+          <w:tcPr>
+            <w:tcW w:type="dxa" w:w="2102"/>
+          </w:tcPr>
+          <w:p>
+            <w:r>
+              <w:rPr>
+                <w:sz w:val="17"/>
+                <w:rFonts w:ascii="맑은 고딕" w:hAnsi="맑은 고딕" w:eastAsia="맑은 고딕" w:cs="맑은 고딕"/>
+              </w:rPr>
+              <w:t>0.059</w:t>
+            </w:r>
+          </w:p>
+        </w:tc>
+        <w:tc>
+          <w:tcPr>
+            <w:tcW w:type="dxa" w:w="2102"/>
+          </w:tcPr>
+          <w:p>
+            <w:r>
+              <w:rPr>
+                <w:sz w:val="17"/>
+                <w:rFonts w:ascii="맑은 고딕" w:hAnsi="맑은 고딕" w:eastAsia="맑은 고딕" w:cs="맑은 고딕"/>
+              </w:rPr>
+              <w:t>0.120</w:t>
+            </w:r>
+          </w:p>
+        </w:tc>
+        <w:tc>
+          <w:tcPr>
+            <w:tcW w:type="dxa" w:w="2102"/>
+          </w:tcPr>
+          <w:p>
+            <w:r>
+              <w:rPr>
+                <w:sz w:val="17"/>
+                <w:rFonts w:ascii="맑은 고딕" w:hAnsi="맑은 고딕" w:eastAsia="맑은 고딕" w:cs="맑은 고딕"/>
+              </w:rPr>
+              <w:t>0.172</w:t>
+            </w:r>
+          </w:p>
+        </w:tc>
+        <w:tc>
+          <w:tcPr>
+            <w:tcW w:type="dxa" w:w="2102"/>
+          </w:tcPr>
+          <w:p>
+            <w:r>
+              <w:rPr>
+                <w:sz w:val="17"/>
+                <w:rFonts w:ascii="맑은 고딕" w:hAnsi="맑은 고딕" w:eastAsia="맑은 고딕" w:cs="맑은 고딕"/>
+              </w:rPr>
+              <w:t>0.649</w:t>
+            </w:r>
+          </w:p>
+        </w:tc>
+      </w:tr>
+      <w:tr>
+        <w:tc>
+          <w:tcPr>
+            <w:tcW w:type="dxa" w:w="2102"/>
+          </w:tcPr>
+          <w:p>
+            <w:r>
+              <w:rPr>
+                <w:sz w:val="17"/>
+                <w:rFonts w:ascii="맑은 고딕" w:hAnsi="맑은 고딕" w:eastAsia="맑은 고딕" w:cs="맑은 고딕"/>
+              </w:rPr>
+              <w:t>관광특구</w:t>
+            </w:r>
+          </w:p>
+        </w:tc>
+        <w:tc>
+          <w:tcPr>
+            <w:tcW w:type="dxa" w:w="2102"/>
+          </w:tcPr>
+          <w:p>
+            <w:r>
+              <w:rPr>
+                <w:sz w:val="17"/>
+                <w:rFonts w:ascii="맑은 고딕" w:hAnsi="맑은 고딕" w:eastAsia="맑은 고딕" w:cs="맑은 고딕"/>
+              </w:rPr>
+              <w:t>0.293</w:t>
+            </w:r>
+          </w:p>
+        </w:tc>
+        <w:tc>
+          <w:tcPr>
+            <w:tcW w:type="dxa" w:w="2102"/>
+          </w:tcPr>
+          <w:p>
+            <w:r>
+              <w:rPr>
+                <w:sz w:val="17"/>
+                <w:rFonts w:ascii="맑은 고딕" w:hAnsi="맑은 고딕" w:eastAsia="맑은 고딕" w:cs="맑은 고딕"/>
+              </w:rPr>
+              <w:t>0.259</w:t>
+            </w:r>
+          </w:p>
+        </w:tc>
+        <w:tc>
+          <w:tcPr>
+            <w:tcW w:type="dxa" w:w="2102"/>
+          </w:tcPr>
+          <w:p>
+            <w:r>
+              <w:rPr>
+                <w:sz w:val="17"/>
+                <w:rFonts w:ascii="맑은 고딕" w:hAnsi="맑은 고딕" w:eastAsia="맑은 고딕" w:cs="맑은 고딕"/>
+              </w:rPr>
+              <w:t>0.155</w:t>
+            </w:r>
+          </w:p>
+        </w:tc>
+        <w:tc>
+          <w:tcPr>
+            <w:tcW w:type="dxa" w:w="2102"/>
+          </w:tcPr>
+          <w:p>
+            <w:r>
+              <w:rPr>
+                <w:sz w:val="17"/>
+                <w:rFonts w:ascii="맑은 고딕" w:hAnsi="맑은 고딕" w:eastAsia="맑은 고딕" w:cs="맑은 고딕"/>
+              </w:rPr>
+              <w:t>0.293</w:t>
+            </w:r>
+          </w:p>
+        </w:tc>
+      </w:tr>
+      <w:tr>
+        <w:tc>
+          <w:tcPr>
+            <w:tcW w:type="dxa" w:w="2102"/>
+          </w:tcPr>
+          <w:p>
+            <w:r>
+              <w:rPr>
+                <w:sz w:val="17"/>
+                <w:rFonts w:ascii="맑은 고딕" w:hAnsi="맑은 고딕" w:eastAsia="맑은 고딕" w:cs="맑은 고딕"/>
+              </w:rPr>
+              <w:t>발달상권</w:t>
+            </w:r>
+          </w:p>
+        </w:tc>
+        <w:tc>
+          <w:tcPr>
+            <w:tcW w:type="dxa" w:w="2102"/>
+          </w:tcPr>
+          <w:p>
+            <w:r>
+              <w:rPr>
+                <w:sz w:val="17"/>
+                <w:rFonts w:ascii="맑은 고딕" w:hAnsi="맑은 고딕" w:eastAsia="맑은 고딕" w:cs="맑은 고딕"/>
+              </w:rPr>
+              <w:t>0.156</w:t>
+            </w:r>
+          </w:p>
+        </w:tc>
+        <w:tc>
+          <w:tcPr>
+            <w:tcW w:type="dxa" w:w="2102"/>
+          </w:tcPr>
+          <w:p>
+            <w:r>
+              <w:rPr>
+                <w:sz w:val="17"/>
+                <w:rFonts w:ascii="맑은 고딕" w:hAnsi="맑은 고딕" w:eastAsia="맑은 고딕" w:cs="맑은 고딕"/>
+              </w:rPr>
+              <w:t>0.200</w:t>
+            </w:r>
+          </w:p>
+        </w:tc>
+        <w:tc>
+          <w:tcPr>
+            <w:tcW w:type="dxa" w:w="2102"/>
+          </w:tcPr>
+          <w:p>
+            <w:r>
+              <w:rPr>
+                <w:sz w:val="17"/>
+                <w:rFonts w:ascii="맑은 고딕" w:hAnsi="맑은 고딕" w:eastAsia="맑은 고딕" w:cs="맑은 고딕"/>
+              </w:rPr>
+              <w:t>0.150</w:t>
+            </w:r>
+          </w:p>
+        </w:tc>
+        <w:tc>
+          <w:tcPr>
+            <w:tcW w:type="dxa" w:w="2102"/>
+          </w:tcPr>
+          <w:p>
+            <w:r>
+              <w:rPr>
+                <w:sz w:val="17"/>
+                <w:rFonts w:ascii="맑은 고딕" w:hAnsi="맑은 고딕" w:eastAsia="맑은 고딕" w:cs="맑은 고딕"/>
+              </w:rPr>
+              <w:t>0.494</w:t>
+            </w:r>
+          </w:p>
+        </w:tc>
+      </w:tr>
+      <w:tr>
+        <w:tc>
+          <w:tcPr>
+            <w:tcW w:type="dxa" w:w="2102"/>
+          </w:tcPr>
+          <w:p>
+            <w:r>
+              <w:rPr>
+                <w:sz w:val="17"/>
+                <w:rFonts w:ascii="맑은 고딕" w:hAnsi="맑은 고딕" w:eastAsia="맑은 고딕" w:cs="맑은 고딕"/>
+              </w:rPr>
+              <w:t>전통시장</w:t>
+            </w:r>
+          </w:p>
+        </w:tc>
+        <w:tc>
+          <w:tcPr>
+            <w:tcW w:type="dxa" w:w="2102"/>
+          </w:tcPr>
+          <w:p>
+            <w:r>
+              <w:rPr>
+                <w:sz w:val="17"/>
+                <w:rFonts w:ascii="맑은 고딕" w:hAnsi="맑은 고딕" w:eastAsia="맑은 고딕" w:cs="맑은 고딕"/>
+              </w:rPr>
+              <w:t>0.072</w:t>
+            </w:r>
+          </w:p>
+        </w:tc>
+        <w:tc>
+          <w:tcPr>
+            <w:tcW w:type="dxa" w:w="2102"/>
+          </w:tcPr>
+          <w:p>
+            <w:r>
+              <w:rPr>
+                <w:sz w:val="17"/>
+                <w:rFonts w:ascii="맑은 고딕" w:hAnsi="맑은 고딕" w:eastAsia="맑은 고딕" w:cs="맑은 고딕"/>
+              </w:rPr>
+              <w:t>0.111</w:t>
+            </w:r>
+          </w:p>
+        </w:tc>
+        <w:tc>
+          <w:tcPr>
+            <w:tcW w:type="dxa" w:w="2102"/>
+          </w:tcPr>
+          <w:p>
+            <w:r>
+              <w:rPr>
+                <w:sz w:val="17"/>
+                <w:rFonts w:ascii="맑은 고딕" w:hAnsi="맑은 고딕" w:eastAsia="맑은 고딕" w:cs="맑은 고딕"/>
+              </w:rPr>
+              <w:t>0.163</w:t>
+            </w:r>
+          </w:p>
+        </w:tc>
+        <w:tc>
+          <w:tcPr>
+            <w:tcW w:type="dxa" w:w="2102"/>
+          </w:tcPr>
+          <w:p>
+            <w:r>
+              <w:rPr>
+                <w:sz w:val="17"/>
+                <w:rFonts w:ascii="맑은 고딕" w:hAnsi="맑은 고딕" w:eastAsia="맑은 고딕" w:cs="맑은 고딕"/>
+              </w:rPr>
+              <w:t>0.655</w:t>
+            </w:r>
+          </w:p>
+        </w:tc>
+      </w:tr>
+    </w:tbl>
+    <w:p>
+      <w:r>
+        <w:rPr>
+          <w:b w:val="0"/>
+          <w:i/>
+          <w:sz w:val="18"/>
+          <w:rFonts w:ascii="맑은 고딕" w:hAnsi="맑은 고딕" w:eastAsia="맑은 고딕" w:cs="맑은 고딕"/>
+        </w:rPr>
+        <w:t>표 43</w:t>
+      </w:r>
+    </w:p>
+    <w:p>
+      <w:r>
+        <w:rPr>
+          <w:b w:val="0"/>
+          <w:i w:val="0"/>
+          <w:sz w:val="19"/>
+          <w:rFonts w:ascii="맑은 고딕" w:hAnsi="맑은 고딕" w:eastAsia="맑은 고딕" w:cs="맑은 고딕"/>
+        </w:rPr>
+        <w:t>읽는 법 — 상권유형별로 같은 것을 본 것임. 한 유형에서만 오차가 몰리면 그 유형은 다르게 다뤄야 함.</w:t>
+      </w:r>
+    </w:p>
+    <w:p>
+      <w:pPr>
+        <w:jc w:val="center"/>
+      </w:pPr>
+      <w:r>
+        <w:drawing>
+          <wp:inline xmlns:a="http://schemas.openxmlformats.org/drawingml/2006/main" xmlns:pic="http://schemas.openxmlformats.org/drawingml/2006/picture">
+            <wp:extent cx="6035040" cy="2511552"/>
+            <wp:docPr id="15" name="Picture 15"/>
+            <wp:cNvGraphicFramePr>
+              <a:graphicFrameLocks noChangeAspect="1"/>
+            </wp:cNvGraphicFramePr>
+            <a:graphic>
+              <a:graphicData uri="http://schemas.openxmlformats.org/drawingml/2006/picture">
+                <pic:pic>
+                  <pic:nvPicPr>
+                    <pic:cNvPr id="0" name="g15.png"/>
+                    <pic:cNvPicPr/>
+                  </pic:nvPicPr>
+                  <pic:blipFill>
+                    <a:blip r:embed="rId23"/>
+                    <a:stretch>
+                      <a:fillRect/>
+                    </a:stretch>
+                  </pic:blipFill>
+                  <pic:spPr>
+                    <a:xfrm>
+                      <a:off x="0" y="0"/>
+                      <a:ext cx="6035040" cy="2511552"/>
+                    </a:xfrm>
+                    <a:prstGeom prst="rect"/>
+                  </pic:spPr>
+                </pic:pic>
+              </a:graphicData>
+            </a:graphic>
+          </wp:inline>
+        </w:drawing>
+      </w:r>
+    </w:p>
+    <w:p>
+      <w:pPr>
+        <w:jc w:val="center"/>
+      </w:pPr>
+      <w:r>
+        <w:rPr>
+          <w:b w:val="0"/>
+          <w:i/>
+          <w:sz w:val="18"/>
+          <w:rFonts w:ascii="맑은 고딕" w:hAnsi="맑은 고딕" w:eastAsia="맑은 고딕" w:cs="맑은 고딕"/>
+        </w:rPr>
+        <w:t>그림 15</w:t>
+      </w:r>
+    </w:p>
+    <w:p>
+      <w:r>
+        <w:rPr>
+          <w:b w:val="0"/>
+          <w:i w:val="0"/>
+          <w:sz w:val="19"/>
+          <w:rFonts w:ascii="맑은 고딕" w:hAnsi="맑은 고딕" w:eastAsia="맑은 고딕" w:cs="맑은 고딕"/>
+        </w:rPr>
+        <w:t>읽는 법 — 같은 내용을 그림으로 본 것임. 초록이 적중, 주황이 헛경보, 붉은색이 놓침, 회색이 정상 제외임.</w:t>
+      </w:r>
+    </w:p>
+    <w:tbl>
+      <w:tblPr>
+        <w:tblStyle w:val="LightGrid-Accent1"/>
+        <w:tblW w:type="auto" w:w="0"/>
+        <w:tblLook w:firstColumn="1" w:firstRow="1" w:lastColumn="0" w:lastRow="0" w:noHBand="0" w:noVBand="1" w:val="04A0"/>
+      </w:tblPr>
+      <w:tblGrid>
+        <w:gridCol w:w="2102"/>
+        <w:gridCol w:w="2102"/>
+        <w:gridCol w:w="2102"/>
+        <w:gridCol w:w="2102"/>
+        <w:gridCol w:w="2102"/>
+      </w:tblGrid>
+      <w:tr>
+        <w:tc>
+          <w:tcPr>
+            <w:tcW w:type="dxa" w:w="2102"/>
+          </w:tcPr>
+          <w:p>
+            <w:r>
+              <w:rPr>
+                <w:b/>
+                <w:sz w:val="17"/>
+                <w:rFonts w:ascii="맑은 고딕" w:hAnsi="맑은 고딕" w:eastAsia="맑은 고딕" w:cs="맑은 고딕"/>
+              </w:rPr>
+            </w:r>
+          </w:p>
+        </w:tc>
+        <w:tc>
+          <w:tcPr>
+            <w:tcW w:type="dxa" w:w="2102"/>
+          </w:tcPr>
+          <w:p>
+            <w:r>
+              <w:rPr>
+                <w:b/>
+                <w:sz w:val="17"/>
+                <w:rFonts w:ascii="맑은 고딕" w:hAnsi="맑은 고딕" w:eastAsia="맑은 고딕" w:cs="맑은 고딕"/>
+              </w:rPr>
+              <w:t>전체_점포_수</w:t>
+            </w:r>
+          </w:p>
+        </w:tc>
+        <w:tc>
+          <w:tcPr>
+            <w:tcW w:type="dxa" w:w="2102"/>
+          </w:tcPr>
+          <w:p>
+            <w:r>
+              <w:rPr>
+                <w:b/>
+                <w:sz w:val="17"/>
+                <w:rFonts w:ascii="맑은 고딕" w:hAnsi="맑은 고딕" w:eastAsia="맑은 고딕" w:cs="맑은 고딕"/>
+              </w:rPr>
+              <w:t>총_유동인구_수</w:t>
+            </w:r>
+          </w:p>
+        </w:tc>
+        <w:tc>
+          <w:tcPr>
+            <w:tcW w:type="dxa" w:w="2102"/>
+          </w:tcPr>
+          <w:p>
+            <w:r>
+              <w:rPr>
+                <w:b/>
+                <w:sz w:val="17"/>
+                <w:rFonts w:ascii="맑은 고딕" w:hAnsi="맑은 고딕" w:eastAsia="맑은 고딕" w:cs="맑은 고딕"/>
+              </w:rPr>
+              <w:t>위험점수</w:t>
+            </w:r>
+          </w:p>
+        </w:tc>
+        <w:tc>
+          <w:tcPr>
+            <w:tcW w:type="dxa" w:w="2102"/>
+          </w:tcPr>
+          <w:p>
+            <w:r>
+              <w:rPr>
+                <w:b/>
+                <w:sz w:val="17"/>
+                <w:rFonts w:ascii="맑은 고딕" w:hAnsi="맑은 고딕" w:eastAsia="맑은 고딕" w:cs="맑은 고딕"/>
+              </w:rPr>
+              <w:t>칸수</w:t>
+            </w:r>
+          </w:p>
+        </w:tc>
+      </w:tr>
+      <w:tr>
+        <w:tc>
+          <w:tcPr>
+            <w:tcW w:type="dxa" w:w="2102"/>
+          </w:tcPr>
+          <w:p>
+            <w:r>
+              <w:rPr>
+                <w:sz w:val="17"/>
+                <w:rFonts w:ascii="맑은 고딕" w:hAnsi="맑은 고딕" w:eastAsia="맑은 고딕" w:cs="맑은 고딕"/>
+              </w:rPr>
+              <w:t>결과</w:t>
+            </w:r>
+          </w:p>
+        </w:tc>
+        <w:tc>
+          <w:tcPr>
+            <w:tcW w:type="dxa" w:w="2102"/>
+          </w:tcPr>
+          <w:p>
+            <w:r>
+              <w:rPr>
+                <w:sz w:val="17"/>
+                <w:rFonts w:ascii="맑은 고딕" w:hAnsi="맑은 고딕" w:eastAsia="맑은 고딕" w:cs="맑은 고딕"/>
+              </w:rPr>
+            </w:r>
+          </w:p>
+        </w:tc>
+        <w:tc>
+          <w:tcPr>
+            <w:tcW w:type="dxa" w:w="2102"/>
+          </w:tcPr>
+          <w:p>
+            <w:r>
+              <w:rPr>
+                <w:sz w:val="17"/>
+                <w:rFonts w:ascii="맑은 고딕" w:hAnsi="맑은 고딕" w:eastAsia="맑은 고딕" w:cs="맑은 고딕"/>
+              </w:rPr>
+            </w:r>
+          </w:p>
+        </w:tc>
+        <w:tc>
+          <w:tcPr>
+            <w:tcW w:type="dxa" w:w="2102"/>
+          </w:tcPr>
+          <w:p>
+            <w:r>
+              <w:rPr>
+                <w:sz w:val="17"/>
+                <w:rFonts w:ascii="맑은 고딕" w:hAnsi="맑은 고딕" w:eastAsia="맑은 고딕" w:cs="맑은 고딕"/>
+              </w:rPr>
+            </w:r>
+          </w:p>
+        </w:tc>
+        <w:tc>
+          <w:tcPr>
+            <w:tcW w:type="dxa" w:w="2102"/>
+          </w:tcPr>
+          <w:p>
+            <w:r>
+              <w:rPr>
+                <w:sz w:val="17"/>
+                <w:rFonts w:ascii="맑은 고딕" w:hAnsi="맑은 고딕" w:eastAsia="맑은 고딕" w:cs="맑은 고딕"/>
+              </w:rPr>
+            </w:r>
+          </w:p>
+        </w:tc>
+      </w:tr>
+      <w:tr>
+        <w:tc>
+          <w:tcPr>
+            <w:tcW w:type="dxa" w:w="2102"/>
+          </w:tcPr>
+          <w:p>
+            <w:r>
+              <w:rPr>
+                <w:sz w:val="17"/>
+                <w:rFonts w:ascii="맑은 고딕" w:hAnsi="맑은 고딕" w:eastAsia="맑은 고딕" w:cs="맑은 고딕"/>
+              </w:rPr>
+              <w:t>적중(TP)</w:t>
+            </w:r>
+          </w:p>
+        </w:tc>
+        <w:tc>
+          <w:tcPr>
+            <w:tcW w:type="dxa" w:w="2102"/>
+          </w:tcPr>
+          <w:p>
+            <w:r>
+              <w:rPr>
+                <w:sz w:val="17"/>
+                <w:rFonts w:ascii="맑은 고딕" w:hAnsi="맑은 고딕" w:eastAsia="맑은 고딕" w:cs="맑은 고딕"/>
+              </w:rPr>
+              <w:t>36.0</w:t>
+            </w:r>
+          </w:p>
+        </w:tc>
+        <w:tc>
+          <w:tcPr>
+            <w:tcW w:type="dxa" w:w="2102"/>
+          </w:tcPr>
+          <w:p>
+            <w:r>
+              <w:rPr>
+                <w:sz w:val="17"/>
+                <w:rFonts w:ascii="맑은 고딕" w:hAnsi="맑은 고딕" w:eastAsia="맑은 고딕" w:cs="맑은 고딕"/>
+              </w:rPr>
+              <w:t>1415929.0</w:t>
+            </w:r>
+          </w:p>
+        </w:tc>
+        <w:tc>
+          <w:tcPr>
+            <w:tcW w:type="dxa" w:w="2102"/>
+          </w:tcPr>
+          <w:p>
+            <w:r>
+              <w:rPr>
+                <w:sz w:val="17"/>
+                <w:rFonts w:ascii="맑은 고딕" w:hAnsi="맑은 고딕" w:eastAsia="맑은 고딕" w:cs="맑은 고딕"/>
+              </w:rPr>
+              <w:t>0.65</w:t>
+            </w:r>
+          </w:p>
+        </w:tc>
+        <w:tc>
+          <w:tcPr>
+            <w:tcW w:type="dxa" w:w="2102"/>
+          </w:tcPr>
+          <w:p>
+            <w:r>
+              <w:rPr>
+                <w:sz w:val="17"/>
+                <w:rFonts w:ascii="맑은 고딕" w:hAnsi="맑은 고딕" w:eastAsia="맑은 고딕" w:cs="맑은 고딕"/>
+              </w:rPr>
+              <w:t>530</w:t>
+            </w:r>
+          </w:p>
+        </w:tc>
+      </w:tr>
+      <w:tr>
+        <w:tc>
+          <w:tcPr>
+            <w:tcW w:type="dxa" w:w="2102"/>
+          </w:tcPr>
+          <w:p>
+            <w:r>
+              <w:rPr>
+                <w:sz w:val="17"/>
+                <w:rFonts w:ascii="맑은 고딕" w:hAnsi="맑은 고딕" w:eastAsia="맑은 고딕" w:cs="맑은 고딕"/>
+              </w:rPr>
+              <w:t>헛경보(FP)</w:t>
+            </w:r>
+          </w:p>
+        </w:tc>
+        <w:tc>
+          <w:tcPr>
+            <w:tcW w:type="dxa" w:w="2102"/>
+          </w:tcPr>
+          <w:p>
+            <w:r>
+              <w:rPr>
+                <w:sz w:val="17"/>
+                <w:rFonts w:ascii="맑은 고딕" w:hAnsi="맑은 고딕" w:eastAsia="맑은 고딕" w:cs="맑은 고딕"/>
+              </w:rPr>
+              <w:t>28.0</w:t>
+            </w:r>
+          </w:p>
+        </w:tc>
+        <w:tc>
+          <w:tcPr>
+            <w:tcW w:type="dxa" w:w="2102"/>
+          </w:tcPr>
+          <w:p>
+            <w:r>
+              <w:rPr>
+                <w:sz w:val="17"/>
+                <w:rFonts w:ascii="맑은 고딕" w:hAnsi="맑은 고딕" w:eastAsia="맑은 고딕" w:cs="맑은 고딕"/>
+              </w:rPr>
+              <w:t>1266077.0</w:t>
+            </w:r>
+          </w:p>
+        </w:tc>
+        <w:tc>
+          <w:tcPr>
+            <w:tcW w:type="dxa" w:w="2102"/>
+          </w:tcPr>
+          <w:p>
+            <w:r>
+              <w:rPr>
+                <w:sz w:val="17"/>
+                <w:rFonts w:ascii="맑은 고딕" w:hAnsi="맑은 고딕" w:eastAsia="맑은 고딕" w:cs="맑은 고딕"/>
+              </w:rPr>
+              <w:t>0.61</w:t>
+            </w:r>
+          </w:p>
+        </w:tc>
+        <w:tc>
+          <w:tcPr>
+            <w:tcW w:type="dxa" w:w="2102"/>
+          </w:tcPr>
+          <w:p>
+            <w:r>
+              <w:rPr>
+                <w:sz w:val="17"/>
+                <w:rFonts w:ascii="맑은 고딕" w:hAnsi="맑은 고딕" w:eastAsia="맑은 고딕" w:cs="맑은 고딕"/>
+              </w:rPr>
+              <w:t>811</w:t>
+            </w:r>
+          </w:p>
+        </w:tc>
+      </w:tr>
+      <w:tr>
+        <w:tc>
+          <w:tcPr>
+            <w:tcW w:type="dxa" w:w="2102"/>
+          </w:tcPr>
+          <w:p>
+            <w:r>
+              <w:rPr>
+                <w:sz w:val="17"/>
+                <w:rFonts w:ascii="맑은 고딕" w:hAnsi="맑은 고딕" w:eastAsia="맑은 고딕" w:cs="맑은 고딕"/>
+              </w:rPr>
+              <w:t>놓침(FN)</w:t>
+            </w:r>
+          </w:p>
+        </w:tc>
+        <w:tc>
+          <w:tcPr>
+            <w:tcW w:type="dxa" w:w="2102"/>
+          </w:tcPr>
+          <w:p>
+            <w:r>
+              <w:rPr>
+                <w:sz w:val="17"/>
+                <w:rFonts w:ascii="맑은 고딕" w:hAnsi="맑은 고딕" w:eastAsia="맑은 고딕" w:cs="맑은 고딕"/>
+              </w:rPr>
+              <w:t>11.0</w:t>
+            </w:r>
+          </w:p>
+        </w:tc>
+        <w:tc>
+          <w:tcPr>
+            <w:tcW w:type="dxa" w:w="2102"/>
+          </w:tcPr>
+          <w:p>
+            <w:r>
+              <w:rPr>
+                <w:sz w:val="17"/>
+                <w:rFonts w:ascii="맑은 고딕" w:hAnsi="맑은 고딕" w:eastAsia="맑은 고딕" w:cs="맑은 고딕"/>
+              </w:rPr>
+              <w:t>933639.0</w:t>
+            </w:r>
+          </w:p>
+        </w:tc>
+        <w:tc>
+          <w:tcPr>
+            <w:tcW w:type="dxa" w:w="2102"/>
+          </w:tcPr>
+          <w:p>
+            <w:r>
+              <w:rPr>
+                <w:sz w:val="17"/>
+                <w:rFonts w:ascii="맑은 고딕" w:hAnsi="맑은 고딕" w:eastAsia="맑은 고딕" w:cs="맑은 고딕"/>
+              </w:rPr>
+              <w:t>0.39</w:t>
+            </w:r>
+          </w:p>
+        </w:tc>
+        <w:tc>
+          <w:tcPr>
+            <w:tcW w:type="dxa" w:w="2102"/>
+          </w:tcPr>
+          <w:p>
+            <w:r>
+              <w:rPr>
+                <w:sz w:val="17"/>
+                <w:rFonts w:ascii="맑은 고딕" w:hAnsi="맑은 고딕" w:eastAsia="맑은 고딕" w:cs="맑은 고딕"/>
+              </w:rPr>
+              <w:t>893</w:t>
+            </w:r>
+          </w:p>
+        </w:tc>
+      </w:tr>
+      <w:tr>
+        <w:tc>
+          <w:tcPr>
+            <w:tcW w:type="dxa" w:w="2102"/>
+          </w:tcPr>
+          <w:p>
+            <w:r>
+              <w:rPr>
+                <w:sz w:val="17"/>
+                <w:rFonts w:ascii="맑은 고딕" w:hAnsi="맑은 고딕" w:eastAsia="맑은 고딕" w:cs="맑은 고딕"/>
+              </w:rPr>
+              <w:t>정상 제외(TN)</w:t>
+            </w:r>
+          </w:p>
+        </w:tc>
+        <w:tc>
+          <w:tcPr>
+            <w:tcW w:type="dxa" w:w="2102"/>
+          </w:tcPr>
+          <w:p>
+            <w:r>
+              <w:rPr>
+                <w:sz w:val="17"/>
+                <w:rFonts w:ascii="맑은 고딕" w:hAnsi="맑은 고딕" w:eastAsia="맑은 고딕" w:cs="맑은 고딕"/>
+              </w:rPr>
+              <w:t>8.0</w:t>
+            </w:r>
+          </w:p>
+        </w:tc>
+        <w:tc>
+          <w:tcPr>
+            <w:tcW w:type="dxa" w:w="2102"/>
+          </w:tcPr>
+          <w:p>
+            <w:r>
+              <w:rPr>
+                <w:sz w:val="17"/>
+                <w:rFonts w:ascii="맑은 고딕" w:hAnsi="맑은 고딕" w:eastAsia="맑은 고딕" w:cs="맑은 고딕"/>
+              </w:rPr>
+              <w:t>845415.0</w:t>
+            </w:r>
+          </w:p>
+        </w:tc>
+        <w:tc>
+          <w:tcPr>
+            <w:tcW w:type="dxa" w:w="2102"/>
+          </w:tcPr>
+          <w:p>
+            <w:r>
+              <w:rPr>
+                <w:sz w:val="17"/>
+                <w:rFonts w:ascii="맑은 고딕" w:hAnsi="맑은 고딕" w:eastAsia="맑은 고딕" w:cs="맑은 고딕"/>
+              </w:rPr>
+              <w:t>0.33</w:t>
+            </w:r>
+          </w:p>
+        </w:tc>
+        <w:tc>
+          <w:tcPr>
+            <w:tcW w:type="dxa" w:w="2102"/>
+          </w:tcPr>
+          <w:p>
+            <w:r>
+              <w:rPr>
+                <w:sz w:val="17"/>
+                <w:rFonts w:ascii="맑은 고딕" w:hAnsi="맑은 고딕" w:eastAsia="맑은 고딕" w:cs="맑은 고딕"/>
+              </w:rPr>
+              <w:t>3245</w:t>
+            </w:r>
+          </w:p>
+        </w:tc>
+      </w:tr>
+    </w:tbl>
+    <w:p>
+      <w:r>
+        <w:rPr>
+          <w:b w:val="0"/>
+          <w:i/>
+          <w:sz w:val="18"/>
+          <w:rFonts w:ascii="맑은 고딕" w:hAnsi="맑은 고딕" w:eastAsia="맑은 고딕" w:cs="맑은 고딕"/>
+        </w:rPr>
+        <w:t>표 44</w:t>
+      </w:r>
+    </w:p>
+    <w:p>
+      <w:r>
+        <w:rPr>
+          <w:b w:val="0"/>
+          <w:i w:val="0"/>
+          <w:sz w:val="19"/>
+          <w:rFonts w:ascii="맑은 고딕" w:hAnsi="맑은 고딕" w:eastAsia="맑은 고딕" w:cs="맑은 고딕"/>
+        </w:rPr>
+        <w:t>읽는 법 — 네 갈래별 중앙값 프로필임. 놓친 칸의 점포 수가 적중 칸보다 작으면 「작아서 못 잡은 것」임.</w:t>
+      </w:r>
+    </w:p>
+    <w:p>
+      <w:r>
+        <w:rPr>
+          <w:b/>
+          <w:i w:val="0"/>
+          <w:sz w:val="20"/>
+          <w:rFonts w:ascii="맑은 고딕" w:hAnsi="맑은 고딕" w:eastAsia="맑은 고딕" w:cs="맑은 고딕"/>
+        </w:rPr>
+        <w:t>해석</w:t>
+      </w:r>
+    </w:p>
+    <w:p>
+      <w:r>
+        <w:rPr>
+          <w:b/>
+          <w:i w:val="0"/>
+          <w:sz w:val="21"/>
+          <w:rFonts w:ascii="맑은 고딕" w:hAnsi="맑은 고딕" w:eastAsia="맑은 고딕" w:cs="맑은 고딕"/>
+        </w:rPr>
+        <w:t>이 표가 곧 이 모델의 사용 설명서다.</w:t>
+      </w:r>
+      <w:r>
+        <w:rPr>
+          <w:b w:val="0"/>
+          <w:i w:val="0"/>
+          <w:sz w:val="21"/>
+          <w:rFonts w:ascii="맑은 고딕" w:hAnsi="맑은 고딕" w:eastAsia="맑은 고딕" w:cs="맑은 고딕"/>
+        </w:rPr>
+        <w:t xml:space="preserve"> 상위 소수를 골라 먼저 확인하는 용도로는 쓸 수 있으나, 「위험한 곳을 빠뜨리지 않는 명단」으로는 쓸 수 없다. 놓침 893칸이 그 한계의 크기다.</w:t>
+      </w:r>
+    </w:p>
+    <w:p>
+      <w:r>
+        <w:rPr>
+          <w:b/>
+          <w:i w:val="0"/>
+          <w:sz w:val="21"/>
+          <w:rFonts w:ascii="맑은 고딕" w:hAnsi="맑은 고딕" w:eastAsia="맑은 고딕" w:cs="맑은 고딕"/>
+        </w:rPr>
+        <w:t>놓친 칸의 성격이 15절의 「정체되어 있으나 변화 시 취약」 유형과 겹친다.</w:t>
+      </w:r>
+      <w:r>
+        <w:rPr>
+          <w:b w:val="0"/>
+          <w:i w:val="0"/>
+          <w:sz w:val="21"/>
+          <w:rFonts w:ascii="맑은 고딕" w:hAnsi="맑은 고딕" w:eastAsia="맑은 고딕" w:cs="맑은 고딕"/>
+        </w:rPr>
+        <w:t xml:space="preserve"> 점수 순위로 좁히는 방식으로는 잡히지 않는 자리이므로, 그 구간은 순위가 아니라 두 축(사건 확률 × 방향 확률)으로 따로 관리해야 한다. 순위와 유형을 함께 써야 하는 이유가 오차 분해에서 다시 나온다.</w:t>
+      </w:r>
+    </w:p>
+    <w:p>
+      <w:r>
+        <w:rPr>
+          <w:b/>
+          <w:i w:val="0"/>
+          <w:sz w:val="21"/>
+          <w:rFonts w:ascii="맑은 고딕" w:hAnsi="맑은 고딕" w:eastAsia="맑은 고딕" w:cs="맑은 고딕"/>
+        </w:rPr>
+        <w:t>헛경보를 줄이는 방향은 규모가 큰 구간에서 찾아야 한다.</w:t>
+      </w:r>
+      <w:r>
+        <w:rPr>
+          <w:b w:val="0"/>
+          <w:i w:val="0"/>
+          <w:sz w:val="21"/>
+          <w:rFonts w:ascii="맑은 고딕" w:hAnsi="맑은 고딕" w:eastAsia="맑은 고딕" w:cs="맑은 고딕"/>
+        </w:rPr>
+        <w:t xml:space="preserve"> 큰 상권은 개·폐업이 잦아 점수가 높게 나오지만 그중 상당수는 결국 줄지 않는다. 이 구간에서는 점수 하나가 아니라 직전 분기 순감소 여부와 함께 보는 것이 낫다.</w:t>
+      </w:r>
+    </w:p>
+    <w:p>
+      <w:r>
+        <w:br w:type="page"/>
+      </w:r>
+    </w:p>
+    <w:p>
+      <w:pPr>
+        <w:pStyle w:val="Heading1"/>
+      </w:pPr>
+      <w:r>
+        <w:rPr>
+          <w:rFonts w:ascii="맑은 고딕" w:hAnsi="맑은 고딕" w:eastAsia="맑은 고딕" w:cs="맑은 고딕"/>
+        </w:rPr>
+        <w:t>20  비즈니스 제언</w:t>
+      </w:r>
+    </w:p>
+    <w:p>
+      <w:r>
+        <w:rPr>
+          <w:b/>
+          <w:i w:val="0"/>
+          <w:sz w:val="22"/>
+          <w:rFonts w:ascii="맑은 고딕" w:hAnsi="맑은 고딕" w:eastAsia="맑은 고딕" w:cs="맑은 고딕"/>
+        </w:rPr>
+        <w:t>핵심 한 줄 — 지원 대상은 업종이 아니라 상권 단위로, 그것도 「두 축」으로 골라야 한다. 규모를 통제하지 않은 목록은 방향이 반대로 나온다.</w:t>
+      </w:r>
+    </w:p>
+    <w:p>
+      <w:r>
+        <w:rPr>
+          <w:b/>
+          <w:i w:val="0"/>
+          <w:sz w:val="20"/>
+          <w:rFonts w:ascii="맑은 고딕" w:hAnsi="맑은 고딕" w:eastAsia="맑은 고딕" w:cs="맑은 고딕"/>
+        </w:rPr>
+        <w:t>왜 이 분석을 했나</w:t>
+      </w:r>
+    </w:p>
+    <w:p>
+      <w:r>
+        <w:rPr>
+          <w:b w:val="0"/>
+          <w:i w:val="0"/>
+          <w:sz w:val="21"/>
+          <w:rFonts w:ascii="맑은 고딕" w:hAnsi="맑은 고딕" w:eastAsia="맑은 고딕" w:cs="맑은 고딕"/>
+        </w:rPr>
+        <w:t>앞 절들의 결과는 그대로 두면 「누구에게 무엇을 하라」로 이어지지 않는다. 각 결론이 어떤 실행으로 옮겨지는지, 그리고 하지 말아야 할 것이 무엇인지를 함께 적었다.</w:t>
+      </w:r>
+    </w:p>
+    <w:p>
+      <w:r>
+        <w:rPr>
+          <w:b/>
+          <w:i w:val="0"/>
+          <w:sz w:val="20"/>
+          <w:rFonts w:ascii="맑은 고딕" w:hAnsi="맑은 고딕" w:eastAsia="맑은 고딕" w:cs="맑은 고딕"/>
+        </w:rPr>
+        <w:t>핵심 결과</w:t>
+      </w:r>
+    </w:p>
+    <w:p>
+      <w:pPr>
+        <w:ind w:left="173"/>
+      </w:pPr>
+      <w:r>
+        <w:rPr>
+          <w:b w:val="0"/>
+          <w:i w:val="0"/>
+          <w:sz w:val="21"/>
+          <w:rFonts w:ascii="맑은 고딕" w:hAnsi="맑은 고딕" w:eastAsia="맑은 고딕" w:cs="맑은 고딕"/>
+        </w:rPr>
+        <w:t xml:space="preserve">• </w:t>
+      </w:r>
+      <w:r>
+        <w:rPr>
+          <w:b/>
+          <w:i w:val="0"/>
+          <w:sz w:val="21"/>
+          <w:rFonts w:ascii="맑은 고딕" w:hAnsi="맑은 고딕" w:eastAsia="맑은 고딕" w:cs="맑은 고딕"/>
+        </w:rPr>
+        <w:t>경보 규모는 상위 100칸 수준으로 운영한다.</w:t>
+      </w:r>
+      <w:r>
+        <w:rPr>
+          <w:b w:val="0"/>
+          <w:i w:val="0"/>
+          <w:sz w:val="21"/>
+          <w:rFonts w:ascii="맑은 고딕" w:hAnsi="맑은 고딕" w:eastAsia="맑은 고딕" w:cs="맑은 고딕"/>
+        </w:rPr>
+        <w:t xml:space="preserve"> 그 지점의 정밀도가 0.600(기저율의 2.31배)이고, 상위 500칸을 넘기면 점포 수 순 목록과 51.6%가 겹쳐 모델을 쓸 이유가 사라진다.</w:t>
+      </w:r>
+    </w:p>
+    <w:p>
+      <w:pPr>
+        <w:ind w:left="173"/>
+      </w:pPr>
+      <w:r>
+        <w:rPr>
+          <w:b w:val="0"/>
+          <w:i w:val="0"/>
+          <w:sz w:val="21"/>
+          <w:rFonts w:ascii="맑은 고딕" w:hAnsi="맑은 고딕" w:eastAsia="맑은 고딕" w:cs="맑은 고딕"/>
+        </w:rPr>
+        <w:t xml:space="preserve">• </w:t>
+      </w:r>
+      <w:r>
+        <w:rPr>
+          <w:b/>
+          <w:i w:val="0"/>
+          <w:sz w:val="21"/>
+          <w:rFonts w:ascii="맑은 고딕" w:hAnsi="맑은 고딕" w:eastAsia="맑은 고딕" w:cs="맑은 고딕"/>
+        </w:rPr>
+        <w:t>대상 선정은 최종 위험도 한 줄이 아니라 두 축으로 한다.</w:t>
+      </w:r>
+      <w:r>
+        <w:rPr>
+          <w:b w:val="0"/>
+          <w:i w:val="0"/>
+          <w:sz w:val="21"/>
+          <w:rFonts w:ascii="맑은 고딕" w:hAnsi="맑은 고딕" w:eastAsia="맑은 고딕" w:cs="맑은 고딕"/>
+        </w:rPr>
+        <w:t xml:space="preserve"> 곱으로 줄 세우면 점포가 많은 상권이 앞에 오고, 「정체되어 있으나 변화 시 취약」(골목상권의 34.7%)이 뒤로 밀려 보이지 않는다.</w:t>
+      </w:r>
+    </w:p>
+    <w:p>
+      <w:pPr>
+        <w:ind w:left="173"/>
+      </w:pPr>
+      <w:r>
+        <w:rPr>
+          <w:b w:val="0"/>
+          <w:i w:val="0"/>
+          <w:sz w:val="21"/>
+          <w:rFonts w:ascii="맑은 고딕" w:hAnsi="맑은 고딕" w:eastAsia="맑은 고딕" w:cs="맑은 고딕"/>
+        </w:rPr>
+        <w:t xml:space="preserve">• </w:t>
+      </w:r>
+      <w:r>
+        <w:rPr>
+          <w:b/>
+          <w:i w:val="0"/>
+          <w:sz w:val="21"/>
+          <w:rFonts w:ascii="맑은 고딕" w:hAnsi="맑은 고딕" w:eastAsia="맑은 고딕" w:cs="맑은 고딕"/>
+        </w:rPr>
+        <w:t>소규모 상권 지원에 먼저 적용한다.</w:t>
+      </w:r>
+      <w:r>
+        <w:rPr>
+          <w:b w:val="0"/>
+          <w:i w:val="0"/>
+          <w:sz w:val="21"/>
+          <w:rFonts w:ascii="맑은 고딕" w:hAnsi="맑은 고딕" w:eastAsia="맑은 고딕" w:cs="맑은 고딕"/>
+        </w:rPr>
+        <w:t xml:space="preserve"> 가장 작은 규모 구간에서 점포 수 규칙은 Lift 0.981로 무작위 아래인데 모델은 1.338이다. 크기로는 못 찾는 곳을 찾는 것이 이 모델의 값이다.</w:t>
+      </w:r>
+    </w:p>
+    <w:p>
+      <w:pPr>
+        <w:ind w:left="173"/>
+      </w:pPr>
+      <w:r>
+        <w:rPr>
+          <w:b w:val="0"/>
+          <w:i w:val="0"/>
+          <w:sz w:val="21"/>
+          <w:rFonts w:ascii="맑은 고딕" w:hAnsi="맑은 고딕" w:eastAsia="맑은 고딕" w:cs="맑은 고딕"/>
+        </w:rPr>
+        <w:t xml:space="preserve">• </w:t>
+      </w:r>
+      <w:r>
+        <w:rPr>
+          <w:b/>
+          <w:i w:val="0"/>
+          <w:sz w:val="21"/>
+          <w:rFonts w:ascii="맑은 고딕" w:hAnsi="맑은 고딕" w:eastAsia="맑은 고딕" w:cs="맑은 고딕"/>
+        </w:rPr>
+        <w:t>업종을 기준으로 지원을 설계하지 않는다.</w:t>
+      </w:r>
+      <w:r>
+        <w:rPr>
+          <w:b w:val="0"/>
+          <w:i w:val="0"/>
+          <w:sz w:val="21"/>
+          <w:rFonts w:ascii="맑은 고딕" w:hAnsi="맑은 고딕" w:eastAsia="맑은 고딕" w:cs="맑은 고딕"/>
+        </w:rPr>
+        <w:t xml:space="preserve"> 규모·유동인구·면적·집객시설을 맞추면 한식음식점은 오히려 6.53%p 안전한 쪽으로 뒤집힌다(네 유형 모두 같은 방향). 「이 업종이 위험하다」는 목록은 규모 교란의 산물이다.</w:t>
+      </w:r>
+    </w:p>
+    <w:p>
+      <w:pPr>
+        <w:ind w:left="173"/>
+      </w:pPr>
+      <w:r>
+        <w:rPr>
+          <w:b w:val="0"/>
+          <w:i w:val="0"/>
+          <w:sz w:val="21"/>
+          <w:rFonts w:ascii="맑은 고딕" w:hAnsi="맑은 고딕" w:eastAsia="맑은 고딕" w:cs="맑은 고딕"/>
+        </w:rPr>
+        <w:t xml:space="preserve">• </w:t>
+      </w:r>
+      <w:r>
+        <w:rPr>
+          <w:b/>
+          <w:i w:val="0"/>
+          <w:sz w:val="21"/>
+          <w:rFonts w:ascii="맑은 고딕" w:hAnsi="맑은 고딕" w:eastAsia="맑은 고딕" w:cs="맑은 고딕"/>
+        </w:rPr>
+        <w:t>입지 처방은 업종별로 나눈다.</w:t>
+      </w:r>
+      <w:r>
+        <w:rPr>
+          <w:b w:val="0"/>
+          <w:i w:val="0"/>
+          <w:sz w:val="21"/>
+          <w:rFonts w:ascii="맑은 고딕" w:hAnsi="맑은 고딕" w:eastAsia="맑은 고딕" w:cs="맑은 고딕"/>
+        </w:rPr>
+        <w:t xml:space="preserve"> 호프-간이주점은 상권유형 효과가 ε²=0.1202로 크지만 치킨전문점은 0.0002로 사실상 0이다. 전자는 입지 조정이, 후자는 입지와 무관한 지원이 맞다.</w:t>
+      </w:r>
+    </w:p>
+    <w:p>
+      <w:pPr>
+        <w:ind w:left="173"/>
+      </w:pPr>
+      <w:r>
+        <w:rPr>
+          <w:b w:val="0"/>
+          <w:i w:val="0"/>
+          <w:sz w:val="21"/>
+          <w:rFonts w:ascii="맑은 고딕" w:hAnsi="맑은 고딕" w:eastAsia="맑은 고딕" w:cs="맑은 고딕"/>
+        </w:rPr>
+        <w:t xml:space="preserve">• </w:t>
+      </w:r>
+      <w:r>
+        <w:rPr>
+          <w:b/>
+          <w:i w:val="0"/>
+          <w:sz w:val="21"/>
+          <w:rFonts w:ascii="맑은 고딕" w:hAnsi="맑은 고딕" w:eastAsia="맑은 고딕" w:cs="맑은 고딕"/>
+        </w:rPr>
+        <w:t>서울시 상권변화지표만으로 대상을 고르지 않는다.</w:t>
+      </w:r>
+      <w:r>
+        <w:rPr>
+          <w:b w:val="0"/>
+          <w:i w:val="0"/>
+          <w:sz w:val="21"/>
+          <w:rFonts w:ascii="맑은 고딕" w:hAnsi="맑은 고딕" w:eastAsia="맑은 고딕" w:cs="맑은 고딕"/>
+        </w:rPr>
+        <w:t xml:space="preserve"> 「상권축소(HL)」 진단의 Lift는 0.937~0.956으로 무작위보다 낮다. 이 지표는 지금까지의 상태 요약이고 다음 분기를 겨냥하지 않는다.</w:t>
+      </w:r>
+    </w:p>
+    <w:p>
+      <w:pPr>
+        <w:ind w:left="173"/>
+      </w:pPr>
+      <w:r>
+        <w:rPr>
+          <w:b w:val="0"/>
+          <w:i w:val="0"/>
+          <w:sz w:val="21"/>
+          <w:rFonts w:ascii="맑은 고딕" w:hAnsi="맑은 고딕" w:eastAsia="맑은 고딕" w:cs="맑은 고딕"/>
+        </w:rPr>
+        <w:t xml:space="preserve">• </w:t>
+      </w:r>
+      <w:r>
+        <w:rPr>
+          <w:b/>
+          <w:i w:val="0"/>
+          <w:sz w:val="21"/>
+          <w:rFonts w:ascii="맑은 고딕" w:hAnsi="맑은 고딕" w:eastAsia="맑은 고딕" w:cs="맑은 고딕"/>
+        </w:rPr>
+        <w:t>행정 경계로 예산을 나누지 않는다.</w:t>
+      </w:r>
+      <w:r>
+        <w:rPr>
+          <w:b w:val="0"/>
+          <w:i w:val="0"/>
+          <w:sz w:val="21"/>
+          <w:rFonts w:ascii="맑은 고딕" w:hAnsi="맑은 고딕" w:eastAsia="맑은 고딕" w:cs="맑은 고딕"/>
+        </w:rPr>
+        <w:t xml:space="preserve"> 같은 자치구 안에서도 상권마다 위험등급이 갈린다. 자치구는 집행 창구로만 쓰고 대상 선정은 상권 단위로 한다.</w:t>
+      </w:r>
+    </w:p>
+    <w:tbl>
+      <w:tblPr>
+        <w:tblStyle w:val="LightGrid-Accent1"/>
+        <w:tblW w:type="auto" w:w="0"/>
+        <w:tblLook w:firstColumn="1" w:firstRow="1" w:lastColumn="0" w:lastRow="0" w:noHBand="0" w:noVBand="1" w:val="04A0"/>
+      </w:tblPr>
+      <w:tblGrid>
+        <w:gridCol w:w="3504"/>
+        <w:gridCol w:w="3504"/>
+        <w:gridCol w:w="3504"/>
+      </w:tblGrid>
+      <w:tr>
+        <w:tc>
+          <w:tcPr>
+            <w:tcW w:type="dxa" w:w="3504"/>
+          </w:tcPr>
+          <w:p>
+            <w:r>
+              <w:rPr>
+                <w:b/>
+                <w:sz w:val="17"/>
+                <w:rFonts w:ascii="맑은 고딕" w:hAnsi="맑은 고딕" w:eastAsia="맑은 고딕" w:cs="맑은 고딕"/>
+              </w:rPr>
+              <w:t>제언</w:t>
+            </w:r>
+          </w:p>
+        </w:tc>
+        <w:tc>
+          <w:tcPr>
+            <w:tcW w:type="dxa" w:w="3504"/>
+          </w:tcPr>
+          <w:p>
+            <w:r>
+              <w:rPr>
+                <w:b/>
+                <w:sz w:val="17"/>
+                <w:rFonts w:ascii="맑은 고딕" w:hAnsi="맑은 고딕" w:eastAsia="맑은 고딕" w:cs="맑은 고딕"/>
+              </w:rPr>
+              <w:t>근거 절</w:t>
+            </w:r>
+          </w:p>
+        </w:tc>
+        <w:tc>
+          <w:tcPr>
+            <w:tcW w:type="dxa" w:w="3504"/>
+          </w:tcPr>
+          <w:p>
+            <w:r>
+              <w:rPr>
+                <w:b/>
+                <w:sz w:val="17"/>
+                <w:rFonts w:ascii="맑은 고딕" w:hAnsi="맑은 고딕" w:eastAsia="맑은 고딕" w:cs="맑은 고딕"/>
+              </w:rPr>
+              <w:t>실행 단위</w:t>
+            </w:r>
+          </w:p>
+        </w:tc>
+      </w:tr>
+      <w:tr>
+        <w:tc>
+          <w:tcPr>
+            <w:tcW w:type="dxa" w:w="3504"/>
+          </w:tcPr>
+          <w:p>
+            <w:r>
+              <w:rPr>
+                <w:sz w:val="17"/>
+                <w:rFonts w:ascii="맑은 고딕" w:hAnsi="맑은 고딕" w:eastAsia="맑은 고딕" w:cs="맑은 고딕"/>
+              </w:rPr>
+              <w:t>상위 100칸으로 경보 규모를 고정</w:t>
+            </w:r>
+          </w:p>
+        </w:tc>
+        <w:tc>
+          <w:tcPr>
+            <w:tcW w:type="dxa" w:w="3504"/>
+          </w:tcPr>
+          <w:p>
+            <w:r>
+              <w:rPr>
+                <w:sz w:val="17"/>
+                <w:rFonts w:ascii="맑은 고딕" w:hAnsi="맑은 고딕" w:eastAsia="맑은 고딕" w:cs="맑은 고딕"/>
+              </w:rPr>
+              <w:t>12절 · 13절</w:t>
+            </w:r>
+          </w:p>
+        </w:tc>
+        <w:tc>
+          <w:tcPr>
+            <w:tcW w:type="dxa" w:w="3504"/>
+          </w:tcPr>
+          <w:p>
+            <w:r>
+              <w:rPr>
+                <w:sz w:val="17"/>
+                <w:rFonts w:ascii="맑은 고딕" w:hAnsi="맑은 고딕" w:eastAsia="맑은 고딕" w:cs="맑은 고딕"/>
+              </w:rPr>
+              <w:t>분기별 위험 목록</w:t>
+            </w:r>
+          </w:p>
+        </w:tc>
+      </w:tr>
+      <w:tr>
+        <w:tc>
+          <w:tcPr>
+            <w:tcW w:type="dxa" w:w="3504"/>
+          </w:tcPr>
+          <w:p>
+            <w:r>
+              <w:rPr>
+                <w:sz w:val="17"/>
+                <w:rFonts w:ascii="맑은 고딕" w:hAnsi="맑은 고딕" w:eastAsia="맑은 고딕" w:cs="맑은 고딕"/>
+              </w:rPr>
+              <w:t>최종 위험도 대신 두 축(4유형)으로 대상 선정</w:t>
+            </w:r>
+          </w:p>
+        </w:tc>
+        <w:tc>
+          <w:tcPr>
+            <w:tcW w:type="dxa" w:w="3504"/>
+          </w:tcPr>
+          <w:p>
+            <w:r>
+              <w:rPr>
+                <w:sz w:val="17"/>
+                <w:rFonts w:ascii="맑은 고딕" w:hAnsi="맑은 고딕" w:eastAsia="맑은 고딕" w:cs="맑은 고딕"/>
+              </w:rPr>
+              <w:t>15절</w:t>
+            </w:r>
+          </w:p>
+        </w:tc>
+        <w:tc>
+          <w:tcPr>
+            <w:tcW w:type="dxa" w:w="3504"/>
+          </w:tcPr>
+          <w:p>
+            <w:r>
+              <w:rPr>
+                <w:sz w:val="17"/>
+                <w:rFonts w:ascii="맑은 고딕" w:hAnsi="맑은 고딕" w:eastAsia="맑은 고딕" w:cs="맑은 고딕"/>
+              </w:rPr>
+              <w:t>상권 × 업종</w:t>
+            </w:r>
+          </w:p>
+        </w:tc>
+      </w:tr>
+      <w:tr>
+        <w:tc>
+          <w:tcPr>
+            <w:tcW w:type="dxa" w:w="3504"/>
+          </w:tcPr>
+          <w:p>
+            <w:r>
+              <w:rPr>
+                <w:sz w:val="17"/>
+                <w:rFonts w:ascii="맑은 고딕" w:hAnsi="맑은 고딕" w:eastAsia="맑은 고딕" w:cs="맑은 고딕"/>
+              </w:rPr>
+              <w:t>소규모 상권 지원에 우선 적용</w:t>
+            </w:r>
+          </w:p>
+        </w:tc>
+        <w:tc>
+          <w:tcPr>
+            <w:tcW w:type="dxa" w:w="3504"/>
+          </w:tcPr>
+          <w:p>
+            <w:r>
+              <w:rPr>
+                <w:sz w:val="17"/>
+                <w:rFonts w:ascii="맑은 고딕" w:hAnsi="맑은 고딕" w:eastAsia="맑은 고딕" w:cs="맑은 고딕"/>
+              </w:rPr>
+              <w:t>6절 · 12절</w:t>
+            </w:r>
+          </w:p>
+        </w:tc>
+        <w:tc>
+          <w:tcPr>
+            <w:tcW w:type="dxa" w:w="3504"/>
+          </w:tcPr>
+          <w:p>
+            <w:r>
+              <w:rPr>
+                <w:sz w:val="17"/>
+                <w:rFonts w:ascii="맑은 고딕" w:hAnsi="맑은 고딕" w:eastAsia="맑은 고딕" w:cs="맑은 고딕"/>
+              </w:rPr>
+              <w:t>점포 수 1~2분위</w:t>
+            </w:r>
+          </w:p>
+        </w:tc>
+      </w:tr>
+      <w:tr>
+        <w:tc>
+          <w:tcPr>
+            <w:tcW w:type="dxa" w:w="3504"/>
+          </w:tcPr>
+          <w:p>
+            <w:r>
+              <w:rPr>
+                <w:sz w:val="17"/>
+                <w:rFonts w:ascii="맑은 고딕" w:hAnsi="맑은 고딕" w:eastAsia="맑은 고딕" w:cs="맑은 고딕"/>
+              </w:rPr>
+              <w:t>업종 기준 지원 설계 배제</w:t>
+            </w:r>
+          </w:p>
+        </w:tc>
+        <w:tc>
+          <w:tcPr>
+            <w:tcW w:type="dxa" w:w="3504"/>
+          </w:tcPr>
+          <w:p>
+            <w:r>
+              <w:rPr>
+                <w:sz w:val="17"/>
+                <w:rFonts w:ascii="맑은 고딕" w:hAnsi="맑은 고딕" w:eastAsia="맑은 고딕" w:cs="맑은 고딕"/>
+              </w:rPr>
+              <w:t>9절</w:t>
+            </w:r>
+          </w:p>
+        </w:tc>
+        <w:tc>
+          <w:tcPr>
+            <w:tcW w:type="dxa" w:w="3504"/>
+          </w:tcPr>
+          <w:p>
+            <w:r>
+              <w:rPr>
+                <w:sz w:val="17"/>
+                <w:rFonts w:ascii="맑은 고딕" w:hAnsi="맑은 고딕" w:eastAsia="맑은 고딕" w:cs="맑은 고딕"/>
+              </w:rPr>
+              <w:t>정책 설계</w:t>
+            </w:r>
+          </w:p>
+        </w:tc>
+      </w:tr>
+      <w:tr>
+        <w:tc>
+          <w:tcPr>
+            <w:tcW w:type="dxa" w:w="3504"/>
+          </w:tcPr>
+          <w:p>
+            <w:r>
+              <w:rPr>
+                <w:sz w:val="17"/>
+                <w:rFonts w:ascii="맑은 고딕" w:hAnsi="맑은 고딕" w:eastAsia="맑은 고딕" w:cs="맑은 고딕"/>
+              </w:rPr>
+              <w:t>입지 처방을 업종별로 분리</w:t>
+            </w:r>
+          </w:p>
+        </w:tc>
+        <w:tc>
+          <w:tcPr>
+            <w:tcW w:type="dxa" w:w="3504"/>
+          </w:tcPr>
+          <w:p>
+            <w:r>
+              <w:rPr>
+                <w:sz w:val="17"/>
+                <w:rFonts w:ascii="맑은 고딕" w:hAnsi="맑은 고딕" w:eastAsia="맑은 고딕" w:cs="맑은 고딕"/>
+              </w:rPr>
+              <w:t>8절</w:t>
+            </w:r>
+          </w:p>
+        </w:tc>
+        <w:tc>
+          <w:tcPr>
+            <w:tcW w:type="dxa" w:w="3504"/>
+          </w:tcPr>
+          <w:p>
+            <w:r>
+              <w:rPr>
+                <w:sz w:val="17"/>
+                <w:rFonts w:ascii="맑은 고딕" w:hAnsi="맑은 고딕" w:eastAsia="맑은 고딕" w:cs="맑은 고딕"/>
+              </w:rPr>
+              <w:t>업종별 프로그램</w:t>
+            </w:r>
+          </w:p>
+        </w:tc>
+      </w:tr>
+      <w:tr>
+        <w:tc>
+          <w:tcPr>
+            <w:tcW w:type="dxa" w:w="3504"/>
+          </w:tcPr>
+          <w:p>
+            <w:r>
+              <w:rPr>
+                <w:sz w:val="17"/>
+                <w:rFonts w:ascii="맑은 고딕" w:hAnsi="맑은 고딕" w:eastAsia="맑은 고딕" w:cs="맑은 고딕"/>
+              </w:rPr>
+              <w:t>상권변화지표 단독 사용 배제</w:t>
+            </w:r>
+          </w:p>
+        </w:tc>
+        <w:tc>
+          <w:tcPr>
+            <w:tcW w:type="dxa" w:w="3504"/>
+          </w:tcPr>
+          <w:p>
+            <w:r>
+              <w:rPr>
+                <w:sz w:val="17"/>
+                <w:rFonts w:ascii="맑은 고딕" w:hAnsi="맑은 고딕" w:eastAsia="맑은 고딕" w:cs="맑은 고딕"/>
+              </w:rPr>
+              <w:t>5절</w:t>
+            </w:r>
+          </w:p>
+        </w:tc>
+        <w:tc>
+          <w:tcPr>
+            <w:tcW w:type="dxa" w:w="3504"/>
+          </w:tcPr>
+          <w:p>
+            <w:r>
+              <w:rPr>
+                <w:sz w:val="17"/>
+                <w:rFonts w:ascii="맑은 고딕" w:hAnsi="맑은 고딕" w:eastAsia="맑은 고딕" w:cs="맑은 고딕"/>
+              </w:rPr>
+              <w:t>대상 선정 기준</w:t>
+            </w:r>
+          </w:p>
+        </w:tc>
+      </w:tr>
+      <w:tr>
+        <w:tc>
+          <w:tcPr>
+            <w:tcW w:type="dxa" w:w="3504"/>
+          </w:tcPr>
+          <w:p>
+            <w:r>
+              <w:rPr>
+                <w:sz w:val="17"/>
+                <w:rFonts w:ascii="맑은 고딕" w:hAnsi="맑은 고딕" w:eastAsia="맑은 고딕" w:cs="맑은 고딕"/>
+              </w:rPr>
+              <w:t>자치구는 집행 창구, 선정은 상권 단위</w:t>
+            </w:r>
+          </w:p>
+        </w:tc>
+        <w:tc>
+          <w:tcPr>
+            <w:tcW w:type="dxa" w:w="3504"/>
+          </w:tcPr>
+          <w:p>
+            <w:r>
+              <w:rPr>
+                <w:sz w:val="17"/>
+                <w:rFonts w:ascii="맑은 고딕" w:hAnsi="맑은 고딕" w:eastAsia="맑은 고딕" w:cs="맑은 고딕"/>
+              </w:rPr>
+              <w:t>17절</w:t>
+            </w:r>
+          </w:p>
+        </w:tc>
+        <w:tc>
+          <w:tcPr>
+            <w:tcW w:type="dxa" w:w="3504"/>
+          </w:tcPr>
+          <w:p>
+            <w:r>
+              <w:rPr>
+                <w:sz w:val="17"/>
+                <w:rFonts w:ascii="맑은 고딕" w:hAnsi="맑은 고딕" w:eastAsia="맑은 고딕" w:cs="맑은 고딕"/>
+              </w:rPr>
+              <w:t>예산 배분</w:t>
+            </w:r>
+          </w:p>
+        </w:tc>
+      </w:tr>
+    </w:tbl>
+    <w:p>
+      <w:r>
+        <w:rPr>
+          <w:b w:val="0"/>
+          <w:i/>
+          <w:sz w:val="18"/>
+          <w:rFonts w:ascii="맑은 고딕" w:hAnsi="맑은 고딕" w:eastAsia="맑은 고딕" w:cs="맑은 고딕"/>
+        </w:rPr>
+        <w:t>표 45</w:t>
+      </w:r>
+    </w:p>
+    <w:p>
+      <w:r>
+        <w:rPr>
+          <w:b/>
+          <w:i w:val="0"/>
+          <w:sz w:val="20"/>
+          <w:rFonts w:ascii="맑은 고딕" w:hAnsi="맑은 고딕" w:eastAsia="맑은 고딕" w:cs="맑은 고딕"/>
+        </w:rPr>
+        <w:t>해석</w:t>
+      </w:r>
+    </w:p>
+    <w:p>
+      <w:r>
+        <w:rPr>
+          <w:b w:val="0"/>
+          <w:i w:val="0"/>
+          <w:sz w:val="21"/>
+          <w:rFonts w:ascii="맑은 고딕" w:hAnsi="맑은 고딕" w:eastAsia="맑은 고딕" w:cs="맑은 고딕"/>
+        </w:rPr>
+        <w:t xml:space="preserve">네 유형은 서로 다른 처방을 요구한다. </w:t>
+      </w:r>
+      <w:r>
+        <w:rPr>
+          <w:b/>
+          <w:i w:val="0"/>
+          <w:sz w:val="21"/>
+          <w:rFonts w:ascii="맑은 고딕" w:hAnsi="맑은 고딕" w:eastAsia="맑은 고딕" w:cs="맑은 고딕"/>
+        </w:rPr>
+        <w:t>「활발하게 변하면서 쇠퇴」</w:t>
+      </w:r>
+      <w:r>
+        <w:rPr>
+          <w:b w:val="0"/>
+          <w:i w:val="0"/>
+          <w:sz w:val="21"/>
+          <w:rFonts w:ascii="맑은 고딕" w:hAnsi="맑은 고딕" w:eastAsia="맑은 고딕" w:cs="맑은 고딕"/>
+        </w:rPr>
+        <w:t xml:space="preserve">(실제 순감소율 36.8%)는 이미 빠져나가는 중이므로 폐업 후 공백을 줄이는 쪽 — 임대 중개·업종 전환 상담이 맞고, </w:t>
+      </w:r>
+      <w:r>
+        <w:rPr>
+          <w:b/>
+          <w:i w:val="0"/>
+          <w:sz w:val="21"/>
+          <w:rFonts w:ascii="맑은 고딕" w:hAnsi="맑은 고딕" w:eastAsia="맑은 고딕" w:cs="맑은 고딕"/>
+        </w:rPr>
+        <w:t>「정체되어 있으나 변화 시 취약」</w:t>
+      </w:r>
+      <w:r>
+        <w:rPr>
+          <w:b w:val="0"/>
+          <w:i w:val="0"/>
+          <w:sz w:val="21"/>
+          <w:rFonts w:ascii="맑은 고딕" w:hAnsi="맑은 고딕" w:eastAsia="맑은 고딕" w:cs="맑은 고딕"/>
+        </w:rPr>
+        <w:t xml:space="preserve">(19.2%)은 평소 조용해서 지표에 걸리지 않으므로 한 곳이 빠질 때 연쇄가 일어나지 않도록 미리 붙잡는 쪽 — 임대료 안정·집객 보강이 맞다. </w:t>
+      </w:r>
+      <w:r>
+        <w:rPr>
+          <w:b/>
+          <w:i w:val="0"/>
+          <w:sz w:val="21"/>
+          <w:rFonts w:ascii="맑은 고딕" w:hAnsi="맑은 고딕" w:eastAsia="맑은 고딕" w:cs="맑은 고딕"/>
+        </w:rPr>
+        <w:t>「활발하나 성장·유지」</w:t>
+      </w:r>
+      <w:r>
+        <w:rPr>
+          <w:b w:val="0"/>
+          <w:i w:val="0"/>
+          <w:sz w:val="21"/>
+          <w:rFonts w:ascii="맑은 고딕" w:hAnsi="맑은 고딕" w:eastAsia="맑은 고딕" w:cs="맑은 고딕"/>
+        </w:rPr>
+        <w:t xml:space="preserve">(31.9%)는 회전이 빠른 것이 정상이므로 개입하지 않고, </w:t>
+      </w:r>
+      <w:r>
+        <w:rPr>
+          <w:b/>
+          <w:i w:val="0"/>
+          <w:sz w:val="21"/>
+          <w:rFonts w:ascii="맑은 고딕" w:hAnsi="맑은 고딕" w:eastAsia="맑은 고딕" w:cs="맑은 고딕"/>
+        </w:rPr>
+        <w:t>「안정적」</w:t>
+      </w:r>
+      <w:r>
+        <w:rPr>
+          <w:b w:val="0"/>
+          <w:i w:val="0"/>
+          <w:sz w:val="21"/>
+          <w:rFonts w:ascii="맑은 고딕" w:hAnsi="맑은 고딕" w:eastAsia="맑은 고딕" w:cs="맑은 고딕"/>
+        </w:rPr>
+        <w:t>(16.6%)은 관찰만 한다.</w:t>
+      </w:r>
+    </w:p>
+    <w:p>
+      <w:r>
+        <w:rPr>
+          <w:b w:val="0"/>
+          <w:i w:val="0"/>
+          <w:sz w:val="21"/>
+          <w:rFonts w:ascii="맑은 고딕" w:hAnsi="맑은 고딕" w:eastAsia="맑은 고딕" w:cs="맑은 고딕"/>
+        </w:rPr>
+        <w:t xml:space="preserve">운영 절차도 함께 정해 두어야 한다. 작동점(상위 몇 칸)은 </w:t>
+      </w:r>
+      <w:r>
+        <w:rPr>
+          <w:b/>
+          <w:i w:val="0"/>
+          <w:sz w:val="21"/>
+          <w:rFonts w:ascii="맑은 고딕" w:hAnsi="맑은 고딕" w:eastAsia="맑은 고딕" w:cs="맑은 고딕"/>
+        </w:rPr>
+        <w:t>검증 분기에서 정하고 테스트에 옮기는 규칙</w:t>
+      </w:r>
+      <w:r>
+        <w:rPr>
+          <w:b w:val="0"/>
+          <w:i w:val="0"/>
+          <w:sz w:val="21"/>
+          <w:rFonts w:ascii="맑은 고딕" w:hAnsi="맑은 고딕" w:eastAsia="맑은 고딕" w:cs="맑은 고딕"/>
+        </w:rPr>
+        <w:t xml:space="preserve">을 지켜야 하며, 분기마다 목록을 새로 뽑되 </w:t>
+      </w:r>
+      <w:r>
+        <w:rPr>
+          <w:b/>
+          <w:i w:val="0"/>
+          <w:sz w:val="21"/>
+          <w:rFonts w:ascii="맑은 고딕" w:hAnsi="맑은 고딕" w:eastAsia="맑은 고딕" w:cs="맑은 고딕"/>
+        </w:rPr>
+        <w:t>직전 분기 목록과의 겹침</w:t>
+      </w:r>
+      <w:r>
+        <w:rPr>
+          <w:b w:val="0"/>
+          <w:i w:val="0"/>
+          <w:sz w:val="21"/>
+          <w:rFonts w:ascii="맑은 고딕" w:hAnsi="맑은 고딕" w:eastAsia="맑은 고딕" w:cs="맑은 고딕"/>
+        </w:rPr>
+        <w:t>을 함께 보고해야 한다. 겹침이 갑자기 커지면 모델이 규모를 배우기 시작했다는 신호다.</w:t>
+      </w:r>
+    </w:p>
+    <w:p>
+      <w:r>
+        <w:rPr>
+          <w:b w:val="0"/>
+          <w:i w:val="0"/>
+          <w:sz w:val="21"/>
+          <w:rFonts w:ascii="맑은 고딕" w:hAnsi="맑은 고딕" w:eastAsia="맑은 고딕" w:cs="맑은 고딕"/>
+        </w:rPr>
+        <w:t xml:space="preserve">마지막으로 이 분석이 답하지 못한 것을 명시해 둔다. </w:t>
+      </w:r>
+      <w:r>
+        <w:rPr>
+          <w:b/>
+          <w:i w:val="0"/>
+          <w:sz w:val="21"/>
+          <w:rFonts w:ascii="맑은 고딕" w:hAnsi="맑은 고딕" w:eastAsia="맑은 고딕" w:cs="맑은 고딕"/>
+        </w:rPr>
+        <w:t>상권 경계 폴리곤</w:t>
+      </w:r>
+      <w:r>
+        <w:rPr>
+          <w:b w:val="0"/>
+          <w:i w:val="0"/>
+          <w:sz w:val="21"/>
+          <w:rFonts w:ascii="맑은 고딕" w:hAnsi="맑은 고딕" w:eastAsia="맑은 고딕" w:cs="맑은 고딕"/>
+        </w:rPr>
+        <w:t xml:space="preserve">이 없어 면 단위 지도를 그릴 수 없고, </w:t>
+      </w:r>
+      <w:r>
+        <w:rPr>
+          <w:b/>
+          <w:i w:val="0"/>
+          <w:sz w:val="21"/>
+          <w:rFonts w:ascii="맑은 고딕" w:hAnsi="맑은 고딕" w:eastAsia="맑은 고딕" w:cs="맑은 고딕"/>
+        </w:rPr>
+        <w:t>테스트가 한 분기</w:t>
+      </w:r>
+      <w:r>
+        <w:rPr>
+          <w:b w:val="0"/>
+          <w:i w:val="0"/>
+          <w:sz w:val="21"/>
+          <w:rFonts w:ascii="맑은 고딕" w:hAnsi="맑은 고딕" w:eastAsia="맑은 고딕" w:cs="맑은 고딕"/>
+        </w:rPr>
+        <w:t>이므로 분기를 늘려 재확인해야 한다. 「큰 골목상권이 왜 다른 유형처럼 움직이는가」도 열려 있다. 이 셋은 다음 분석의 과제다.</w:t>
       </w:r>
     </w:p>
     <w:sectPr>
